--- a/data/revised_2026-10_full/tracked/v2/General_Science/SS3.1_Turning_Effect_of_Force/General_Science_Turning_Effect_of_Force_CBE_LessonSequence_TRACKED.docx
+++ b/data/revised_2026-10_full/tracked/v2/General_Science/SS3.1_Turning_Effect_of_Force/General_Science_Turning_Effect_of_Force_CBE_LessonSequence_TRACKED.docx
@@ -427,10 +427,10 @@
               <w:spacing w:after="40" w:before="0"/>
               <w:jc w:val="left"/>
               <w:rPr>
-                <w:ins w:id="9002" w:author="Claude (AI) - proposed" w:date="2026-10-15T20:14:53Z"/>
-              </w:rPr>
-            </w:pPr>
-            <w:ins w:id="9001" w:author="Claude (AI) - proposed" w:date="2026-10-15T20:14:53Z">
+                <w:ins w:id="9002" w:author="Claude (AI) - proposed" w:date="2026-10-18T00:30:20Z"/>
+              </w:rPr>
+            </w:pPr>
+            <w:ins w:id="9001" w:author="Claude (AI) - proposed" w:date="2026-10-18T00:30:20Z">
               <w:r>
                 <w:rPr>
                   <w:rFonts w:ascii="Arial" w:cs="Arial" w:eastAsia="Arial" w:hAnsi="Arial"/>
@@ -452,10 +452,10 @@
               <w:spacing w:after="40" w:before="0"/>
               <w:jc w:val="left"/>
               <w:rPr>
-                <w:del w:id="9004" w:author="Claude (AI) - proposed" w:date="2026-10-15T20:14:53Z"/>
-              </w:rPr>
-            </w:pPr>
-            <w:del w:id="9003" w:author="Claude (AI) - proposed" w:date="2026-10-15T20:14:53Z">
+                <w:del w:id="9004" w:author="Claude (AI) - proposed" w:date="2026-10-18T00:30:20Z"/>
+              </w:rPr>
+            </w:pPr>
+            <w:del w:id="9003" w:author="Claude (AI) - proposed" w:date="2026-10-18T00:30:20Z">
               <w:r>
                 <w:rPr>
                   <w:rFonts w:ascii="Arial" w:cs="Arial" w:eastAsia="Arial" w:hAnsi="Arial"/>
@@ -1758,7 +1758,7 @@
               </w:rPr>
               <w:t xml:space="preserve">Lesson 4 — OBSERVE/INVESTIGATE (Anti-Parallel Forces and Couples): Learners are introduced to anti-parallel forces through </w:t>
             </w:r>
-            <w:del w:id="9005" w:author="Claude (AI) - proposed" w:date="2026-10-15T20:14:53Z">
+            <w:del w:id="9005" w:author="Claude (AI) - proposed" w:date="2026-10-18T00:30:20Z">
               <w:r>
                 <w:rPr>
                   <w:rFonts w:ascii="Arial" w:cs="Arial" w:eastAsia="Arial" w:hAnsi="Arial"/>
@@ -1773,7 +1773,7 @@
                 <w:delText xml:space="preserve">the supporting phenomenon of the wheelbarrow and the door-handle</w:delText>
               </w:r>
             </w:del>
-            <w:ins w:id="9006" w:author="Claude (AI) - proposed" w:date="2026-10-15T20:14:53Z">
+            <w:ins w:id="9006" w:author="Claude (AI) - proposed" w:date="2026-10-18T00:30:20Z">
               <w:r>
                 <w:rPr>
                   <w:rFonts w:ascii="Arial" w:cs="Arial" w:eastAsia="Arial" w:hAnsi="Arial"/>
@@ -2069,7 +2069,7 @@
               </w:rPr>
               <w:t xml:space="preserve">–  Wheelbarrow on a Construction Site: A fundi (builder) in Mombasa loads heavy cement blocks into a wheelbarrow and lifts the handles to move the load. The single wheel acts as a pivot. Learners notice that placing the load </w:t>
             </w:r>
-            <w:del w:id="9007" w:author="Claude (AI) - proposed" w:date="2026-10-15T20:14:53Z">
+            <w:del w:id="9007" w:author="Claude (AI) - proposed" w:date="2026-10-18T00:30:20Z">
               <w:r>
                 <w:rPr>
                   <w:rFonts w:ascii="Arial" w:cs="Arial" w:eastAsia="Arial" w:hAnsi="Arial"/>
@@ -2084,7 +2084,7 @@
                 <w:delText xml:space="preserve">above</w:delText>
               </w:r>
             </w:del>
-            <w:ins w:id="9008" w:author="Claude (AI) - proposed" w:date="2026-10-15T20:14:53Z">
+            <w:ins w:id="9008" w:author="Claude (AI) - proposed" w:date="2026-10-18T00:30:20Z">
               <w:r>
                 <w:rPr>
                   <w:rFonts w:ascii="Arial" w:cs="Arial" w:eastAsia="Arial" w:hAnsi="Arial"/>
@@ -2112,7 +2112,7 @@
               </w:rPr>
               <w:t xml:space="preserve"> the wheel (</w:t>
             </w:r>
-            <w:del w:id="9009" w:author="Claude (AI) - proposed" w:date="2026-10-15T20:14:53Z">
+            <w:del w:id="9009" w:author="Claude (AI) - proposed" w:date="2026-10-18T00:30:20Z">
               <w:r>
                 <w:rPr>
                   <w:rFonts w:ascii="Arial" w:cs="Arial" w:eastAsia="Arial" w:hAnsi="Arial"/>
@@ -2140,7 +2140,7 @@
               </w:rPr>
               <w:t xml:space="preserve">the pivot) is much </w:t>
             </w:r>
-            <w:del w:id="9010" w:author="Claude (AI) - proposed" w:date="2026-10-15T20:14:53Z">
+            <w:del w:id="9010" w:author="Claude (AI) - proposed" w:date="2026-10-18T00:30:20Z">
               <w:r>
                 <w:rPr>
                   <w:rFonts w:ascii="Arial" w:cs="Arial" w:eastAsia="Arial" w:hAnsi="Arial"/>
@@ -2155,7 +2155,7 @@
                 <w:delText xml:space="preserve">harder</w:delText>
               </w:r>
             </w:del>
-            <w:ins w:id="9011" w:author="Claude (AI) - proposed" w:date="2026-10-15T20:14:53Z">
+            <w:ins w:id="9011" w:author="Claude (AI) - proposed" w:date="2026-10-18T00:30:20Z">
               <w:r>
                 <w:rPr>
                   <w:rFonts w:ascii="Arial" w:cs="Arial" w:eastAsia="Arial" w:hAnsi="Arial"/>
@@ -2183,7 +2183,7 @@
               </w:rPr>
               <w:t xml:space="preserve"> to lift than placing it further back </w:t>
             </w:r>
-            <w:del w:id="9012" w:author="Claude (AI) - proposed" w:date="2026-10-15T20:14:53Z">
+            <w:del w:id="9012" w:author="Claude (AI) - proposed" w:date="2026-10-18T00:30:20Z">
               <w:r>
                 <w:rPr>
                   <w:rFonts w:ascii="Arial" w:cs="Arial" w:eastAsia="Arial" w:hAnsi="Arial"/>
@@ -2198,7 +2198,7 @@
                 <w:delText xml:space="preserve">— the opposite of what they might expect</w:delText>
               </w:r>
             </w:del>
-            <w:ins w:id="9013" w:author="Claude (AI) - proposed" w:date="2026-10-15T20:14:53Z">
+            <w:ins w:id="9013" w:author="Claude (AI) - proposed" w:date="2026-10-18T00:30:20Z">
               <w:r>
                 <w:rPr>
                   <w:rFonts w:ascii="Arial" w:cs="Arial" w:eastAsia="Arial" w:hAnsi="Arial"/>
@@ -2368,7 +2368,7 @@
         </w:rPr>
         <w:t xml:space="preserve">© 2026 SeaVuria and ARES. This work is licensed under a </w:t>
       </w:r>
-      <w:hyperlink w:history="1" r:id="rIdmj7q8qp2n5etamn0awid7">
+      <w:hyperlink w:history="1" r:id="rIdn_mqnatgpi4rvkvvjjcea">
         <w:r>
           <w:rPr>
             <w:rFonts w:ascii="Arial" w:cs="Arial" w:eastAsia="Arial" w:hAnsi="Arial"/>
@@ -2388,7 +2388,7 @@
         </w:rPr>
         <w:t xml:space="preserve"> (</w:t>
       </w:r>
-      <w:hyperlink w:history="1" r:id="rIdzmr_qaty7iwfbpvtp_afq">
+      <w:hyperlink w:history="1" r:id="rIdsnr6i93oc5k-_jdgewihp">
         <w:r>
           <w:rPr>
             <w:rFonts w:ascii="Arial" w:cs="Arial" w:eastAsia="Arial" w:hAnsi="Arial"/>
@@ -2408,7 +2408,7 @@
         </w:rPr>
         <w:t xml:space="preserve">). To view a copy of this license, visit </w:t>
       </w:r>
-      <w:hyperlink w:history="1" r:id="rId0iibgyotuwnlczp7xfpnk">
+      <w:hyperlink w:history="1" r:id="rIdirfixgta9muejee4ztfhi">
         <w:r>
           <w:rPr>
             <w:rFonts w:ascii="Arial" w:cs="Arial" w:eastAsia="Arial" w:hAnsi="Arial"/>
@@ -3159,7 +3159,7 @@
               </w:rPr>
               <w:t xml:space="preserve">Lesson 1 opens the entire Turning Effect of Force unit by presenting the Jembe Handle Puzzle as the anchoring phenomenon. The teacher shows a short video clip (or live demonstration) of two learners using jembes with identical blade weights but different handle lengths to dig the same patch of school-garden soil in Kericho. Learners individually write predictions, share them with the class, and see all ideas recorded — unconfirmed — on the Driving Question Board. The lesson closes with learners sketching an initial explanatory model of "where the force goes" when gripping a long versus short jembe handle. </w:t>
             </w:r>
-            <w:del w:id="9014" w:author="Claude (AI) - proposed" w:date="2026-10-15T20:14:53Z">
+            <w:del w:id="9014" w:author="Claude (AI) - proposed" w:date="2026-10-18T00:30:20Z">
               <w:r>
                 <w:rPr>
                   <w:rFonts w:ascii="Arial" w:cs="Arial" w:eastAsia="Arial" w:hAnsi="Arial"/>
@@ -3174,7 +3174,7 @@
                 <w:delText xml:space="preserve">No scientific vocabulary (moment, torque, pivot) is formally introduced yet</w:delText>
               </w:r>
             </w:del>
-            <w:ins w:id="9015" w:author="Claude (AI) - proposed" w:date="2026-10-15T20:14:53Z">
+            <w:ins w:id="9015" w:author="Claude (AI) - proposed" w:date="2026-10-18T00:30:20Z">
               <w:r>
                 <w:rPr>
                   <w:rFonts w:ascii="Arial" w:cs="Arial" w:eastAsia="Arial" w:hAnsi="Arial"/>
@@ -3490,7 +3490,7 @@
             <w:pPr>
               <w:spacing w:after="20" w:before="0"/>
             </w:pPr>
-            <w:hyperlink w:history="1" r:id="rIdbuhnlapvzhchy1h99lznk">
+            <w:hyperlink w:history="1" r:id="rIdxc294bmz2g4jsnpyk3gds">
               <w:r>
                 <w:rPr>
                   <w:rFonts w:ascii="Arial" w:cs="Arial" w:eastAsia="Arial" w:hAnsi="Arial"/>
@@ -3539,7 +3539,7 @@
               <w:spacing w:after="10" w:before="0"/>
               <w:ind w:left="120"/>
             </w:pPr>
-            <w:hyperlink w:history="1" r:id="rIdfcy67is1rcovbrlcmzjxb">
+            <w:hyperlink w:history="1" r:id="rIdevdl1ms5mbo6jq8ajej_o">
               <w:r>
                 <w:rPr>
                   <w:rFonts w:ascii="Arial" w:cs="Arial" w:eastAsia="Arial" w:hAnsi="Arial"/>
@@ -3601,7 +3601,7 @@
               <w:spacing w:after="10" w:before="0"/>
               <w:ind w:left="120"/>
             </w:pPr>
-            <w:hyperlink w:history="1" r:id="rIdicgj5cpttshtsrtou8cpi">
+            <w:hyperlink w:history="1" r:id="rIdf5ioeum8slksee7cex2pl">
               <w:r>
                 <w:rPr>
                   <w:rFonts w:ascii="Arial" w:cs="Arial" w:eastAsia="Arial" w:hAnsi="Arial"/>
@@ -3694,7 +3694,7 @@
               </w:rPr>
               <w:t xml:space="preserve">BEFORE VIDEO: Teacher says exactly — 'Before I show you anything, I want you to think about the last time you or someone in your family used a jembe. Where did you grip it? Did it matter?' Allow 15 seconds WAIT TIME for private thinking. Then: 'You are about to watch a short clip. Your job is to be a scientist — notice everything, judge nothing yet.' Play the video or conduct the live demonstration. DURING VIDEO: Teacher is silent — do not narrate or explain. AFTER VIDEO (immediate): Teacher says — 'In your exercise book, write the heading: MY PREDICTION — Lesson 1. Now write answers to the three questions on the board. You have 4 minutes. Do not talk to your neighbour yet — I want YOUR thinking, not your friend's.' Teacher circulates, reading over shoulders, and uses a tally on a clipboard to note three categories of prediction emerging: (A) predictions about force size, (B) predictions about distance/position, (C) other. Teacher does NOT correct or affirm any prediction. After 4 minutes, teacher says — 'Pens down. Now, cold-call: I will ask </w:t>
             </w:r>
-            <w:del w:id="9016" w:author="Claude (AI) - proposed" w:date="2026-10-15T20:14:53Z">
+            <w:del w:id="9016" w:author="Claude (AI) - proposed" w:date="2026-10-18T00:30:20Z">
               <w:r>
                 <w:rPr>
                   <w:rFonts w:ascii="Arial" w:cs="Arial" w:eastAsia="Arial" w:hAnsi="Arial"/>
@@ -3709,7 +3709,7 @@
                 <w:delText xml:space="preserve">five</w:delText>
               </w:r>
             </w:del>
-            <w:ins w:id="9017" w:author="Claude (AI) - proposed" w:date="2026-10-15T20:14:53Z">
+            <w:ins w:id="9017" w:author="Claude (AI) - proposed" w:date="2026-10-18T00:30:20Z">
               <w:r>
                 <w:rPr>
                   <w:rFonts w:ascii="Arial" w:cs="Arial" w:eastAsia="Arial" w:hAnsi="Arial"/>
@@ -3737,7 +3737,7 @@
               </w:rPr>
               <w:t xml:space="preserve"> of you to read your prediction aloud — anyone can be called.' Cold-call </w:t>
             </w:r>
-            <w:del w:id="9018" w:author="Claude (AI) - proposed" w:date="2026-10-15T20:14:53Z">
+            <w:del w:id="9018" w:author="Claude (AI) - proposed" w:date="2026-10-18T00:30:20Z">
               <w:r>
                 <w:rPr>
                   <w:rFonts w:ascii="Arial" w:cs="Arial" w:eastAsia="Arial" w:hAnsi="Arial"/>
@@ -3752,7 +3752,7 @@
                 <w:delText xml:space="preserve">5 learners deliberately choosing a spread: 1 from category A, 1 from B, 1 from C, 1 who seems uncertain, 1 high-confidence writer</w:delText>
               </w:r>
             </w:del>
-            <w:ins w:id="9019" w:author="Claude (AI) - proposed" w:date="2026-10-15T20:14:53Z">
+            <w:ins w:id="9019" w:author="Claude (AI) - proposed" w:date="2026-10-18T00:30:20Z">
               <w:r>
                 <w:rPr>
                   <w:rFonts w:ascii="Arial" w:cs="Arial" w:eastAsia="Arial" w:hAnsi="Arial"/>
@@ -3902,7 +3902,7 @@
             <w:pPr>
               <w:spacing w:after="20" w:before="0"/>
             </w:pPr>
-            <w:hyperlink w:history="1" r:id="rIdugvj_u3czfpxjcvtplq09">
+            <w:hyperlink w:history="1" r:id="rIdnzrmiojax33p0yqsfplcd">
               <w:r>
                 <w:rPr>
                   <w:rFonts w:ascii="Arial" w:cs="Arial" w:eastAsia="Arial" w:hAnsi="Arial"/>
@@ -3951,7 +3951,7 @@
               <w:spacing w:after="10" w:before="0"/>
               <w:ind w:left="120"/>
             </w:pPr>
-            <w:hyperlink w:history="1" r:id="rIdqszsh65wzwxd-z_x8ig4w">
+            <w:hyperlink w:history="1" r:id="rIdps70josvbgy-xtcx6kzlz">
               <w:r>
                 <w:rPr>
                   <w:rFonts w:ascii="Arial" w:cs="Arial" w:eastAsia="Arial" w:hAnsi="Arial"/>
@@ -4013,7 +4013,7 @@
               <w:spacing w:after="10" w:before="0"/>
               <w:ind w:left="120"/>
             </w:pPr>
-            <w:hyperlink w:history="1" r:id="rId76fvhn8uzipallxwub7yj">
+            <w:hyperlink w:history="1" r:id="rId45pxswe_y_skqjv3ulgpa">
               <w:r>
                 <w:rPr>
                   <w:rFonts w:ascii="Arial" w:cs="Arial" w:eastAsia="Arial" w:hAnsi="Arial"/>
@@ -4073,7 +4073,7 @@
               </w:rPr>
               <w:t xml:space="preserve">The teacher replays the video (or repeats the demonstration) — this time learners use an OBSERVATION GUIDE to collect structured evidence. The guide has four columns: (1) What I see happening with Amina's long-handled jembe; (2) What I see happening with Juma's short-handled jembe; (3) What is the SAME about both jembes/situations; (4) What is DIFFERENT. Learners complete the guide individually during the second viewing (3 minutes), then share in pairs for 2 minutes using the sentence stem: 'I noticed _____ which made me think _____.' After pair-share, the teacher conducts a whole-class share-out: cold-calls </w:t>
             </w:r>
-            <w:del w:id="9020" w:author="Claude (AI) - proposed" w:date="2026-10-15T20:14:53Z">
+            <w:del w:id="9020" w:author="Claude (AI) - proposed" w:date="2026-10-18T00:30:20Z">
               <w:r>
                 <w:rPr>
                   <w:rFonts w:ascii="Arial" w:cs="Arial" w:eastAsia="Arial" w:hAnsi="Arial"/>
@@ -4088,7 +4088,7 @@
                 <w:delText xml:space="preserve">4</w:delText>
               </w:r>
             </w:del>
-            <w:ins w:id="9021" w:author="Claude (AI) - proposed" w:date="2026-10-15T20:14:53Z">
+            <w:ins w:id="9021" w:author="Claude (AI) - proposed" w:date="2026-10-18T00:30:20Z">
               <w:r>
                 <w:rPr>
                   <w:rFonts w:ascii="Arial" w:cs="Arial" w:eastAsia="Arial" w:hAnsi="Arial"/>
@@ -4149,7 +4149,7 @@
               </w:rPr>
               <w:t xml:space="preserve">Before second viewing: 'This time, you are collecting evidence — like a detective. Use your observation guide. I will pause the video at 1 minute 10 seconds — use that pause to catch up on your writing.' Play video; pause at 1:10; allow 20 seconds writing time; resume. After video: 'Turn to the person next to you. You have exactly 2 minutes — use the sentence stem on the board: I noticed _____ which made me think _____. Go.' Teacher circulates and listens actively; notes 2 observations that surprise or that contain nascent scientific thinking. After 2 minutes: 'Time. Let us share. I will cold-call </w:t>
             </w:r>
-            <w:del w:id="9022" w:author="Claude (AI) - proposed" w:date="2026-10-15T20:14:53Z">
+            <w:del w:id="9022" w:author="Claude (AI) - proposed" w:date="2026-10-18T00:30:20Z">
               <w:r>
                 <w:rPr>
                   <w:rFonts w:ascii="Arial" w:cs="Arial" w:eastAsia="Arial" w:hAnsi="Arial"/>
@@ -4164,7 +4164,7 @@
                 <w:delText xml:space="preserve">four</w:delText>
               </w:r>
             </w:del>
-            <w:ins w:id="9023" w:author="Claude (AI) - proposed" w:date="2026-10-15T20:14:53Z">
+            <w:ins w:id="9023" w:author="Claude (AI) - proposed" w:date="2026-10-18T00:30:20Z">
               <w:r>
                 <w:rPr>
                   <w:rFonts w:ascii="Arial" w:cs="Arial" w:eastAsia="Arial" w:hAnsi="Arial"/>
@@ -4314,7 +4314,7 @@
             <w:pPr>
               <w:spacing w:after="20" w:before="0"/>
             </w:pPr>
-            <w:hyperlink w:history="1" r:id="rIdzpsx5ngypbgye-baa8v75">
+            <w:hyperlink w:history="1" r:id="rId37ia6y7vzicimnu6xulf4">
               <w:r>
                 <w:rPr>
                   <w:rFonts w:ascii="Arial" w:cs="Arial" w:eastAsia="Arial" w:hAnsi="Arial"/>
@@ -4363,7 +4363,7 @@
               <w:spacing w:after="10" w:before="0"/>
               <w:ind w:left="120"/>
             </w:pPr>
-            <w:hyperlink w:history="1" r:id="rIdxyoqzkfue3b28jc5s90dd">
+            <w:hyperlink w:history="1" r:id="rIdmtg5ezpd1wdmwvgpc-mkb">
               <w:r>
                 <w:rPr>
                   <w:rFonts w:ascii="Arial" w:cs="Arial" w:eastAsia="Arial" w:hAnsi="Arial"/>
@@ -4425,7 +4425,7 @@
               <w:spacing w:after="10" w:before="0"/>
               <w:ind w:left="120"/>
             </w:pPr>
-            <w:hyperlink w:history="1" r:id="rIdma4ahhyky6phenejcmkou">
+            <w:hyperlink w:history="1" r:id="rIdsux2yskjdcbctrkazc-f1">
               <w:r>
                 <w:rPr>
                   <w:rFonts w:ascii="Arial" w:cs="Arial" w:eastAsia="Arial" w:hAnsi="Arial"/>
@@ -4485,7 +4485,7 @@
               </w:rPr>
               <w:t xml:space="preserve">Learners return to their original PREDICT sheet and use a coloured pen to annotate: 'What would I change or add to my prediction now that I have observed more carefully?' (2 minutes silent writing). Then the class engages in a structured THINK-PAIR-SHARE around the question: 'What is it about where you hold the jembe that matters — and why?' </w:t>
             </w:r>
-            <w:del w:id="9024" w:author="Claude (AI) - proposed" w:date="2026-10-15T20:14:53Z">
+            <w:del w:id="9024" w:author="Claude (AI) - proposed" w:date="2026-10-18T00:30:20Z">
               <w:r>
                 <w:rPr>
                   <w:rFonts w:ascii="Arial" w:cs="Arial" w:eastAsia="Arial" w:hAnsi="Arial"/>
@@ -4500,7 +4500,7 @@
                 <w:delText xml:space="preserve">Pairs share with another pair (groups of 4) for 3 minutes; each group of 4 must agree</w:delText>
               </w:r>
             </w:del>
-            <w:ins w:id="9025" w:author="Claude (AI) - proposed" w:date="2026-10-15T20:14:53Z">
+            <w:ins w:id="9025" w:author="Claude (AI) - proposed" w:date="2026-10-18T00:30:20Z">
               <w:r>
                 <w:rPr>
                   <w:rFonts w:ascii="Arial" w:cs="Arial" w:eastAsia="Arial" w:hAnsi="Arial"/>
@@ -4528,7 +4528,7 @@
               </w:rPr>
               <w:t xml:space="preserve"> on one shared sentence</w:t>
             </w:r>
-            <w:ins w:id="9026" w:author="Claude (AI) - proposed" w:date="2026-10-15T20:14:53Z">
+            <w:ins w:id="9026" w:author="Claude (AI) - proposed" w:date="2026-10-18T00:30:20Z">
               <w:r>
                 <w:rPr>
                   <w:rFonts w:ascii="Arial" w:cs="Arial" w:eastAsia="Arial" w:hAnsi="Arial"/>
@@ -4556,7 +4556,7 @@
               </w:rPr>
               <w:t xml:space="preserve"> that starts: 'We think the distance from the blade pivot matters because ___.' Each </w:t>
             </w:r>
-            <w:del w:id="9027" w:author="Claude (AI) - proposed" w:date="2026-10-15T20:14:53Z">
+            <w:del w:id="9027" w:author="Claude (AI) - proposed" w:date="2026-10-18T00:30:20Z">
               <w:r>
                 <w:rPr>
                   <w:rFonts w:ascii="Arial" w:cs="Arial" w:eastAsia="Arial" w:hAnsi="Arial"/>
@@ -4571,7 +4571,7 @@
                 <w:delText xml:space="preserve">group</w:delText>
               </w:r>
             </w:del>
-            <w:ins w:id="9028" w:author="Claude (AI) - proposed" w:date="2026-10-15T20:14:53Z">
+            <w:ins w:id="9028" w:author="Claude (AI) - proposed" w:date="2026-10-18T00:30:20Z">
               <w:r>
                 <w:rPr>
                   <w:rFonts w:ascii="Arial" w:cs="Arial" w:eastAsia="Arial" w:hAnsi="Arial"/>
@@ -4632,7 +4632,7 @@
               </w:rPr>
               <w:t xml:space="preserve">Distribute coloured pens (or ask learners to use a different ink colour). 'Go back to your prediction. Do NOT cross anything out — use your coloured pen to add or change. You have 2 minutes.' After 2 minutes: 'Now share with your partner</w:t>
             </w:r>
-            <w:del w:id="9029" w:author="Claude (AI) - proposed" w:date="2026-10-15T20:14:53Z">
+            <w:del w:id="9029" w:author="Claude (AI) - proposed" w:date="2026-10-18T00:30:20Z">
               <w:r>
                 <w:rPr>
                   <w:rFonts w:ascii="Arial" w:cs="Arial" w:eastAsia="Arial" w:hAnsi="Arial"/>
@@ -4647,7 +4647,7 @@
                 <w:delText xml:space="preserve"> — then join with the pair behind you. Your group of four</w:delText>
               </w:r>
             </w:del>
-            <w:ins w:id="9030" w:author="Claude (AI) - proposed" w:date="2026-10-15T20:14:53Z">
+            <w:ins w:id="9030" w:author="Claude (AI) - proposed" w:date="2026-10-18T00:30:20Z">
               <w:r>
                 <w:rPr>
                   <w:rFonts w:ascii="Arial" w:cs="Arial" w:eastAsia="Arial" w:hAnsi="Arial"/>
@@ -4675,7 +4675,7 @@
               </w:rPr>
               <w:t xml:space="preserve"> must write ONE agreed sentence on this strip of paper: We think the distance from the blade pivot matters because ___. You have </w:t>
             </w:r>
-            <w:del w:id="9031" w:author="Claude (AI) - proposed" w:date="2026-10-15T20:14:53Z">
+            <w:del w:id="9031" w:author="Claude (AI) - proposed" w:date="2026-10-18T00:30:20Z">
               <w:r>
                 <w:rPr>
                   <w:rFonts w:ascii="Arial" w:cs="Arial" w:eastAsia="Arial" w:hAnsi="Arial"/>
@@ -4690,7 +4690,7 @@
                 <w:delText xml:space="preserve">3</w:delText>
               </w:r>
             </w:del>
-            <w:ins w:id="9032" w:author="Claude (AI) - proposed" w:date="2026-10-15T20:14:53Z">
+            <w:ins w:id="9032" w:author="Claude (AI) - proposed" w:date="2026-10-18T00:30:20Z">
               <w:r>
                 <w:rPr>
                   <w:rFonts w:ascii="Arial" w:cs="Arial" w:eastAsia="Arial" w:hAnsi="Arial"/>
@@ -4840,7 +4840,7 @@
             <w:pPr>
               <w:spacing w:after="20" w:before="0"/>
             </w:pPr>
-            <w:hyperlink w:history="1" r:id="rIdx1svgzffgr4iaiqe0b0ry">
+            <w:hyperlink w:history="1" r:id="rIdwkdjvzm1rnbldzddsh_9x">
               <w:r>
                 <w:rPr>
                   <w:rFonts w:ascii="Arial" w:cs="Arial" w:eastAsia="Arial" w:hAnsi="Arial"/>
@@ -4889,7 +4889,7 @@
               <w:spacing w:after="10" w:before="0"/>
               <w:ind w:left="120"/>
             </w:pPr>
-            <w:hyperlink w:history="1" r:id="rIdlvgfyzrbsjhu4unqbn65g">
+            <w:hyperlink w:history="1" r:id="rIdriwuyxzf1rh2nvihemsjn">
               <w:r>
                 <w:rPr>
                   <w:rFonts w:ascii="Arial" w:cs="Arial" w:eastAsia="Arial" w:hAnsi="Arial"/>
@@ -4951,7 +4951,7 @@
               <w:spacing w:after="10" w:before="0"/>
               <w:ind w:left="120"/>
             </w:pPr>
-            <w:hyperlink w:history="1" r:id="rIdrzqntj4iiqww7nkhpo1ho">
+            <w:hyperlink w:history="1" r:id="rIdn65lgds6hmpwwrr14ev4u">
               <w:r>
                 <w:rPr>
                   <w:rFonts w:ascii="Arial" w:cs="Arial" w:eastAsia="Arial" w:hAnsi="Arial"/>
@@ -5166,7 +5166,7 @@
             <w:pPr>
               <w:spacing w:after="20" w:before="0"/>
             </w:pPr>
-            <w:hyperlink w:history="1" r:id="rIdklff3mlzhbxmfgrjlnrr_">
+            <w:hyperlink w:history="1" r:id="rIdiju9djzclf-k9lhr84kxz">
               <w:r>
                 <w:rPr>
                   <w:rFonts w:ascii="Arial" w:cs="Arial" w:eastAsia="Arial" w:hAnsi="Arial"/>
@@ -5215,7 +5215,7 @@
               <w:spacing w:after="10" w:before="0"/>
               <w:ind w:left="120"/>
             </w:pPr>
-            <w:hyperlink w:history="1" r:id="rIddkrhyzjwmxg_c4fv8p3pw">
+            <w:hyperlink w:history="1" r:id="rId67eazqw-6_8pmolz0wffk">
               <w:r>
                 <w:rPr>
                   <w:rFonts w:ascii="Arial" w:cs="Arial" w:eastAsia="Arial" w:hAnsi="Arial"/>
@@ -5277,7 +5277,7 @@
               <w:spacing w:after="10" w:before="0"/>
               <w:ind w:left="120"/>
             </w:pPr>
-            <w:hyperlink w:history="1" r:id="rIdgppyc9mprm6ocvkjtb4e4">
+            <w:hyperlink w:history="1" r:id="rIduzzvt52y6bmfleh9aza4c">
               <w:r>
                 <w:rPr>
                   <w:rFonts w:ascii="Arial" w:cs="Arial" w:eastAsia="Arial" w:hAnsi="Arial"/>
@@ -5370,7 +5370,7 @@
               </w:rPr>
               <w:t xml:space="preserve">Write on the board: 'MY FIRST MODEL — Lesson 1. Draw a jembe. Label: blade, handle, grip position. Draw arrows for force. Mark the pivot with a dot. Write one sentence.' Say aloud: 'Your model does not have to be perfect — it has to show your thinking right now. Scientists </w:t>
             </w:r>
-            <w:ins w:id="9033" w:author="Claude (AI) - proposed" w:date="2026-10-15T20:14:53Z">
+            <w:ins w:id="9033" w:author="Claude (AI) - proposed" w:date="2026-10-18T00:30:20Z">
               <w:r>
                 <w:rPr>
                   <w:rFonts w:ascii="Arial" w:cs="Arial" w:eastAsia="Arial" w:hAnsi="Arial"/>
@@ -5398,7 +5398,7 @@
               </w:rPr>
               <w:t xml:space="preserve">draw rough models all the time</w:t>
             </w:r>
-            <w:del w:id="9034" w:author="Claude (AI) - proposed" w:date="2026-10-15T20:14:53Z">
+            <w:del w:id="9034" w:author="Claude (AI) - proposed" w:date="2026-10-18T00:30:20Z">
               <w:r>
                 <w:rPr>
                   <w:rFonts w:ascii="Arial" w:cs="Arial" w:eastAsia="Arial" w:hAnsi="Arial"/>
@@ -5413,7 +5413,7 @@
                 <w:delText xml:space="preserve">. Dr. Mwangi Gitahi, the Kenyan engineer who designs agricultural tools for small-scale farmers in the Rift Valley, started</w:delText>
               </w:r>
             </w:del>
-            <w:ins w:id="9035" w:author="Claude (AI) - proposed" w:date="2026-10-15T20:14:53Z">
+            <w:ins w:id="9035" w:author="Claude (AI) - proposed" w:date="2026-10-18T00:30:20Z">
               <w:r>
                 <w:rPr>
                   <w:rFonts w:ascii="Arial" w:cs="Arial" w:eastAsia="Arial" w:hAnsi="Arial"/>
@@ -5988,7 +5988,7 @@
         </w:rPr>
         <w:t xml:space="preserve">© 2026 SeaVuria and ARES. Aligned with KICD objectives. Developed by SeaVuria; technical implementation by ARES (with AI assistance from Claude). Licensed under </w:t>
       </w:r>
-      <w:hyperlink w:history="1" r:id="rId8p7z0vbldiva4airabrxm">
+      <w:hyperlink w:history="1" r:id="rIdnxfh29jxxzh7xixpuvlna">
         <w:r>
           <w:rPr>
             <w:rFonts w:ascii="Arial" w:cs="Arial" w:eastAsia="Arial" w:hAnsi="Arial"/>
@@ -6009,7 +6009,7 @@
         </w:rPr>
         <w:t xml:space="preserve"> (</w:t>
       </w:r>
-      <w:hyperlink w:history="1" r:id="rIdepfo2pprxvcxv02dydtea">
+      <w:hyperlink w:history="1" r:id="rIduldevpml2dm5fa6bewdbq">
         <w:r>
           <w:rPr>
             <w:rFonts w:ascii="Arial" w:cs="Arial" w:eastAsia="Arial" w:hAnsi="Arial"/>
@@ -7066,7 +7066,7 @@
               <w:spacing w:after="10" w:before="0"/>
               <w:ind w:left="120"/>
             </w:pPr>
-            <w:hyperlink w:history="1" r:id="rId4y1biudv87ka5beoxnrfy">
+            <w:hyperlink w:history="1" r:id="rIdgj923fp9f6ekxojf4xvyz">
               <w:r>
                 <w:rPr>
                   <w:rFonts w:ascii="Arial" w:cs="Arial" w:eastAsia="Arial" w:hAnsi="Arial"/>
@@ -7143,7 +7143,7 @@
               <w:spacing w:after="10" w:before="0"/>
               <w:ind w:left="120"/>
             </w:pPr>
-            <w:hyperlink w:history="1" r:id="rIdvsotsvflpzxgse-6qwbyw">
+            <w:hyperlink w:history="1" r:id="rIdi-jfds_tcd92nrezvvrds">
               <w:r>
                 <w:rPr>
                   <w:rFonts w:ascii="Arial" w:cs="Arial" w:eastAsia="Arial" w:hAnsi="Arial"/>
@@ -7375,7 +7375,7 @@
               <w:spacing w:after="10" w:before="0"/>
               <w:ind w:left="120"/>
             </w:pPr>
-            <w:hyperlink w:history="1" r:id="rIdj0td0ghql232btzdddksf">
+            <w:hyperlink w:history="1" r:id="rIdtzxtmz0gbxewxrb55i60l">
               <w:r>
                 <w:rPr>
                   <w:rFonts w:ascii="Arial" w:cs="Arial" w:eastAsia="Arial" w:hAnsi="Arial"/>
@@ -7452,7 +7452,7 @@
               <w:spacing w:after="10" w:before="0"/>
               <w:ind w:left="120"/>
             </w:pPr>
-            <w:hyperlink w:history="1" r:id="rIdar8t6pzimcutolza3xoiy">
+            <w:hyperlink w:history="1" r:id="rIdqzcuqnw8dn8n1dzouqcr_">
               <w:r>
                 <w:rPr>
                   <w:rFonts w:ascii="Arial" w:cs="Arial" w:eastAsia="Arial" w:hAnsi="Arial"/>
@@ -7512,7 +7512,7 @@
               </w:rPr>
               <w:t xml:space="preserve">Groups of four collect apparatus: one wooden metre rule, one pencil (pivot), four 100 g slotted masses, two 200 g slotted masses, one 500 g slotted mass, string loops pre-cut to 5 cm, and a printed data-recording table (or hand-drawn in journal). Step 1 — Groups balance the bare metre rule on the pencil at exactly the 50 cm mark and confirm balance (zero-load check). Step 2 — One learner hangs a 200 g mass (weight = 2 N) at </w:t>
             </w:r>
-            <w:del w:id="9036" w:author="Claude (AI) - proposed" w:date="2026-10-15T20:14:53Z">
+            <w:del w:id="9036" w:author="Claude (AI) - proposed" w:date="2026-10-18T00:30:20Z">
               <w:r>
                 <w:rPr>
                   <w:rFonts w:ascii="Arial" w:cs="Arial" w:eastAsia="Arial" w:hAnsi="Arial"/>
@@ -7527,7 +7527,7 @@
                 <w:delText xml:space="preserve">30</w:delText>
               </w:r>
             </w:del>
-            <w:ins w:id="9037" w:author="Claude (AI) - proposed" w:date="2026-10-15T20:14:53Z">
+            <w:ins w:id="9037" w:author="Claude (AI) - proposed" w:date="2026-10-18T00:30:20Z">
               <w:r>
                 <w:rPr>
                   <w:rFonts w:ascii="Arial" w:cs="Arial" w:eastAsia="Arial" w:hAnsi="Arial"/>
@@ -7555,7 +7555,7 @@
               </w:rPr>
               <w:t xml:space="preserve"> cm from the pivot on the LEFT side. The group's task: find a position on the RIGHT side where a 100 g mass (1 N) balances it</w:t>
             </w:r>
-            <w:ins w:id="9038" w:author="Claude (AI) - proposed" w:date="2026-10-15T20:14:53Z">
+            <w:ins w:id="9038" w:author="Claude (AI) - proposed" w:date="2026-10-18T00:30:20Z">
               <w:r>
                 <w:rPr>
                   <w:rFonts w:ascii="Arial" w:cs="Arial" w:eastAsia="Arial" w:hAnsi="Arial"/>
@@ -7616,7 +7616,7 @@
               </w:rPr>
               <w:t xml:space="preserve">Distribute apparatus efficiently (pre-packed in labelled trays — one tray per group)</w:t>
             </w:r>
-            <w:ins w:id="9039" w:author="Claude (AI) - proposed" w:date="2026-10-15T20:14:53Z">
+            <w:ins w:id="9039" w:author="Claude (AI) - proposed" w:date="2026-10-18T00:30:20Z">
               <w:r>
                 <w:rPr>
                   <w:rFonts w:ascii="Arial" w:cs="Arial" w:eastAsia="Arial" w:hAnsi="Arial"/>
@@ -7644,7 +7644,7 @@
               </w:rPr>
               <w:t xml:space="preserve">. Demonstrate the zero-load balance check as a whole class before groups begin: 'Watch — I place the rule at exactly 50 cm on the pencil. It must balance with nothing hanging. If it does not, the rule has an uneven mass distribution and we record its natural balance point instead.' Circulate continuously during the experiment. At the 10-minute mark, visit each group and ask: 'What does F₁×d₁ equal for your first trial? What does F₂×d₂ equal? What do you notice?</w:t>
             </w:r>
-            <w:ins w:id="9040" w:author="Claude (AI) - proposed" w:date="2026-10-15T20:14:53Z">
+            <w:ins w:id="9040" w:author="Claude (AI) - proposed" w:date="2026-10-18T00:30:20Z">
               <w:r>
                 <w:rPr>
                   <w:rFonts w:ascii="Arial" w:cs="Arial" w:eastAsia="Arial" w:hAnsi="Arial"/>
@@ -7811,7 +7811,7 @@
               <w:spacing w:after="10" w:before="0"/>
               <w:ind w:left="120"/>
             </w:pPr>
-            <w:hyperlink w:history="1" r:id="rIdgoeyqnhmbsvzcqwwvoouc">
+            <w:hyperlink w:history="1" r:id="rIdsbb_yf9wtbvllmzglnwp9">
               <w:r>
                 <w:rPr>
                   <w:rFonts w:ascii="Arial" w:cs="Arial" w:eastAsia="Arial" w:hAnsi="Arial"/>
@@ -7888,7 +7888,7 @@
               <w:spacing w:after="10" w:before="0"/>
               <w:ind w:left="120"/>
             </w:pPr>
-            <w:hyperlink w:history="1" r:id="rIdmxo9lyz1onasbzvwgpuyc">
+            <w:hyperlink w:history="1" r:id="rId6fbrbjyy8ronklow51hzy">
               <w:r>
                 <w:rPr>
                   <w:rFonts w:ascii="Arial" w:cs="Arial" w:eastAsia="Arial" w:hAnsi="Arial"/>
@@ -8120,7 +8120,7 @@
               <w:spacing w:after="10" w:before="0"/>
               <w:ind w:left="120"/>
             </w:pPr>
-            <w:hyperlink w:history="1" r:id="rIdboln4iaclpkfqqgqqmc_z">
+            <w:hyperlink w:history="1" r:id="rIdrcqjw51wz6qfsik1tqjtb">
               <w:r>
                 <w:rPr>
                   <w:rFonts w:ascii="Arial" w:cs="Arial" w:eastAsia="Arial" w:hAnsi="Arial"/>
@@ -8197,7 +8197,7 @@
               <w:spacing w:after="10" w:before="0"/>
               <w:ind w:left="120"/>
             </w:pPr>
-            <w:hyperlink w:history="1" r:id="rIddt6gsdbum74kkazawzsnc">
+            <w:hyperlink w:history="1" r:id="rId4z6ygxw45shejxihkydzf">
               <w:r>
                 <w:rPr>
                   <w:rFonts w:ascii="Arial" w:cs="Arial" w:eastAsia="Arial" w:hAnsi="Arial"/>
@@ -8257,7 +8257,7 @@
               </w:rPr>
               <w:t xml:space="preserve">Each learner receives two sticky notes (or writes in a designated 'DQB Journal' section if physical sticky notes are unavailable). On the FIRST note (green / 'I now know…'), learners write one thing they can now explain about the jembe phenomenon using today's evidence. On the SECOND note (orange / 'I still wonder…'), learners write one question today's experiment did NOT answer — for example: 'What if two forces act on the SAME side?' or 'Does the angle at which you push matter?' The teacher reads several notes aloud (anonymised) and clusters them on the class DQB under two columns: EXPLAINED BY MOMENTS and STILL NEED TO INVESTIGATE. The teacher explicitly connects the new 'I still wonder…' questions to the upcoming lessons: 'Your questions about two forces on the same side, and about parallel forces, are exactly what Lessons </w:t>
             </w:r>
-            <w:del w:id="9041" w:author="Claude (AI) - proposed" w:date="2026-10-15T20:14:53Z">
+            <w:del w:id="9041" w:author="Claude (AI) - proposed" w:date="2026-10-18T00:30:20Z">
               <w:r>
                 <w:rPr>
                   <w:rFonts w:ascii="Arial" w:cs="Arial" w:eastAsia="Arial" w:hAnsi="Arial"/>
@@ -8272,7 +8272,7 @@
                 <w:delText xml:space="preserve">3 and 4</w:delText>
               </w:r>
             </w:del>
-            <w:ins w:id="9042" w:author="Claude (AI) - proposed" w:date="2026-10-15T20:14:53Z">
+            <w:ins w:id="9042" w:author="Claude (AI) - proposed" w:date="2026-10-18T00:30:20Z">
               <w:r>
                 <w:rPr>
                   <w:rFonts w:ascii="Arial" w:cs="Arial" w:eastAsia="Arial" w:hAnsi="Arial"/>
@@ -8472,7 +8472,7 @@
               <w:spacing w:after="10" w:before="0"/>
               <w:ind w:left="120"/>
             </w:pPr>
-            <w:hyperlink w:history="1" r:id="rIdqdmhy5goh3sgzeiggvnjl">
+            <w:hyperlink w:history="1" r:id="rIdi2agvtwzpcgrgobnhgozp">
               <w:r>
                 <w:rPr>
                   <w:rFonts w:ascii="Arial" w:cs="Arial" w:eastAsia="Arial" w:hAnsi="Arial"/>
@@ -8549,7 +8549,7 @@
               <w:spacing w:after="10" w:before="0"/>
               <w:ind w:left="120"/>
             </w:pPr>
-            <w:hyperlink w:history="1" r:id="rIdl1obqp6ydv213w6vhdwg9">
+            <w:hyperlink w:history="1" r:id="rIdmbczb9qlb4aply3jzet3n">
               <w:r>
                 <w:rPr>
                   <w:rFonts w:ascii="Arial" w:cs="Arial" w:eastAsia="Arial" w:hAnsi="Arial"/>
@@ -8642,7 +8642,7 @@
               </w:rPr>
               <w:t xml:space="preserve">Say: 'Take out the jembe diagram you drew in Lesson 1. It was your FIRST MODEL — your best guess before any data. Now you have evidence. A scientist always revises their model when they get new evidence. Use a different colour to show what you now know.' Allow 6 minutes of individual model revision. Circulate and prompt learners who draw the pivot in the wrong location: 'Where does the blade touch the soil? That is your pivot — mark it there.' For learners who are ready for extension, ask: 'If Farmer Wanjiku shortens her handle by half, what happens to the moment? Write the maths on your model.' After pair-comparison, cold-call TWO volunteers to share. Display one strong example and narrate: 'Notice how this model now has a pivot, a labelled distance, a force arrow, AND a moment arrow. This model tells a scientific story — that is what we are building toward.' Close by saying: 'In Lesson 3 we will </w:t>
             </w:r>
-            <w:del w:id="9043" w:author="Claude (AI) - proposed" w:date="2026-10-15T20:14:53Z">
+            <w:del w:id="9043" w:author="Claude (AI) - proposed" w:date="2026-10-18T00:30:20Z">
               <w:r>
                 <w:rPr>
                   <w:rFonts w:ascii="Arial" w:cs="Arial" w:eastAsia="Arial" w:hAnsi="Arial"/>
@@ -8657,7 +8657,7 @@
                 <w:delText xml:space="preserve">investigate</w:delText>
               </w:r>
             </w:del>
-            <w:ins w:id="9044" w:author="Claude (AI) - proposed" w:date="2026-10-15T20:14:53Z">
+            <w:ins w:id="9044" w:author="Claude (AI) - proposed" w:date="2026-10-18T00:30:20Z">
               <w:r>
                 <w:rPr>
                   <w:rFonts w:ascii="Arial" w:cs="Arial" w:eastAsia="Arial" w:hAnsi="Arial"/>
@@ -8685,7 +8685,7 @@
               </w:rPr>
               <w:t xml:space="preserve"> what happens when </w:t>
             </w:r>
-            <w:del w:id="9045" w:author="Claude (AI) - proposed" w:date="2026-10-15T20:14:53Z">
+            <w:del w:id="9045" w:author="Claude (AI) - proposed" w:date="2026-10-18T00:30:20Z">
               <w:r>
                 <w:rPr>
                   <w:rFonts w:ascii="Arial" w:cs="Arial" w:eastAsia="Arial" w:hAnsi="Arial"/>
@@ -8700,7 +8700,7 @@
                 <w:delText xml:space="preserve">MORE THAN ONE force acts on the same beam — which is exactly what happens when a wheelbarrow carries a load of maize at a farm in Kisumu</w:delText>
               </w:r>
             </w:del>
-            <w:ins w:id="9046" w:author="Claude (AI) - proposed" w:date="2026-10-15T20:14:53Z">
+            <w:ins w:id="9046" w:author="Claude (AI) - proposed" w:date="2026-10-18T00:30:20Z">
               <w:r>
                 <w:rPr>
                   <w:rFonts w:ascii="Arial" w:cs="Arial" w:eastAsia="Arial" w:hAnsi="Arial"/>
@@ -8761,7 +8761,7 @@
               </w:rPr>
               <w:t xml:space="preserve">Progressive Model Revision (NGSS Science and Engineering Practice: Developing and Using Models) — by physically annotating their original Lesson 1 model in a contrasting colour, learners experience model revision as a scientific act, not an erasure of error. The visible difference between the first and second model makes conceptual growth tangible. The closing preview (</w:t>
             </w:r>
-            <w:del w:id="9047" w:author="Claude (AI) - proposed" w:date="2026-10-15T20:14:53Z">
+            <w:del w:id="9047" w:author="Claude (AI) - proposed" w:date="2026-10-18T00:30:20Z">
               <w:r>
                 <w:rPr>
                   <w:rFonts w:ascii="Arial" w:cs="Arial" w:eastAsia="Arial" w:hAnsi="Arial"/>
@@ -8776,7 +8776,7 @@
                 <w:delText xml:space="preserve">wheelbarrow in Kisumu) anchors the next investigation in a new Kenyan context</w:delText>
               </w:r>
             </w:del>
-            <w:ins w:id="9048" w:author="Claude (AI) - proposed" w:date="2026-10-15T20:14:53Z">
+            <w:ins w:id="9048" w:author="Claude (AI) - proposed" w:date="2026-10-18T00:30:20Z">
               <w:r>
                 <w:rPr>
                   <w:rFonts w:ascii="Arial" w:cs="Arial" w:eastAsia="Arial" w:hAnsi="Arial"/>
@@ -9218,7 +9218,7 @@
         </w:rPr>
         <w:t xml:space="preserve">© 2026 SeaVuria and ARES. Aligned with KICD objectives. Developed by SeaVuria; technical implementation by ARES (with AI assistance from Claude). Licensed under </w:t>
       </w:r>
-      <w:hyperlink w:history="1" r:id="rIdmmfpxeg-jzmuykmwlqdbk">
+      <w:hyperlink w:history="1" r:id="rIdtz8lhdefpf7dbya3shh6o">
         <w:r>
           <w:rPr>
             <w:rFonts w:ascii="Arial" w:cs="Arial" w:eastAsia="Arial" w:hAnsi="Arial"/>
@@ -9239,7 +9239,7 @@
         </w:rPr>
         <w:t xml:space="preserve"> (</w:t>
       </w:r>
-      <w:hyperlink w:history="1" r:id="rIdrpj5r7kasywtt0fpwshrd">
+      <w:hyperlink w:history="1" r:id="rIddgtjbdxr5yvkf4wkovuif">
         <w:r>
           <w:rPr>
             <w:rFonts w:ascii="Arial" w:cs="Arial" w:eastAsia="Arial" w:hAnsi="Arial"/>
@@ -9556,7 +9556,7 @@
               </w:rPr>
               <w:t xml:space="preserve">Learners determine moments of a force at a point (M = F × d, unit: Newton-metre, Nm)</w:t>
             </w:r>
-            <w:del w:id="9049" w:author="Claude (AI) - proposed" w:date="2026-10-15T20:14:53Z">
+            <w:del w:id="9049" w:author="Claude (AI) - proposed" w:date="2026-10-18T00:30:20Z">
               <w:r>
                 <w:rPr>
                   <w:rFonts w:ascii="Arial" w:cs="Arial" w:eastAsia="Arial" w:hAnsi="Arial"/>
@@ -9843,7 +9843,7 @@
               <w:spacing w:after="40" w:before="0"/>
               <w:jc w:val="left"/>
             </w:pPr>
-            <w:del w:id="9050" w:author="Claude (AI) - proposed" w:date="2026-10-15T20:14:53Z">
+            <w:del w:id="9050" w:author="Claude (AI) - proposed" w:date="2026-10-18T00:30:20Z">
               <w:r>
                 <w:rPr>
                   <w:rFonts w:ascii="Arial" w:cs="Arial" w:eastAsia="Arial" w:hAnsi="Arial"/>
@@ -9858,7 +9858,7 @@
                 <w:delText xml:space="preserve">Lessons 1 and 2 established the puzzle (the jembe handle length changes effort) and generated qualitative observations and predictions</w:delText>
               </w:r>
             </w:del>
-            <w:ins w:id="9051" w:author="Claude (AI) - proposed" w:date="2026-10-15T20:14:53Z">
+            <w:ins w:id="9051" w:author="Claude (AI) - proposed" w:date="2026-10-18T00:30:20Z">
               <w:r>
                 <w:rPr>
                   <w:rFonts w:ascii="Arial" w:cs="Arial" w:eastAsia="Arial" w:hAnsi="Arial"/>
@@ -9886,7 +9886,7 @@
               </w:rPr>
               <w:t xml:space="preserve">. Lesson 3 is the formal EXPLAIN phase: learners now </w:t>
             </w:r>
-            <w:del w:id="9052" w:author="Claude (AI) - proposed" w:date="2026-10-15T20:14:53Z">
+            <w:del w:id="9052" w:author="Claude (AI) - proposed" w:date="2026-10-18T00:30:20Z">
               <w:r>
                 <w:rPr>
                   <w:rFonts w:ascii="Arial" w:cs="Arial" w:eastAsia="Arial" w:hAnsi="Arial"/>
@@ -9901,7 +9901,7 @@
                 <w:delText xml:space="preserve">receive the scientific language and</w:delText>
               </w:r>
             </w:del>
-            <w:ins w:id="9053" w:author="Claude (AI) - proposed" w:date="2026-10-15T20:14:53Z">
+            <w:ins w:id="9053" w:author="Claude (AI) - proposed" w:date="2026-10-18T00:30:20Z">
               <w:r>
                 <w:rPr>
                   <w:rFonts w:ascii="Arial" w:cs="Arial" w:eastAsia="Arial" w:hAnsi="Arial"/>
@@ -10092,7 +10092,7 @@
               </w:rPr>
               <w:t xml:space="preserve">Lesson 3 is the formal EXPLAIN lesson in the 8-lesson evidence-gathering sequence for Sub-Strand 3.1. Building on the </w:t>
             </w:r>
-            <w:del w:id="9054" w:author="Claude (AI) - proposed" w:date="2026-10-15T20:14:53Z">
+            <w:del w:id="9054" w:author="Claude (AI) - proposed" w:date="2026-10-18T00:30:20Z">
               <w:r>
                 <w:rPr>
                   <w:rFonts w:ascii="Arial" w:cs="Arial" w:eastAsia="Arial" w:hAnsi="Arial"/>
@@ -10107,7 +10107,7 @@
                 <w:delText xml:space="preserve">qualitative observations and class predictions from Lessons 1–</w:delText>
               </w:r>
             </w:del>
-            <w:ins w:id="9055" w:author="Claude (AI) - proposed" w:date="2026-10-15T20:14:53Z">
+            <w:ins w:id="9055" w:author="Claude (AI) - proposed" w:date="2026-10-18T00:30:20Z">
               <w:r>
                 <w:rPr>
                   <w:rFonts w:ascii="Arial" w:cs="Arial" w:eastAsia="Arial" w:hAnsi="Arial"/>
@@ -10135,7 +10135,7 @@
               </w:rPr>
               <w:t xml:space="preserve">2, the teacher </w:t>
             </w:r>
-            <w:del w:id="9056" w:author="Claude (AI) - proposed" w:date="2026-10-15T20:14:53Z">
+            <w:del w:id="9056" w:author="Claude (AI) - proposed" w:date="2026-10-18T00:30:20Z">
               <w:r>
                 <w:rPr>
                   <w:rFonts w:ascii="Arial" w:cs="Arial" w:eastAsia="Arial" w:hAnsi="Arial"/>
@@ -10150,7 +10150,7 @@
                 <w:delText xml:space="preserve">formally introduces</w:delText>
               </w:r>
             </w:del>
-            <w:ins w:id="9057" w:author="Claude (AI) - proposed" w:date="2026-10-15T20:14:53Z">
+            <w:ins w:id="9057" w:author="Claude (AI) - proposed" w:date="2026-10-18T00:30:20Z">
               <w:r>
                 <w:rPr>
                   <w:rFonts w:ascii="Arial" w:cs="Arial" w:eastAsia="Arial" w:hAnsi="Arial"/>
@@ -10483,7 +10483,7 @@
               <w:spacing w:after="10" w:before="0"/>
               <w:ind w:left="120"/>
             </w:pPr>
-            <w:hyperlink w:history="1" r:id="rIdilyrrzkchmwzzd0rueojk">
+            <w:hyperlink w:history="1" r:id="rIdadkqgwlw1qwniufbu45st">
               <w:r>
                 <w:rPr>
                   <w:rFonts w:ascii="Arial" w:cs="Arial" w:eastAsia="Arial" w:hAnsi="Arial"/>
@@ -10560,7 +10560,7 @@
               <w:spacing w:after="10" w:before="0"/>
               <w:ind w:left="120"/>
             </w:pPr>
-            <w:hyperlink w:history="1" r:id="rIdz3mbdot8kdjczc1ug89qh">
+            <w:hyperlink w:history="1" r:id="rIdpdbda7ejywdyfrudxeqnf">
               <w:r>
                 <w:rPr>
                   <w:rFonts w:ascii="Arial" w:cs="Arial" w:eastAsia="Arial" w:hAnsi="Arial"/>
@@ -10792,7 +10792,7 @@
               <w:spacing w:after="10" w:before="0"/>
               <w:ind w:left="120"/>
             </w:pPr>
-            <w:hyperlink w:history="1" r:id="rIdjg17d63d6etubalcbrkka">
+            <w:hyperlink w:history="1" r:id="rIdxldpn998g6ri4csyfxfji">
               <w:r>
                 <w:rPr>
                   <w:rFonts w:ascii="Arial" w:cs="Arial" w:eastAsia="Arial" w:hAnsi="Arial"/>
@@ -10869,7 +10869,7 @@
               <w:spacing w:after="10" w:before="0"/>
               <w:ind w:left="120"/>
             </w:pPr>
-            <w:hyperlink w:history="1" r:id="rIdsemodgddmtbm08uuis9dw">
+            <w:hyperlink w:history="1" r:id="rId0mq3ulgg8hnoe5uwo1bah">
               <w:r>
                 <w:rPr>
                   <w:rFonts w:ascii="Arial" w:cs="Arial" w:eastAsia="Arial" w:hAnsi="Arial"/>
@@ -11101,7 +11101,7 @@
               <w:spacing w:after="10" w:before="0"/>
               <w:ind w:left="120"/>
             </w:pPr>
-            <w:hyperlink w:history="1" r:id="rIdcyjzh3eemxbrpnw-ceed4">
+            <w:hyperlink w:history="1" r:id="rIdycyd_adqkffennsmytfnu">
               <w:r>
                 <w:rPr>
                   <w:rFonts w:ascii="Arial" w:cs="Arial" w:eastAsia="Arial" w:hAnsi="Arial"/>
@@ -11178,7 +11178,7 @@
               <w:spacing w:after="10" w:before="0"/>
               <w:ind w:left="120"/>
             </w:pPr>
-            <w:hyperlink w:history="1" r:id="rId-jfrig3zvsacq5otghqwo">
+            <w:hyperlink w:history="1" r:id="rIdzssea6vrt5tblriiduyxn">
               <w:r>
                 <w:rPr>
                   <w:rFonts w:ascii="Arial" w:cs="Arial" w:eastAsia="Arial" w:hAnsi="Arial"/>
@@ -11238,7 +11238,7 @@
               </w:rPr>
               <w:t xml:space="preserve">Teacher delivers a structured, interactive direct-instruction sequence (25 minutes) broken into four anchored micro-segments: SEGMENT 1 — Formal Definition (5 min): Teacher writes the definition, formula, and unit on the board. Learners copy and annotate in a two-column 'Notes + My Meaning' format. SEGMENT 2 — Worked Example 1: Gikomba Market Balance (7 min): Teacher works through a problem aloud using a think-aloud protocol, narrating every step. A market vendor in Gikomba Market, Nairobi, balances a 4 N bag of dried beans 0.3 m to the left of the pivot of a simple balance arm. What is the </w:t>
             </w:r>
-            <w:del w:id="9058" w:author="Claude (AI) - proposed" w:date="2026-10-15T20:14:53Z">
+            <w:del w:id="9058" w:author="Claude (AI) - proposed" w:date="2026-10-18T00:30:20Z">
               <w:r>
                 <w:rPr>
                   <w:rFonts w:ascii="Arial" w:cs="Arial" w:eastAsia="Arial" w:hAnsi="Arial"/>
@@ -11253,7 +11253,7 @@
                 <w:delText xml:space="preserve">clockwise</w:delText>
               </w:r>
             </w:del>
-            <w:ins w:id="9059" w:author="Claude (AI) - proposed" w:date="2026-10-15T20:14:53Z">
+            <w:ins w:id="9059" w:author="Claude (AI) - proposed" w:date="2026-10-18T00:30:20Z">
               <w:r>
                 <w:rPr>
                   <w:rFonts w:ascii="Arial" w:cs="Arial" w:eastAsia="Arial" w:hAnsi="Arial"/>
@@ -11281,7 +11281,7 @@
               </w:rPr>
               <w:t xml:space="preserve"> moment of the beans</w:t>
             </w:r>
-            <w:ins w:id="9060" w:author="Claude (AI) - proposed" w:date="2026-10-15T20:14:53Z">
+            <w:ins w:id="9060" w:author="Claude (AI) - proposed" w:date="2026-10-18T00:30:20Z">
               <w:r>
                 <w:rPr>
                   <w:rFonts w:ascii="Arial" w:cs="Arial" w:eastAsia="Arial" w:hAnsi="Arial"/>
@@ -11309,7 +11309,7 @@
               </w:rPr>
               <w:t xml:space="preserve">? (M = 4 N × 0.3 m = 1.2 Nm). To balance, where must the vendor place a 6 N bag of githeri on the right side? (Using principle of moments: 6 × d = 1.2, d = 0.2 m). Learners solve a mirror question independently. SEGMENT 3 — Worked Example 2: Uhuru Park Seesaw (7 min): A child of weight 300 N sits 1.5 m from the pivot of a seesaw in Uhuru Park. A second child of weight 200 N sits on the opposite side. How far from the pivot must the second child sit for the seesaw to balance? Learners attempt this independently before teacher reveals solution. SEGMENT 4 — Return to the Jembe Phenomenon (6 min): Teacher poses the jembe calculation: A farmer in Kericho applies a downward effort of 80 N to a jembe handle. (a) If the grip is 0.</w:t>
             </w:r>
-            <w:del w:id="9061" w:author="Claude (AI) - proposed" w:date="2026-10-15T20:14:53Z">
+            <w:del w:id="9061" w:author="Claude (AI) - proposed" w:date="2026-10-18T00:30:20Z">
               <w:r>
                 <w:rPr>
                   <w:rFonts w:ascii="Arial" w:cs="Arial" w:eastAsia="Arial" w:hAnsi="Arial"/>
@@ -11324,7 +11324,7 @@
                 <w:delText xml:space="preserve">15</w:delText>
               </w:r>
             </w:del>
-            <w:ins w:id="9062" w:author="Claude (AI) - proposed" w:date="2026-10-15T20:14:53Z">
+            <w:ins w:id="9062" w:author="Claude (AI) - proposed" w:date="2026-10-18T00:30:20Z">
               <w:r>
                 <w:rPr>
                   <w:rFonts w:ascii="Arial" w:cs="Arial" w:eastAsia="Arial" w:hAnsi="Arial"/>
@@ -11352,7 +11352,7 @@
               </w:rPr>
               <w:t xml:space="preserve"> m from the blade pivot</w:t>
             </w:r>
-            <w:ins w:id="9063" w:author="Claude (AI) - proposed" w:date="2026-10-15T20:14:53Z">
+            <w:ins w:id="9063" w:author="Claude (AI) - proposed" w:date="2026-10-18T00:30:20Z">
               <w:r>
                 <w:rPr>
                   <w:rFonts w:ascii="Arial" w:cs="Arial" w:eastAsia="Arial" w:hAnsi="Arial"/>
@@ -11380,7 +11380,7 @@
               </w:rPr>
               <w:t xml:space="preserve">, what is the moment? (b) If the grip is moved to 0.</w:t>
             </w:r>
-            <w:del w:id="9064" w:author="Claude (AI) - proposed" w:date="2026-10-15T20:14:53Z">
+            <w:del w:id="9064" w:author="Claude (AI) - proposed" w:date="2026-10-18T00:30:20Z">
               <w:r>
                 <w:rPr>
                   <w:rFonts w:ascii="Arial" w:cs="Arial" w:eastAsia="Arial" w:hAnsi="Arial"/>
@@ -11395,7 +11395,7 @@
                 <w:delText xml:space="preserve">75</w:delText>
               </w:r>
             </w:del>
-            <w:ins w:id="9065" w:author="Claude (AI) - proposed" w:date="2026-10-15T20:14:53Z">
+            <w:ins w:id="9065" w:author="Claude (AI) - proposed" w:date="2026-10-18T00:30:20Z">
               <w:r>
                 <w:rPr>
                   <w:rFonts w:ascii="Arial" w:cs="Arial" w:eastAsia="Arial" w:hAnsi="Arial"/>
@@ -11423,7 +11423,7 @@
               </w:rPr>
               <w:t xml:space="preserve"> m from the pivot</w:t>
             </w:r>
-            <w:ins w:id="9066" w:author="Claude (AI) - proposed" w:date="2026-10-15T20:14:53Z">
+            <w:ins w:id="9066" w:author="Claude (AI) - proposed" w:date="2026-10-18T00:30:20Z">
               <w:r>
                 <w:rPr>
                   <w:rFonts w:ascii="Arial" w:cs="Arial" w:eastAsia="Arial" w:hAnsi="Arial"/>
@@ -11484,7 +11484,7 @@
               </w:rPr>
               <w:t xml:space="preserve">SEGMENT 1: Write on board: 'The moment of a force about a point = Force × perpendicular distance from pivot. M = F × d. Unit: Newton-metre (Nm).' Say: 'Copy this in your two-column format. On the right, write what each part means in your own language. You have 2 minutes.' Cold-call 2 learners to read their 'My Meaning' column aloud</w:t>
             </w:r>
-            <w:ins w:id="9067" w:author="Claude (AI) - proposed" w:date="2026-10-15T20:14:53Z">
+            <w:ins w:id="9067" w:author="Claude (AI) - proposed" w:date="2026-10-18T00:30:20Z">
               <w:r>
                 <w:rPr>
                   <w:rFonts w:ascii="Arial" w:cs="Arial" w:eastAsia="Arial" w:hAnsi="Arial"/>
@@ -11578,7 +11578,7 @@
               </w:rPr>
               <w:t xml:space="preserve">Observable indicators during circulation: (a) Learners correctly multiply F × d (not F + d or F/d). (b) Learners correctly set up the principle of moments as two sides of an equation before solving for the unknown. (c) </w:t>
             </w:r>
-            <w:del w:id="9068" w:author="Claude (AI) - proposed" w:date="2026-10-15T20:14:53Z">
+            <w:del w:id="9068" w:author="Claude (AI) - proposed" w:date="2026-10-18T00:30:20Z">
               <w:r>
                 <w:rPr>
                   <w:rFonts w:ascii="Arial" w:cs="Arial" w:eastAsia="Arial" w:hAnsi="Arial"/>
@@ -11593,7 +11593,7 @@
                 <w:delText xml:space="preserve">Jembe calculation: correct answers are</w:delText>
               </w:r>
             </w:del>
-            <w:ins w:id="9069" w:author="Claude (AI) - proposed" w:date="2026-10-15T20:14:53Z">
+            <w:ins w:id="9069" w:author="Claude (AI) - proposed" w:date="2026-10-18T00:30:20Z">
               <w:r>
                 <w:rPr>
                   <w:rFonts w:ascii="Arial" w:cs="Arial" w:eastAsia="Arial" w:hAnsi="Arial"/>
@@ -11621,7 +11621,7 @@
               </w:rPr>
               <w:t xml:space="preserve"> (a) </w:t>
             </w:r>
-            <w:del w:id="9070" w:author="Claude (AI) - proposed" w:date="2026-10-15T20:14:53Z">
+            <w:del w:id="9070" w:author="Claude (AI) - proposed" w:date="2026-10-18T00:30:20Z">
               <w:r>
                 <w:rPr>
                   <w:rFonts w:ascii="Arial" w:cs="Arial" w:eastAsia="Arial" w:hAnsi="Arial"/>
@@ -11636,7 +11636,7 @@
                 <w:delText xml:space="preserve">12</w:delText>
               </w:r>
             </w:del>
-            <w:ins w:id="9071" w:author="Claude (AI) - proposed" w:date="2026-10-15T20:14:53Z">
+            <w:ins w:id="9071" w:author="Claude (AI) - proposed" w:date="2026-10-18T00:30:20Z">
               <w:r>
                 <w:rPr>
                   <w:rFonts w:ascii="Arial" w:cs="Arial" w:eastAsia="Arial" w:hAnsi="Arial"/>
@@ -11664,7 +11664,7 @@
               </w:rPr>
               <w:t xml:space="preserve"> Nm, (b) </w:t>
             </w:r>
-            <w:del w:id="9072" w:author="Claude (AI) - proposed" w:date="2026-10-15T20:14:53Z">
+            <w:del w:id="9072" w:author="Claude (AI) - proposed" w:date="2026-10-18T00:30:20Z">
               <w:r>
                 <w:rPr>
                   <w:rFonts w:ascii="Arial" w:cs="Arial" w:eastAsia="Arial" w:hAnsi="Arial"/>
@@ -11679,7 +11679,7 @@
                 <w:delText xml:space="preserve">60</w:delText>
               </w:r>
             </w:del>
-            <w:ins w:id="9073" w:author="Claude (AI) - proposed" w:date="2026-10-15T20:14:53Z">
+            <w:ins w:id="9073" w:author="Claude (AI) - proposed" w:date="2026-10-18T00:30:20Z">
               <w:r>
                 <w:rPr>
                   <w:rFonts w:ascii="Arial" w:cs="Arial" w:eastAsia="Arial" w:hAnsi="Arial"/>
@@ -11707,7 +11707,7 @@
               </w:rPr>
               <w:t xml:space="preserve"> Nm, (c) </w:t>
             </w:r>
-            <w:del w:id="9074" w:author="Claude (AI) - proposed" w:date="2026-10-15T20:14:53Z">
+            <w:del w:id="9074" w:author="Claude (AI) - proposed" w:date="2026-10-18T00:30:20Z">
               <w:r>
                 <w:rPr>
                   <w:rFonts w:ascii="Arial" w:cs="Arial" w:eastAsia="Arial" w:hAnsi="Arial"/>
@@ -11722,7 +11722,7 @@
                 <w:delText xml:space="preserve">5</w:delText>
               </w:r>
             </w:del>
-            <w:ins w:id="9075" w:author="Claude (AI) - proposed" w:date="2026-10-15T20:14:53Z">
+            <w:ins w:id="9075" w:author="Claude (AI) - proposed" w:date="2026-10-18T00:30:20Z">
               <w:r>
                 <w:rPr>
                   <w:rFonts w:ascii="Arial" w:cs="Arial" w:eastAsia="Arial" w:hAnsi="Arial"/>
@@ -11823,7 +11823,7 @@
               <w:spacing w:after="10" w:before="0"/>
               <w:ind w:left="120"/>
             </w:pPr>
-            <w:hyperlink w:history="1" r:id="rIdksoj3ihb5k4g7ltmth7fg">
+            <w:hyperlink w:history="1" r:id="rIdnrxsjwhbp8wozrxwwmy-g">
               <w:r>
                 <w:rPr>
                   <w:rFonts w:ascii="Arial" w:cs="Arial" w:eastAsia="Arial" w:hAnsi="Arial"/>
@@ -11900,7 +11900,7 @@
               <w:spacing w:after="10" w:before="0"/>
               <w:ind w:left="120"/>
             </w:pPr>
-            <w:hyperlink w:history="1" r:id="rIdjrpcssbqbbtphqb0ie7gn">
+            <w:hyperlink w:history="1" r:id="rIddvfub71uzklzz0cjznuo3">
               <w:r>
                 <w:rPr>
                   <w:rFonts w:ascii="Arial" w:cs="Arial" w:eastAsia="Arial" w:hAnsi="Arial"/>
@@ -12132,7 +12132,7 @@
               <w:spacing w:after="10" w:before="0"/>
               <w:ind w:left="120"/>
             </w:pPr>
-            <w:hyperlink w:history="1" r:id="rIdcdxgqduhhoyus6iq7dau5">
+            <w:hyperlink w:history="1" r:id="rIdpexldo0ehdj1liy9pj-qv">
               <w:r>
                 <w:rPr>
                   <w:rFonts w:ascii="Arial" w:cs="Arial" w:eastAsia="Arial" w:hAnsi="Arial"/>
@@ -12209,7 +12209,7 @@
               <w:spacing w:after="10" w:before="0"/>
               <w:ind w:left="120"/>
             </w:pPr>
-            <w:hyperlink w:history="1" r:id="rIdkav6s4trk0n76ouztzt5e">
+            <w:hyperlink w:history="1" r:id="rIdpbkuvq_hf1jqpr2daw6jd">
               <w:r>
                 <w:rPr>
                   <w:rFonts w:ascii="Arial" w:cs="Arial" w:eastAsia="Arial" w:hAnsi="Arial"/>
@@ -12483,7 +12483,7 @@
               </w:rPr>
               <w:t xml:space="preserve">1. PHENOMENON CONNECTION: During the jembe calculation in Phase 3, did learners spontaneously connect the numbers (</w:t>
             </w:r>
-            <w:del w:id="9076" w:author="Claude (AI) - proposed" w:date="2026-10-15T20:14:53Z">
+            <w:del w:id="9076" w:author="Claude (AI) - proposed" w:date="2026-10-18T00:30:20Z">
               <w:r>
                 <w:rPr>
                   <w:rFonts w:ascii="Arial" w:cs="Arial" w:eastAsia="Arial" w:hAnsi="Arial"/>
@@ -12498,7 +12498,7 @@
                 <w:delText xml:space="preserve">12</w:delText>
               </w:r>
             </w:del>
-            <w:ins w:id="9077" w:author="Claude (AI) - proposed" w:date="2026-10-15T20:14:53Z">
+            <w:ins w:id="9077" w:author="Claude (AI) - proposed" w:date="2026-10-18T00:30:20Z">
               <w:r>
                 <w:rPr>
                   <w:rFonts w:ascii="Arial" w:cs="Arial" w:eastAsia="Arial" w:hAnsi="Arial"/>
@@ -12526,7 +12526,7 @@
               </w:rPr>
               <w:t xml:space="preserve"> Nm vs. </w:t>
             </w:r>
-            <w:del w:id="9078" w:author="Claude (AI) - proposed" w:date="2026-10-15T20:14:53Z">
+            <w:del w:id="9078" w:author="Claude (AI) - proposed" w:date="2026-10-18T00:30:20Z">
               <w:r>
                 <w:rPr>
                   <w:rFonts w:ascii="Arial" w:cs="Arial" w:eastAsia="Arial" w:hAnsi="Arial"/>
@@ -12541,7 +12541,7 @@
                 <w:delText xml:space="preserve">60</w:delText>
               </w:r>
             </w:del>
-            <w:ins w:id="9079" w:author="Claude (AI) - proposed" w:date="2026-10-15T20:14:53Z">
+            <w:ins w:id="9079" w:author="Claude (AI) - proposed" w:date="2026-10-18T00:30:20Z">
               <w:r>
                 <w:rPr>
                   <w:rFonts w:ascii="Arial" w:cs="Arial" w:eastAsia="Arial" w:hAnsi="Arial"/>
@@ -12847,7 +12847,7 @@
               </w:rPr>
               <w:t xml:space="preserve">The moment of a force M = F × d (unit: Newton-metre, Nm); the principle of moments (sum of clockwise moments = sum of anti-clockwise moments at equilibrium); the condition for rotational equilibrium; and that moving the jembe grip </w:t>
             </w:r>
-            <w:del w:id="9080" w:author="Claude (AI) - proposed" w:date="2026-10-15T20:14:53Z">
+            <w:del w:id="9080" w:author="Claude (AI) - proposed" w:date="2026-10-18T00:30:20Z">
               <w:r>
                 <w:rPr>
                   <w:rFonts w:ascii="Arial" w:cs="Arial" w:eastAsia="Arial" w:hAnsi="Arial"/>
@@ -12862,7 +12862,7 @@
                 <w:delText xml:space="preserve">five</w:delText>
               </w:r>
             </w:del>
-            <w:ins w:id="9081" w:author="Claude (AI) - proposed" w:date="2026-10-15T20:14:53Z">
+            <w:ins w:id="9081" w:author="Claude (AI) - proposed" w:date="2026-10-18T00:30:20Z">
               <w:r>
                 <w:rPr>
                   <w:rFonts w:ascii="Arial" w:cs="Arial" w:eastAsia="Arial" w:hAnsi="Arial"/>
@@ -12890,7 +12890,7 @@
               </w:rPr>
               <w:t xml:space="preserve"> times farther from the pivot (0.</w:t>
             </w:r>
-            <w:del w:id="9082" w:author="Claude (AI) - proposed" w:date="2026-10-15T20:14:53Z">
+            <w:del w:id="9082" w:author="Claude (AI) - proposed" w:date="2026-10-18T00:30:20Z">
               <w:r>
                 <w:rPr>
                   <w:rFonts w:ascii="Arial" w:cs="Arial" w:eastAsia="Arial" w:hAnsi="Arial"/>
@@ -12905,7 +12905,7 @@
                 <w:delText xml:space="preserve">15</w:delText>
               </w:r>
             </w:del>
-            <w:ins w:id="9083" w:author="Claude (AI) - proposed" w:date="2026-10-15T20:14:53Z">
+            <w:ins w:id="9083" w:author="Claude (AI) - proposed" w:date="2026-10-18T00:30:20Z">
               <w:r>
                 <w:rPr>
                   <w:rFonts w:ascii="Arial" w:cs="Arial" w:eastAsia="Arial" w:hAnsi="Arial"/>
@@ -12933,7 +12933,7 @@
               </w:rPr>
               <w:t xml:space="preserve"> m to 0.</w:t>
             </w:r>
-            <w:del w:id="9084" w:author="Claude (AI) - proposed" w:date="2026-10-15T20:14:53Z">
+            <w:del w:id="9084" w:author="Claude (AI) - proposed" w:date="2026-10-18T00:30:20Z">
               <w:r>
                 <w:rPr>
                   <w:rFonts w:ascii="Arial" w:cs="Arial" w:eastAsia="Arial" w:hAnsi="Arial"/>
@@ -12948,7 +12948,7 @@
                 <w:delText xml:space="preserve">75</w:delText>
               </w:r>
             </w:del>
-            <w:ins w:id="9085" w:author="Claude (AI) - proposed" w:date="2026-10-15T20:14:53Z">
+            <w:ins w:id="9085" w:author="Claude (AI) - proposed" w:date="2026-10-18T00:30:20Z">
               <w:r>
                 <w:rPr>
                   <w:rFonts w:ascii="Arial" w:cs="Arial" w:eastAsia="Arial" w:hAnsi="Arial"/>
@@ -12976,7 +12976,7 @@
               </w:rPr>
               <w:t xml:space="preserve"> m) produces a moment </w:t>
             </w:r>
-            <w:del w:id="9086" w:author="Claude (AI) - proposed" w:date="2026-10-15T20:14:53Z">
+            <w:del w:id="9086" w:author="Claude (AI) - proposed" w:date="2026-10-18T00:30:20Z">
               <w:r>
                 <w:rPr>
                   <w:rFonts w:ascii="Arial" w:cs="Arial" w:eastAsia="Arial" w:hAnsi="Arial"/>
@@ -12991,7 +12991,7 @@
                 <w:delText xml:space="preserve">5</w:delText>
               </w:r>
             </w:del>
-            <w:ins w:id="9087" w:author="Claude (AI) - proposed" w:date="2026-10-15T20:14:53Z">
+            <w:ins w:id="9087" w:author="Claude (AI) - proposed" w:date="2026-10-18T00:30:20Z">
               <w:r>
                 <w:rPr>
                   <w:rFonts w:ascii="Arial" w:cs="Arial" w:eastAsia="Arial" w:hAnsi="Arial"/>
@@ -13107,7 +13107,7 @@
         </w:rPr>
         <w:t xml:space="preserve">© 2026 SeaVuria and ARES. Aligned with KICD objectives. Developed by SeaVuria; technical implementation by ARES (with AI assistance from Claude). Licensed under </w:t>
       </w:r>
-      <w:hyperlink w:history="1" r:id="rIdg4rqgismqp5ncni-c5l0t">
+      <w:hyperlink w:history="1" r:id="rIdivbzsyu5bipgqonxg9wnk">
         <w:r>
           <w:rPr>
             <w:rFonts w:ascii="Arial" w:cs="Arial" w:eastAsia="Arial" w:hAnsi="Arial"/>
@@ -13128,7 +13128,7 @@
         </w:rPr>
         <w:t xml:space="preserve"> (</w:t>
       </w:r>
-      <w:hyperlink w:history="1" r:id="rIdh_iihlqjpizjrphhtfis8">
+      <w:hyperlink w:history="1" r:id="rIdxhknmjrvkc7s9_qhydhcb">
         <w:r>
           <w:rPr>
             <w:rFonts w:ascii="Arial" w:cs="Arial" w:eastAsia="Arial" w:hAnsi="Arial"/>
@@ -13377,7 +13377,7 @@
               </w:rPr>
               <w:t xml:space="preserve">Learners investigate anti-parallel force pairs (couples) using metre rules and force meters, measure the net turning effect of a couple, and establish that the moment of a couple = F × perpendicular distance between the forces — </w:t>
             </w:r>
-            <w:del w:id="9088" w:author="Claude (AI) - proposed" w:date="2026-10-15T20:14:53Z">
+            <w:del w:id="9088" w:author="Claude (AI) - proposed" w:date="2026-10-18T00:30:20Z">
               <w:r>
                 <w:rPr>
                   <w:rFonts w:ascii="Arial" w:cs="Arial" w:eastAsia="Arial" w:hAnsi="Arial"/>
@@ -13392,7 +13392,7 @@
                 <w:delText xml:space="preserve">advancing their explanation of why the jembe handle length matters</w:delText>
               </w:r>
             </w:del>
-            <w:ins w:id="9089" w:author="Claude (AI) - proposed" w:date="2026-10-15T20:14:53Z">
+            <w:ins w:id="9089" w:author="Claude (AI) - proposed" w:date="2026-10-18T00:30:20Z">
               <w:r>
                 <w:rPr>
                   <w:rFonts w:ascii="Arial" w:cs="Arial" w:eastAsia="Arial" w:hAnsi="Arial"/>
@@ -13556,7 +13556,7 @@
               </w:rPr>
               <w:t xml:space="preserve">Learners will be able to: (i) measure forces using newton meters/spring balances and distances using metre rules; (ii) set up a suspended-beam or metre-rule investigation of anti-parallel forces; (iii) record tabulated data and calculate moments of couples; (iv) identify real-life examples of couples in Kenyan tools and machinery (steering wheels, </w:t>
             </w:r>
-            <w:del w:id="9090" w:author="Claude (AI) - proposed" w:date="2026-10-15T20:14:53Z">
+            <w:del w:id="9090" w:author="Claude (AI) - proposed" w:date="2026-10-18T00:30:20Z">
               <w:r>
                 <w:rPr>
                   <w:rFonts w:ascii="Arial" w:cs="Arial" w:eastAsia="Arial" w:hAnsi="Arial"/>
@@ -13571,7 +13571,7 @@
                 <w:delText xml:space="preserve">jembe grip, door handles, tap spanners</w:delText>
               </w:r>
             </w:del>
-            <w:ins w:id="9091" w:author="Claude (AI) - proposed" w:date="2026-10-15T20:14:53Z">
+            <w:ins w:id="9091" w:author="Claude (AI) - proposed" w:date="2026-10-18T00:30:20Z">
               <w:r>
                 <w:rPr>
                   <w:rFonts w:ascii="Arial" w:cs="Arial" w:eastAsia="Arial" w:hAnsi="Arial"/>
@@ -13803,7 +13803,7 @@
               </w:rPr>
               <w:t xml:space="preserve">In Lesson 3, learners established the Principle of Moments for a single force about a pivot. Lesson 4 extends this to systems where TWO forces act together to create rotation — a couple. </w:t>
             </w:r>
-            <w:del w:id="9092" w:author="Claude (AI) - proposed" w:date="2026-10-15T20:14:53Z">
+            <w:del w:id="9092" w:author="Claude (AI) - proposed" w:date="2026-10-18T00:30:20Z">
               <w:r>
                 <w:rPr>
                   <w:rFonts w:ascii="Arial" w:cs="Arial" w:eastAsia="Arial" w:hAnsi="Arial"/>
@@ -13818,7 +13818,7 @@
                 <w:delText xml:space="preserve">This directly addresses why a farmer gripping the jembe with both hands at different positions creates a rotational effect, and why widening the grip (increasing d) reduces the effort needed</w:delText>
               </w:r>
             </w:del>
-            <w:ins w:id="9093" w:author="Claude (AI) - proposed" w:date="2026-10-15T20:14:53Z">
+            <w:ins w:id="9093" w:author="Claude (AI) - proposed" w:date="2026-10-18T00:30:20Z">
               <w:r>
                 <w:rPr>
                   <w:rFonts w:ascii="Arial" w:cs="Arial" w:eastAsia="Arial" w:hAnsi="Arial"/>
@@ -13846,7 +13846,7 @@
               </w:rPr>
               <w:t xml:space="preserve">. By the end of this lesson, learners can quantify the turning power of </w:t>
             </w:r>
-            <w:del w:id="9094" w:author="Claude (AI) - proposed" w:date="2026-10-15T20:14:53Z">
+            <w:del w:id="9094" w:author="Claude (AI) - proposed" w:date="2026-10-18T00:30:20Z">
               <w:r>
                 <w:rPr>
                   <w:rFonts w:ascii="Arial" w:cs="Arial" w:eastAsia="Arial" w:hAnsi="Arial"/>
@@ -13861,7 +13861,7 @@
                 <w:delText xml:space="preserve">any two-handed or two-force system, building the conceptual bridge toward Lesson 5 (applications and equilibrium)</w:delText>
               </w:r>
             </w:del>
-            <w:ins w:id="9095" w:author="Claude (AI) - proposed" w:date="2026-10-15T20:14:53Z">
+            <w:ins w:id="9095" w:author="Claude (AI) - proposed" w:date="2026-10-18T00:30:20Z">
               <w:r>
                 <w:rPr>
                   <w:rFonts w:ascii="Arial" w:cs="Arial" w:eastAsia="Arial" w:hAnsi="Arial"/>
@@ -14052,7 +14052,7 @@
               </w:rPr>
               <w:t xml:space="preserve">Learners begin </w:t>
             </w:r>
-            <w:del w:id="9096" w:author="Claude (AI) - proposed" w:date="2026-10-15T20:14:53Z">
+            <w:del w:id="9096" w:author="Claude (AI) - proposed" w:date="2026-10-18T00:30:20Z">
               <w:r>
                 <w:rPr>
                   <w:rFonts w:ascii="Arial" w:cs="Arial" w:eastAsia="Arial" w:hAnsi="Arial"/>
@@ -14067,7 +14067,7 @@
                 <w:delText xml:space="preserve">by revisiting the jembe puzzle: the farmer uses TWO hands on the handle — what does each hand do, and why does spreading the hands apart make turning easier</w:delText>
               </w:r>
             </w:del>
-            <w:ins w:id="9097" w:author="Claude (AI) - proposed" w:date="2026-10-15T20:14:53Z">
+            <w:ins w:id="9097" w:author="Claude (AI) - proposed" w:date="2026-10-18T00:30:20Z">
               <w:r>
                 <w:rPr>
                   <w:rFonts w:ascii="Arial" w:cs="Arial" w:eastAsia="Arial" w:hAnsi="Arial"/>
@@ -14095,7 +14095,7 @@
               </w:rPr>
               <w:t xml:space="preserve">? Through a teacher-led demonstration using a metre rule suspended horizontally from its centre, two spring balances are attached at equal distances on opposite sides and pulled in opposite directions (parallel but opposite forces). Learners predict, then observe, that the beam rotates even though the NET upward/downward force is zero — something new is happening. Small groups then conduct a structured investigation varying the distance between the two opposing forces while keeping force magnitude constant (and vice versa), recording turning effects and discovering that Moment of Couple = F × d. The lesson closes with learners mapping this to real Kenyan tools — steering wheels on matatus, tap wrenches used by plumbers in Nairobi, and </w:t>
             </w:r>
-            <w:del w:id="9098" w:author="Claude (AI) - proposed" w:date="2026-10-15T20:14:53Z">
+            <w:del w:id="9098" w:author="Claude (AI) - proposed" w:date="2026-10-18T00:30:20Z">
               <w:r>
                 <w:rPr>
                   <w:rFonts w:ascii="Arial" w:cs="Arial" w:eastAsia="Arial" w:hAnsi="Arial"/>
@@ -14110,7 +14110,7 @@
                 <w:delText xml:space="preserve">the two-handed jembe grip</w:delText>
               </w:r>
             </w:del>
-            <w:ins w:id="9099" w:author="Claude (AI) - proposed" w:date="2026-10-15T20:14:53Z">
+            <w:ins w:id="9099" w:author="Claude (AI) - proposed" w:date="2026-10-18T00:30:20Z">
               <w:r>
                 <w:rPr>
                   <w:rFonts w:ascii="Arial" w:cs="Arial" w:eastAsia="Arial" w:hAnsi="Arial"/>
@@ -14426,7 +14426,7 @@
             <w:pPr>
               <w:spacing w:after="20" w:before="0"/>
             </w:pPr>
-            <w:hyperlink w:history="1" r:id="rIdpykqa-etmcs7sodsocuay">
+            <w:hyperlink w:history="1" r:id="rIddqnga_gvpzt4r8pwlm9wl">
               <w:r>
                 <w:rPr>
                   <w:rFonts w:ascii="Arial" w:cs="Arial" w:eastAsia="Arial" w:hAnsi="Arial"/>
@@ -14475,7 +14475,7 @@
               <w:spacing w:after="10" w:before="0"/>
               <w:ind w:left="120"/>
             </w:pPr>
-            <w:hyperlink w:history="1" r:id="rIdkpau4ncqmaycmqjso1iub">
+            <w:hyperlink w:history="1" r:id="rId3mzgmdttcmcquvrp_ypnu">
               <w:r>
                 <w:rPr>
                   <w:rFonts w:ascii="Arial" w:cs="Arial" w:eastAsia="Arial" w:hAnsi="Arial"/>
@@ -14537,7 +14537,7 @@
               <w:spacing w:after="10" w:before="0"/>
               <w:ind w:left="120"/>
             </w:pPr>
-            <w:hyperlink w:history="1" r:id="rIdrgzqy8sdh5bctw4wtrgbp">
+            <w:hyperlink w:history="1" r:id="rId0innrb1etn8y0q9ehfhaz">
               <w:r>
                 <w:rPr>
                   <w:rFonts w:ascii="Arial" w:cs="Arial" w:eastAsia="Arial" w:hAnsi="Arial"/>
@@ -14597,7 +14597,7 @@
               </w:rPr>
               <w:t xml:space="preserve">Learners view a still image (or teacher sketch on the board) showing two scenarios: (A) a matatu driver turning a steering wheel by pushing one side only with one finger, and (B) the same driver gripping the wheel with both hands on opposite sides and pushing/pulling simultaneously. Individually (2 min silent think), learners write in their notebooks: 'Which method produces a bigger turning effect on the steering wheel — A or B? What would happen if both forces in B were equal but you moved your hands closer together on the wheel?' Learners then share predictions with a partner (Think-Pair-Share, 2 min). Teacher cold-calls 4 pairs: 'Pair near the window — what did you predict and WHY?' [WAIT 12 seconds after posing question before cold-calling.] Teacher scribes 3–4 contrasting predictions on the board without affirming or correcting — labelling them Prediction 1, 2, 3. Teacher connects to </w:t>
             </w:r>
-            <w:del w:id="9100" w:author="Claude (AI) - proposed" w:date="2026-10-15T20:14:53Z">
+            <w:del w:id="9100" w:author="Claude (AI) - proposed" w:date="2026-10-18T00:30:20Z">
               <w:r>
                 <w:rPr>
                   <w:rFonts w:ascii="Arial" w:cs="Arial" w:eastAsia="Arial" w:hAnsi="Arial"/>
@@ -14612,7 +14612,7 @@
                 <w:delText xml:space="preserve">phenomenon: 'Remember our Kericho farmer — she uses BOTH hands on the jembe handle</w:delText>
               </w:r>
             </w:del>
-            <w:ins w:id="9101" w:author="Claude (AI) - proposed" w:date="2026-10-15T20:14:53Z">
+            <w:ins w:id="9101" w:author="Claude (AI) - proposed" w:date="2026-10-18T00:30:20Z">
               <w:r>
                 <w:rPr>
                   <w:rFonts w:ascii="Arial" w:cs="Arial" w:eastAsia="Arial" w:hAnsi="Arial"/>
@@ -14640,7 +14640,7 @@
               </w:rPr>
               <w:t xml:space="preserve">. Today we investigate </w:t>
             </w:r>
-            <w:ins w:id="9102" w:author="Claude (AI) - proposed" w:date="2026-10-15T20:14:53Z">
+            <w:ins w:id="9102" w:author="Claude (AI) - proposed" w:date="2026-10-18T00:30:20Z">
               <w:r>
                 <w:rPr>
                   <w:rFonts w:ascii="Arial" w:cs="Arial" w:eastAsia="Arial" w:hAnsi="Arial"/>
@@ -14668,7 +14668,7 @@
               </w:rPr>
               <w:t xml:space="preserve">what happens when </w:t>
             </w:r>
-            <w:del w:id="9103" w:author="Claude (AI) - proposed" w:date="2026-10-15T20:14:53Z">
+            <w:del w:id="9103" w:author="Claude (AI) - proposed" w:date="2026-10-18T00:30:20Z">
               <w:r>
                 <w:rPr>
                   <w:rFonts w:ascii="Arial" w:cs="Arial" w:eastAsia="Arial" w:hAnsi="Arial"/>
@@ -14683,7 +14683,7 @@
                 <w:delText xml:space="preserve">two forces act together</w:delText>
               </w:r>
             </w:del>
-            <w:ins w:id="9104" w:author="Claude (AI) - proposed" w:date="2026-10-15T20:14:53Z">
+            <w:ins w:id="9104" w:author="Claude (AI) - proposed" w:date="2026-10-18T00:30:20Z">
               <w:r>
                 <w:rPr>
                   <w:rFonts w:ascii="Arial" w:cs="Arial" w:eastAsia="Arial" w:hAnsi="Arial"/>
@@ -14744,7 +14744,7 @@
               </w:rPr>
               <w:t xml:space="preserve">1. Display image/sketch of steering wheel scenarios A and B. 2. Say: 'Write your prediction silently — no talking for 2 minutes. I want YOUR thinking first.' 3. After 2 min: 'Turn to your partner — 90 seconds to compare.' 4. Cold-call exactly 4 pairs using a random name stick. Pose: 'Tell me your prediction AND your reason — one sentence each.' [WAIT 12 sec after naming the pair before they must answer.] 5. Scribe predictions verbatim on the board under 'Our Predictions'. 6. Do NOT resolve predictions yet — say: 'We will return to these at the end and see which prediction the evidence supports.' 7. Bridge to </w:t>
             </w:r>
-            <w:del w:id="9105" w:author="Claude (AI) - proposed" w:date="2026-10-15T20:14:53Z">
+            <w:del w:id="9105" w:author="Claude (AI) - proposed" w:date="2026-10-18T00:30:20Z">
               <w:r>
                 <w:rPr>
                   <w:rFonts w:ascii="Arial" w:cs="Arial" w:eastAsia="Arial" w:hAnsi="Arial"/>
@@ -14759,7 +14759,7 @@
                 <w:delText xml:space="preserve">phenomenon: 'Our Kericho farmer grips the jembe with both hands. Both hands exert force</w:delText>
               </w:r>
             </w:del>
-            <w:ins w:id="9106" w:author="Claude (AI) - proposed" w:date="2026-10-15T20:14:53Z">
+            <w:ins w:id="9106" w:author="Claude (AI) - proposed" w:date="2026-10-18T00:30:20Z">
               <w:r>
                 <w:rPr>
                   <w:rFonts w:ascii="Arial" w:cs="Arial" w:eastAsia="Arial" w:hAnsi="Arial"/>
@@ -14787,7 +14787,7 @@
               </w:rPr>
               <w:t xml:space="preserve">. Today we find out what two opposite forces do to a turning effect</w:t>
             </w:r>
-            <w:ins w:id="9107" w:author="Claude (AI) - proposed" w:date="2026-10-15T20:14:53Z">
+            <w:ins w:id="9107" w:author="Claude (AI) - proposed" w:date="2026-10-18T00:30:20Z">
               <w:r>
                 <w:rPr>
                   <w:rFonts w:ascii="Arial" w:cs="Arial" w:eastAsia="Arial" w:hAnsi="Arial"/>
@@ -14937,7 +14937,7 @@
             <w:pPr>
               <w:spacing w:after="20" w:before="0"/>
             </w:pPr>
-            <w:hyperlink w:history="1" r:id="rIddy7xfozxgb3fgiky_ksxq">
+            <w:hyperlink w:history="1" r:id="rIdjoplsznqhinee7dq8vbkl">
               <w:r>
                 <w:rPr>
                   <w:rFonts w:ascii="Arial" w:cs="Arial" w:eastAsia="Arial" w:hAnsi="Arial"/>
@@ -14986,7 +14986,7 @@
               <w:spacing w:after="10" w:before="0"/>
               <w:ind w:left="120"/>
             </w:pPr>
-            <w:hyperlink w:history="1" r:id="rIdjnpqroq7jjwrmwukxlslm">
+            <w:hyperlink w:history="1" r:id="rIdzhpgzk6zvq-mo2lbkmqmq">
               <w:r>
                 <w:rPr>
                   <w:rFonts w:ascii="Arial" w:cs="Arial" w:eastAsia="Arial" w:hAnsi="Arial"/>
@@ -15048,7 +15048,7 @@
               <w:spacing w:after="10" w:before="0"/>
               <w:ind w:left="120"/>
             </w:pPr>
-            <w:hyperlink w:history="1" r:id="rIdclgokguk3lzwytyq87tsg">
+            <w:hyperlink w:history="1" r:id="rIdoqb2qi8htgnziat8bm1k2">
               <w:r>
                 <w:rPr>
                   <w:rFonts w:ascii="Arial" w:cs="Arial" w:eastAsia="Arial" w:hAnsi="Arial"/>
@@ -15108,7 +15108,7 @@
               </w:rPr>
               <w:t xml:space="preserve">PART A — Teacher Demonstration (12–22 min): Teacher sets up a metre rule suspended horizontally at its 50 cm mark from a clamp stand (pivot at centre). Two spring balances are attached — one at the 20 cm mark pulling downward, one at the 80 cm mark pulling upward (or vice versa), both with equal force readings (e.g., 2 N each). Teacher asks: 'Both forces are equal. Net force up/down = zero. Will the rule move?' [Pause 10 sec, take 3 quick hand-votes: yes/no/unsure.] Teacher then applies the forces — the rule ROTATES. Learners record the observation: 'The beam rotated even though the net translational force was zero.' Teacher labels this on the board: 'A COUPLE — two equal, parallel, opposite forces with different lines of action.' Teacher then demonstrates: same 2 N forces but moves them CLOSER together (e.g., 30 cm and 70 cm) — the rotation is less vigorous. Learners record this qualitative observation. PART B — Group Investigation (22–45 min): Groups of 4 receive: 1 metre rule, 1 clamp stand, 2 spring balances (or newton meters), string, and a data recording sheet. Each group investigates ONE of two relationships (half the class each): GROUP TYPE X — Keep force F constant (2 N each balance), vary perpendicular distance d between the two forces (use </w:t>
             </w:r>
-            <w:del w:id="9108" w:author="Claude (AI) - proposed" w:date="2026-10-15T20:14:53Z">
+            <w:del w:id="9108" w:author="Claude (AI) - proposed" w:date="2026-10-18T00:30:20Z">
               <w:r>
                 <w:rPr>
                   <w:rFonts w:ascii="Arial" w:cs="Arial" w:eastAsia="Arial" w:hAnsi="Arial"/>
@@ -15123,7 +15123,7 @@
                 <w:delText xml:space="preserve">positions: 10&amp;</w:delText>
               </w:r>
             </w:del>
-            <w:ins w:id="9109" w:author="Claude (AI) - proposed" w:date="2026-10-15T20:14:53Z">
+            <w:ins w:id="9109" w:author="Claude (AI) - proposed" w:date="2026-10-18T00:30:20Z">
               <w:r>
                 <w:rPr>
                   <w:rFonts w:ascii="Arial" w:cs="Arial" w:eastAsia="Arial" w:hAnsi="Arial"/>
@@ -15151,7 +15151,7 @@
               </w:rPr>
               <w:t xml:space="preserve">90, 20</w:t>
             </w:r>
-            <w:del w:id="9110" w:author="Claude (AI) - proposed" w:date="2026-10-15T20:14:53Z">
+            <w:del w:id="9110" w:author="Claude (AI) - proposed" w:date="2026-10-18T00:30:20Z">
               <w:r>
                 <w:rPr>
                   <w:rFonts w:ascii="Arial" w:cs="Arial" w:eastAsia="Arial" w:hAnsi="Arial"/>
@@ -15166,7 +15166,7 @@
                 <w:delText xml:space="preserve">&amp;</w:delText>
               </w:r>
             </w:del>
-            <w:ins w:id="9111" w:author="Claude (AI) - proposed" w:date="2026-10-15T20:14:53Z">
+            <w:ins w:id="9111" w:author="Claude (AI) - proposed" w:date="2026-10-18T00:30:20Z">
               <w:r>
                 <w:rPr>
                   <w:rFonts w:ascii="Arial" w:cs="Arial" w:eastAsia="Arial" w:hAnsi="Arial"/>
@@ -15194,7 +15194,7 @@
               </w:rPr>
               <w:t xml:space="preserve">80, 30</w:t>
             </w:r>
-            <w:del w:id="9112" w:author="Claude (AI) - proposed" w:date="2026-10-15T20:14:53Z">
+            <w:del w:id="9112" w:author="Claude (AI) - proposed" w:date="2026-10-18T00:30:20Z">
               <w:r>
                 <w:rPr>
                   <w:rFonts w:ascii="Arial" w:cs="Arial" w:eastAsia="Arial" w:hAnsi="Arial"/>
@@ -15209,7 +15209,7 @@
                 <w:delText xml:space="preserve">&amp;</w:delText>
               </w:r>
             </w:del>
-            <w:ins w:id="9113" w:author="Claude (AI) - proposed" w:date="2026-10-15T20:14:53Z">
+            <w:ins w:id="9113" w:author="Claude (AI) - proposed" w:date="2026-10-18T00:30:20Z">
               <w:r>
                 <w:rPr>
                   <w:rFonts w:ascii="Arial" w:cs="Arial" w:eastAsia="Arial" w:hAnsi="Arial"/>
@@ -15237,7 +15237,7 @@
               </w:rPr>
               <w:t xml:space="preserve">70, 40</w:t>
             </w:r>
-            <w:del w:id="9114" w:author="Claude (AI) - proposed" w:date="2026-10-15T20:14:53Z">
+            <w:del w:id="9114" w:author="Claude (AI) - proposed" w:date="2026-10-18T00:30:20Z">
               <w:r>
                 <w:rPr>
                   <w:rFonts w:ascii="Arial" w:cs="Arial" w:eastAsia="Arial" w:hAnsi="Arial"/>
@@ -15252,7 +15252,7 @@
                 <w:delText xml:space="preserve">&amp;60 cm from pivot</w:delText>
               </w:r>
             </w:del>
-            <w:ins w:id="9115" w:author="Claude (AI) - proposed" w:date="2026-10-15T20:14:53Z">
+            <w:ins w:id="9115" w:author="Claude (AI) - proposed" w:date="2026-10-18T00:30:20Z">
               <w:r>
                 <w:rPr>
                   <w:rFonts w:ascii="Arial" w:cs="Arial" w:eastAsia="Arial" w:hAnsi="Arial"/>
@@ -15313,7 +15313,7 @@
               </w:rPr>
               <w:t xml:space="preserve">PART A: 1. Before demonstrating, say: 'I need three volunteers to read the spring balance values aloud as I apply the forces — Achieng, Mwangi, and Fatuma, please come forward.' 2. Apply forces slowly — pause and ask the class: 'What do you SEE happening?' [WAIT 10 sec.] Cold-call 2 learners at the back. 3. Record class observation on board in learner language, then restate in scientific language. 4. Demonstrate the closer-hands version and ask: 'What changed? What stayed the same?' [WAIT 12 sec, cold-call 3 learners.] 5. Say: 'This pair of forces has a special name — a COUPLE. Write the definition in your notebook as I write it on the board.' PART B: 1. Distribute materials and say: 'Your group has 18 minutes. Read the instructions on your sheet first — all 4 steps — before touching any equipment. I will time 1 minute of reading.' </w:t>
             </w:r>
-            <w:ins w:id="9116" w:author="Claude (AI) - proposed" w:date="2026-10-15T20:14:53Z">
+            <w:ins w:id="9116" w:author="Claude (AI) - proposed" w:date="2026-10-18T00:30:20Z">
               <w:r>
                 <w:rPr>
                   <w:rFonts w:ascii="Arial" w:cs="Arial" w:eastAsia="Arial" w:hAnsi="Arial"/>
@@ -15374,7 +15374,7 @@
               </w:rPr>
               <w:t xml:space="preserve">Structured Inquiry with Contrastive Cases. By having half the class vary F and half vary d, learners generate complementary data sets. When groups share in the next phase, the two data sets combine to reveal the multiplicative relationship Moment = F × d — no single group had to do everything, but together they constructed the full picture. </w:t>
             </w:r>
-            <w:ins w:id="9117" w:author="Claude (AI) - proposed" w:date="2026-10-15T20:14:53Z">
+            <w:ins w:id="9117" w:author="Claude (AI) - proposed" w:date="2026-10-18T00:30:20Z">
               <w:r>
                 <w:rPr>
                   <w:rFonts w:ascii="Arial" w:cs="Arial" w:eastAsia="Arial" w:hAnsi="Arial"/>
@@ -15491,7 +15491,7 @@
             <w:pPr>
               <w:spacing w:after="20" w:before="0"/>
             </w:pPr>
-            <w:hyperlink w:history="1" r:id="rIdhrtyr1srlren1fp5atzzx">
+            <w:hyperlink w:history="1" r:id="rIdilswg54hw7k3bewzafkk2">
               <w:r>
                 <w:rPr>
                   <w:rFonts w:ascii="Arial" w:cs="Arial" w:eastAsia="Arial" w:hAnsi="Arial"/>
@@ -15540,7 +15540,7 @@
               <w:spacing w:after="10" w:before="0"/>
               <w:ind w:left="120"/>
             </w:pPr>
-            <w:hyperlink w:history="1" r:id="rIdvekbrbf3sdbi6gpp3euwh">
+            <w:hyperlink w:history="1" r:id="rIdsc6kzp2z9om7tbpj1f9mo">
               <w:r>
                 <w:rPr>
                   <w:rFonts w:ascii="Arial" w:cs="Arial" w:eastAsia="Arial" w:hAnsi="Arial"/>
@@ -15602,7 +15602,7 @@
               <w:spacing w:after="10" w:before="0"/>
               <w:ind w:left="120"/>
             </w:pPr>
-            <w:hyperlink w:history="1" r:id="rIdperfyzh0nwfnhygq6bkto">
+            <w:hyperlink w:history="1" r:id="rIdvwvxgbwj4uqiob_t4nh75">
               <w:r>
                 <w:rPr>
                   <w:rFonts w:ascii="Arial" w:cs="Arial" w:eastAsia="Arial" w:hAnsi="Arial"/>
@@ -15817,7 +15817,7 @@
             <w:pPr>
               <w:spacing w:after="20" w:before="0"/>
             </w:pPr>
-            <w:hyperlink w:history="1" r:id="rId2t7dmyhvus6yqv6vmkift">
+            <w:hyperlink w:history="1" r:id="rIdazbjheoouevqtoc11x1_o">
               <w:r>
                 <w:rPr>
                   <w:rFonts w:ascii="Arial" w:cs="Arial" w:eastAsia="Arial" w:hAnsi="Arial"/>
@@ -15866,7 +15866,7 @@
               <w:spacing w:after="10" w:before="0"/>
               <w:ind w:left="120"/>
             </w:pPr>
-            <w:hyperlink w:history="1" r:id="rId-keznai4y0wt-2sclmj4m">
+            <w:hyperlink w:history="1" r:id="rIdxbcrvzxzhgf4bp24fre9u">
               <w:r>
                 <w:rPr>
                   <w:rFonts w:ascii="Arial" w:cs="Arial" w:eastAsia="Arial" w:hAnsi="Arial"/>
@@ -15928,7 +15928,7 @@
               <w:spacing w:after="10" w:before="0"/>
               <w:ind w:left="120"/>
             </w:pPr>
-            <w:hyperlink w:history="1" r:id="rIdug3-rppw5fwa8swz7s9z3">
+            <w:hyperlink w:history="1" r:id="rIdwphvk8c7kt-n2m8uofkdg">
               <w:r>
                 <w:rPr>
                   <w:rFonts w:ascii="Arial" w:cs="Arial" w:eastAsia="Arial" w:hAnsi="Arial"/>
@@ -16143,7 +16143,7 @@
             <w:pPr>
               <w:spacing w:after="20" w:before="0"/>
             </w:pPr>
-            <w:hyperlink w:history="1" r:id="rIdhjn9mk-tkfl57c8iipv2g">
+            <w:hyperlink w:history="1" r:id="rIdwihoinp2yvr47gp1l6ouo">
               <w:r>
                 <w:rPr>
                   <w:rFonts w:ascii="Arial" w:cs="Arial" w:eastAsia="Arial" w:hAnsi="Arial"/>
@@ -16192,7 +16192,7 @@
               <w:spacing w:after="10" w:before="0"/>
               <w:ind w:left="120"/>
             </w:pPr>
-            <w:hyperlink w:history="1" r:id="rIdzvofeuwdqycedowfqw247">
+            <w:hyperlink w:history="1" r:id="rId50-ckhlgynczzuhvrhcyz">
               <w:r>
                 <w:rPr>
                   <w:rFonts w:ascii="Arial" w:cs="Arial" w:eastAsia="Arial" w:hAnsi="Arial"/>
@@ -16254,7 +16254,7 @@
               <w:spacing w:after="10" w:before="0"/>
               <w:ind w:left="120"/>
             </w:pPr>
-            <w:hyperlink w:history="1" r:id="rIdnfvfv-tya6rf6fn3rgl_q">
+            <w:hyperlink w:history="1" r:id="rIdatuyhzdcn8prpcoeo0i7p">
               <w:r>
                 <w:rPr>
                   <w:rFonts w:ascii="Arial" w:cs="Arial" w:eastAsia="Arial" w:hAnsi="Arial"/>
@@ -16314,7 +16314,7 @@
               </w:rPr>
               <w:t xml:space="preserve">Learners open their cumulative scientific model (started in Lesson 1 — a diagram of the jembe and farmer). Working individually for 5 minutes, they ADD to their existing model: (1) a </w:t>
             </w:r>
-            <w:del w:id="9118" w:author="Claude (AI) - proposed" w:date="2026-10-15T20:14:53Z">
+            <w:del w:id="9118" w:author="Claude (AI) - proposed" w:date="2026-10-18T00:30:20Z">
               <w:r>
                 <w:rPr>
                   <w:rFonts w:ascii="Arial" w:cs="Arial" w:eastAsia="Arial" w:hAnsi="Arial"/>
@@ -16329,7 +16329,7 @@
                 <w:delText xml:space="preserve">new annotated diagram showing the farmer's two hands on the jembe handle</w:delText>
               </w:r>
             </w:del>
-            <w:ins w:id="9119" w:author="Claude (AI) - proposed" w:date="2026-10-15T20:14:53Z">
+            <w:ins w:id="9119" w:author="Claude (AI) - proposed" w:date="2026-10-18T00:30:20Z">
               <w:r>
                 <w:rPr>
                   <w:rFonts w:ascii="Arial" w:cs="Arial" w:eastAsia="Arial" w:hAnsi="Arial"/>
@@ -16357,7 +16357,7 @@
               </w:rPr>
               <w:t xml:space="preserve"> as a COUPLE — labelling Force F (left hand), Force F (right hand, opposite direction),</w:t>
             </w:r>
-            <w:ins w:id="9120" w:author="Claude (AI) - proposed" w:date="2026-10-15T20:14:53Z">
+            <w:ins w:id="9120" w:author="Claude (AI) - proposed" w:date="2026-10-18T00:30:20Z">
               <w:r>
                 <w:rPr>
                   <w:rFonts w:ascii="Arial" w:cs="Arial" w:eastAsia="Arial" w:hAnsi="Arial"/>
@@ -16385,7 +16385,7 @@
               </w:rPr>
               <w:t xml:space="preserve"> perpendicular distance d between the hands, and the calculated moment of the couple τ = F × d; (2) a written caption: '</w:t>
             </w:r>
-            <w:del w:id="9121" w:author="Claude (AI) - proposed" w:date="2026-10-15T20:14:53Z">
+            <w:del w:id="9121" w:author="Claude (AI) - proposed" w:date="2026-10-18T00:30:20Z">
               <w:r>
                 <w:rPr>
                   <w:rFonts w:ascii="Arial" w:cs="Arial" w:eastAsia="Arial" w:hAnsi="Arial"/>
@@ -16400,7 +16400,7 @@
                 <w:delText xml:space="preserve">When the farmer grips the jembe with both hands spread wide apart,</w:delText>
               </w:r>
             </w:del>
-            <w:ins w:id="9122" w:author="Claude (AI) - proposed" w:date="2026-10-15T20:14:53Z">
+            <w:ins w:id="9122" w:author="Claude (AI) - proposed" w:date="2026-10-18T00:30:20Z">
               <w:r>
                 <w:rPr>
                   <w:rFonts w:ascii="Arial" w:cs="Arial" w:eastAsia="Arial" w:hAnsi="Arial"/>
@@ -16428,7 +16428,7 @@
               </w:rPr>
               <w:t xml:space="preserve"> the couple moment </w:t>
             </w:r>
-            <w:del w:id="9123" w:author="Claude (AI) - proposed" w:date="2026-10-15T20:14:53Z">
+            <w:del w:id="9123" w:author="Claude (AI) - proposed" w:date="2026-10-18T00:30:20Z">
               <w:r>
                 <w:rPr>
                   <w:rFonts w:ascii="Arial" w:cs="Arial" w:eastAsia="Arial" w:hAnsi="Arial"/>
@@ -16443,7 +16443,7 @@
                 <w:delText xml:space="preserve">= F × d. Increasing d (wider grip) increases the moment, making it easier to rotate the blade into the soil without changing how hard each hand pushes</w:delText>
               </w:r>
             </w:del>
-            <w:ins w:id="9124" w:author="Claude (AI) - proposed" w:date="2026-10-15T20:14:53Z">
+            <w:ins w:id="9124" w:author="Claude (AI) - proposed" w:date="2026-10-18T00:30:20Z">
               <w:r>
                 <w:rPr>
                   <w:rFonts w:ascii="Arial" w:cs="Arial" w:eastAsia="Arial" w:hAnsi="Arial"/>
@@ -16471,7 +16471,7 @@
               </w:rPr>
               <w:t xml:space="preserve">.' Teacher circulates and stamps/initials models that correctly show the couple annotation. Learners who finish early are challenged: 'On your model, show what happens to the couple moment if the </w:t>
             </w:r>
-            <w:del w:id="9125" w:author="Claude (AI) - proposed" w:date="2026-10-15T20:14:53Z">
+            <w:del w:id="9125" w:author="Claude (AI) - proposed" w:date="2026-10-18T00:30:20Z">
               <w:r>
                 <w:rPr>
                   <w:rFonts w:ascii="Arial" w:cs="Arial" w:eastAsia="Arial" w:hAnsi="Arial"/>
@@ -16486,7 +16486,7 @@
                 <w:delText xml:space="preserve">farmer</w:delText>
               </w:r>
             </w:del>
-            <w:ins w:id="9126" w:author="Claude (AI) - proposed" w:date="2026-10-15T20:14:53Z">
+            <w:ins w:id="9126" w:author="Claude (AI) - proposed" w:date="2026-10-18T00:30:20Z">
               <w:r>
                 <w:rPr>
                   <w:rFonts w:ascii="Arial" w:cs="Arial" w:eastAsia="Arial" w:hAnsi="Arial"/>
@@ -16547,7 +16547,7 @@
               </w:rPr>
               <w:t xml:space="preserve">1. Say: 'Take out your jembe model from Lesson 1. Today you add </w:t>
             </w:r>
-            <w:del w:id="9127" w:author="Claude (AI) - proposed" w:date="2026-10-15T20:14:53Z">
+            <w:del w:id="9127" w:author="Claude (AI) - proposed" w:date="2026-10-18T00:30:20Z">
               <w:r>
                 <w:rPr>
                   <w:rFonts w:ascii="Arial" w:cs="Arial" w:eastAsia="Arial" w:hAnsi="Arial"/>
@@ -16562,7 +16562,7 @@
                 <w:delText xml:space="preserve">Layer 4</w:delText>
               </w:r>
             </w:del>
-            <w:ins w:id="9128" w:author="Claude (AI) - proposed" w:date="2026-10-15T20:14:53Z">
+            <w:ins w:id="9128" w:author="Claude (AI) - proposed" w:date="2026-10-18T00:30:20Z">
               <w:r>
                 <w:rPr>
                   <w:rFonts w:ascii="Arial" w:cs="Arial" w:eastAsia="Arial" w:hAnsi="Arial"/>
@@ -16590,7 +16590,7 @@
               </w:rPr>
               <w:t xml:space="preserve">: the couple.' Display a reference</w:t>
             </w:r>
-            <w:del w:id="9129" w:author="Claude (AI) - proposed" w:date="2026-10-15T20:14:53Z">
+            <w:del w:id="9129" w:author="Claude (AI) - proposed" w:date="2026-10-18T00:30:20Z">
               <w:r>
                 <w:rPr>
                   <w:rFonts w:ascii="Arial" w:cs="Arial" w:eastAsia="Arial" w:hAnsi="Arial"/>
@@ -16618,7 +16618,7 @@
               </w:rPr>
               <w:t xml:space="preserve"> diagram on the board (drawn quickly by teacher) showing the two forces and </w:t>
             </w:r>
-            <w:del w:id="9130" w:author="Claude (AI) - proposed" w:date="2026-10-15T20:14:53Z">
+            <w:del w:id="9130" w:author="Claude (AI) - proposed" w:date="2026-10-18T00:30:20Z">
               <w:r>
                 <w:rPr>
                   <w:rFonts w:ascii="Arial" w:cs="Arial" w:eastAsia="Arial" w:hAnsi="Arial"/>
@@ -16633,7 +16633,7 @@
                 <w:delText xml:space="preserve">distance d on a handle</w:delText>
               </w:r>
             </w:del>
-            <w:ins w:id="9131" w:author="Claude (AI) - proposed" w:date="2026-10-15T20:14:53Z">
+            <w:ins w:id="9131" w:author="Claude (AI) - proposed" w:date="2026-10-18T00:30:20Z">
               <w:r>
                 <w:rPr>
                   <w:rFonts w:ascii="Arial" w:cs="Arial" w:eastAsia="Arial" w:hAnsi="Arial"/>
@@ -16661,7 +16661,7 @@
               </w:rPr>
               <w:t xml:space="preserve">. 2. Say: 'You have 5 minutes. Your diagram MUST show: two force arrows in opposite directions, the label d between them, and the equation τ = F × d with a number substituted.' 3. Circulate rapidly — spend 20 seconds per learner, check for: opposing arrows, d label, equation. Stamp correct models. 4. For early finishers, pose the halving-the-grip extension verbally. 5. At 79 min, close: 'Hold up your model. </w:t>
             </w:r>
-            <w:del w:id="9132" w:author="Claude (AI) - proposed" w:date="2026-10-15T20:14:53Z">
+            <w:del w:id="9132" w:author="Claude (AI) - proposed" w:date="2026-10-18T00:30:20Z">
               <w:r>
                 <w:rPr>
                   <w:rFonts w:ascii="Arial" w:cs="Arial" w:eastAsia="Arial" w:hAnsi="Arial"/>
@@ -16676,7 +16676,7 @@
                 <w:delText xml:space="preserve">You should now have four layers</w:delText>
               </w:r>
             </w:del>
-            <w:ins w:id="9133" w:author="Claude (AI) - proposed" w:date="2026-10-15T20:14:53Z">
+            <w:ins w:id="9133" w:author="Claude (AI) - proposed" w:date="2026-10-18T00:30:20Z">
               <w:r>
                 <w:rPr>
                   <w:rFonts w:ascii="Arial" w:cs="Arial" w:eastAsia="Arial" w:hAnsi="Arial"/>
@@ -16704,7 +16704,7 @@
               </w:rPr>
               <w:t xml:space="preserve">: (1) </w:t>
             </w:r>
-            <w:del w:id="9134" w:author="Claude (AI) - proposed" w:date="2026-10-15T20:14:53Z">
+            <w:del w:id="9134" w:author="Claude (AI) - proposed" w:date="2026-10-18T00:30:20Z">
               <w:r>
                 <w:rPr>
                   <w:rFonts w:ascii="Arial" w:cs="Arial" w:eastAsia="Arial" w:hAnsi="Arial"/>
@@ -16719,7 +16719,7 @@
                 <w:delText xml:space="preserve">single force moment</w:delText>
               </w:r>
             </w:del>
-            <w:ins w:id="9135" w:author="Claude (AI) - proposed" w:date="2026-10-15T20:14:53Z">
+            <w:ins w:id="9135" w:author="Claude (AI) - proposed" w:date="2026-10-18T00:30:20Z">
               <w:r>
                 <w:rPr>
                   <w:rFonts w:ascii="Arial" w:cs="Arial" w:eastAsia="Arial" w:hAnsi="Arial"/>
@@ -16747,7 +16747,7 @@
               </w:rPr>
               <w:t xml:space="preserve">, (2)</w:t>
             </w:r>
-            <w:ins w:id="9136" w:author="Claude (AI) - proposed" w:date="2026-10-15T20:14:53Z">
+            <w:ins w:id="9136" w:author="Claude (AI) - proposed" w:date="2026-10-18T00:30:20Z">
               <w:r>
                 <w:rPr>
                   <w:rFonts w:ascii="Arial" w:cs="Arial" w:eastAsia="Arial" w:hAnsi="Arial"/>
@@ -16775,7 +16775,7 @@
               </w:rPr>
               <w:t xml:space="preserve"> Principle of Moments, (3) </w:t>
             </w:r>
-            <w:del w:id="9137" w:author="Claude (AI) - proposed" w:date="2026-10-15T20:14:53Z">
+            <w:del w:id="9137" w:author="Claude (AI) - proposed" w:date="2026-10-18T00:30:20Z">
               <w:r>
                 <w:rPr>
                   <w:rFonts w:ascii="Arial" w:cs="Arial" w:eastAsia="Arial" w:hAnsi="Arial"/>
@@ -16790,7 +16790,7 @@
                 <w:delText xml:space="preserve">lever classification, (4) couple moment. Each layer explains MORE of</w:delText>
               </w:r>
             </w:del>
-            <w:ins w:id="9138" w:author="Claude (AI) - proposed" w:date="2026-10-15T20:14:53Z">
+            <w:ins w:id="9138" w:author="Claude (AI) - proposed" w:date="2026-10-18T00:30:20Z">
               <w:r>
                 <w:rPr>
                   <w:rFonts w:ascii="Arial" w:cs="Arial" w:eastAsia="Arial" w:hAnsi="Arial"/>
@@ -16818,7 +16818,7 @@
               </w:rPr>
               <w:t xml:space="preserve"> why the Kericho farmer's jembe handle length matters</w:t>
             </w:r>
-            <w:ins w:id="9139" w:author="Claude (AI) - proposed" w:date="2026-10-15T20:14:53Z">
+            <w:ins w:id="9139" w:author="Claude (AI) - proposed" w:date="2026-10-18T00:30:20Z">
               <w:r>
                 <w:rPr>
                   <w:rFonts w:ascii="Arial" w:cs="Arial" w:eastAsia="Arial" w:hAnsi="Arial"/>
@@ -16846,7 +16846,7 @@
               </w:rPr>
               <w:t xml:space="preserve">. Next lesson we </w:t>
             </w:r>
-            <w:del w:id="9140" w:author="Claude (AI) - proposed" w:date="2026-10-15T20:14:53Z">
+            <w:del w:id="9140" w:author="Claude (AI) - proposed" w:date="2026-10-18T00:30:20Z">
               <w:r>
                 <w:rPr>
                   <w:rFonts w:ascii="Arial" w:cs="Arial" w:eastAsia="Arial" w:hAnsi="Arial"/>
@@ -16861,7 +16861,7 @@
                 <w:delText xml:space="preserve">bring it all together to explain the FULL phenomenon.</w:delText>
               </w:r>
             </w:del>
-            <w:ins w:id="9141" w:author="Claude (AI) - proposed" w:date="2026-10-15T20:14:53Z">
+            <w:ins w:id="9141" w:author="Claude (AI) - proposed" w:date="2026-10-18T00:30:20Z">
               <w:r>
                 <w:rPr>
                   <w:rFonts w:ascii="Arial" w:cs="Arial" w:eastAsia="Arial" w:hAnsi="Arial"/>
@@ -16955,7 +16955,7 @@
               </w:rPr>
               <w:t xml:space="preserve">Physical model inspection during circulation. Observable indicators: (1) two force arrows drawn in opposite, parallel directions on the </w:t>
             </w:r>
-            <w:del w:id="9142" w:author="Claude (AI) - proposed" w:date="2026-10-15T20:14:53Z">
+            <w:del w:id="9142" w:author="Claude (AI) - proposed" w:date="2026-10-18T00:30:20Z">
               <w:r>
                 <w:rPr>
                   <w:rFonts w:ascii="Arial" w:cs="Arial" w:eastAsia="Arial" w:hAnsi="Arial"/>
@@ -16970,7 +16970,7 @@
                 <w:delText xml:space="preserve">handle</w:delText>
               </w:r>
             </w:del>
-            <w:ins w:id="9143" w:author="Claude (AI) - proposed" w:date="2026-10-15T20:14:53Z">
+            <w:ins w:id="9143" w:author="Claude (AI) - proposed" w:date="2026-10-18T00:30:20Z">
               <w:r>
                 <w:rPr>
                   <w:rFonts w:ascii="Arial" w:cs="Arial" w:eastAsia="Arial" w:hAnsi="Arial"/>
@@ -17093,7 +17093,7 @@
               </w:rPr>
               <w:t xml:space="preserve">After the lesson, reflect on the following: (1) DATA SHARING — Did groups generate consistent enough data for the class table to clearly show τ = F × d? If values were scattered, consider pre-measuring and marking force positions on the metre rules with tape for Lesson 5 revision. (2) MISCONCEPTION CHECK — Did any learners confuse 'distance between forces' with 'distance from a pivot'? This is the most common error in couple calculations. If more than 3 learners made this error in the model-building phase, open Lesson 5 with a side-by-side comparison of the two distance types. (3) PHENOMENON CONNECTION — When learners updated the DQB, how many </w:t>
             </w:r>
-            <w:del w:id="9144" w:author="Claude (AI) - proposed" w:date="2026-10-15T20:14:53Z">
+            <w:del w:id="9144" w:author="Claude (AI) - proposed" w:date="2026-10-18T00:30:20Z">
               <w:r>
                 <w:rPr>
                   <w:rFonts w:ascii="Arial" w:cs="Arial" w:eastAsia="Arial" w:hAnsi="Arial"/>
@@ -17108,7 +17108,7 @@
                 <w:delText xml:space="preserve">correctly identified the two-handed jembe grip as a couple versus</w:delText>
               </w:r>
             </w:del>
-            <w:ins w:id="9145" w:author="Claude (AI) - proposed" w:date="2026-10-15T20:14:53Z">
+            <w:ins w:id="9145" w:author="Claude (AI) - proposed" w:date="2026-10-18T00:30:20Z">
               <w:r>
                 <w:rPr>
                   <w:rFonts w:ascii="Arial" w:cs="Arial" w:eastAsia="Arial" w:hAnsi="Arial"/>
@@ -17136,7 +17136,7 @@
               </w:rPr>
               <w:t xml:space="preserve"> a single-force moment</w:t>
             </w:r>
-            <w:ins w:id="9146" w:author="Claude (AI) - proposed" w:date="2026-10-15T20:14:53Z">
+            <w:ins w:id="9146" w:author="Claude (AI) - proposed" w:date="2026-10-18T00:30:20Z">
               <w:r>
                 <w:rPr>
                   <w:rFonts w:ascii="Arial" w:cs="Arial" w:eastAsia="Arial" w:hAnsi="Arial"/>
@@ -17164,7 +17164,7 @@
               </w:rPr>
               <w:t xml:space="preserve">? If fewer than half </w:t>
             </w:r>
-            <w:del w:id="9147" w:author="Claude (AI) - proposed" w:date="2026-10-15T20:14:53Z">
+            <w:del w:id="9147" w:author="Claude (AI) - proposed" w:date="2026-10-18T00:30:20Z">
               <w:r>
                 <w:rPr>
                   <w:rFonts w:ascii="Arial" w:cs="Arial" w:eastAsia="Arial" w:hAnsi="Arial"/>
@@ -17179,7 +17179,7 @@
                 <w:delText xml:space="preserve">connected it, the bridge between the investigation and the phenomenon may need a more explicit teacher-facilitated link at the start of Lesson 5</w:delText>
               </w:r>
             </w:del>
-            <w:ins w:id="9148" w:author="Claude (AI) - proposed" w:date="2026-10-15T20:14:53Z">
+            <w:ins w:id="9148" w:author="Claude (AI) - proposed" w:date="2026-10-18T00:30:20Z">
               <w:r>
                 <w:rPr>
                   <w:rFonts w:ascii="Arial" w:cs="Arial" w:eastAsia="Arial" w:hAnsi="Arial"/>
@@ -17405,7 +17405,7 @@
               </w:rPr>
               <w:t xml:space="preserve">Learners learned that a COUPLE is a pair of equal, parallel</w:t>
             </w:r>
-            <w:del w:id="9149" w:author="Claude (AI) - proposed" w:date="2026-10-15T20:14:53Z">
+            <w:del w:id="9149" w:author="Claude (AI) - proposed" w:date="2026-10-18T00:30:20Z">
               <w:r>
                 <w:rPr>
                   <w:rFonts w:ascii="Arial" w:cs="Arial" w:eastAsia="Arial" w:hAnsi="Arial"/>
@@ -17420,7 +17420,7 @@
                 <w:delText xml:space="preserve">, antiparallel forces</w:delText>
               </w:r>
             </w:del>
-            <w:ins w:id="9150" w:author="Claude (AI) - proposed" w:date="2026-10-15T20:14:53Z">
+            <w:ins w:id="9150" w:author="Claude (AI) - proposed" w:date="2026-10-18T00:30:20Z">
               <w:r>
                 <w:rPr>
                   <w:rFonts w:ascii="Arial" w:cs="Arial" w:eastAsia="Arial" w:hAnsi="Arial"/>
@@ -17448,7 +17448,7 @@
               </w:rPr>
               <w:t xml:space="preserve"> whose lines of action do not coincide. The moment of a couple = F × d (where d is the perpendicular distance between the two forces). A couple produces pure rotation with zero net translational force. Real-life Kenyan examples include a matatu steering wheel, a pipe wrench used by a Kisumu plumber, and </w:t>
             </w:r>
-            <w:del w:id="9151" w:author="Claude (AI) - proposed" w:date="2026-10-15T20:14:53Z">
+            <w:del w:id="9151" w:author="Claude (AI) - proposed" w:date="2026-10-18T00:30:20Z">
               <w:r>
                 <w:rPr>
                   <w:rFonts w:ascii="Arial" w:cs="Arial" w:eastAsia="Arial" w:hAnsi="Arial"/>
@@ -17463,7 +17463,7 @@
                 <w:delText xml:space="preserve">the two-handed jembe grip</w:delText>
               </w:r>
             </w:del>
-            <w:ins w:id="9152" w:author="Claude (AI) - proposed" w:date="2026-10-15T20:14:53Z">
+            <w:ins w:id="9152" w:author="Claude (AI) - proposed" w:date="2026-10-18T00:30:20Z">
               <w:r>
                 <w:rPr>
                   <w:rFonts w:ascii="Arial" w:cs="Arial" w:eastAsia="Arial" w:hAnsi="Arial"/>
@@ -17546,10 +17546,10 @@
               <w:spacing w:after="40" w:before="0"/>
               <w:jc w:val="left"/>
               <w:rPr>
-                <w:ins w:id="9154" w:author="Claude (AI) - proposed" w:date="2026-10-15T20:14:53Z"/>
-              </w:rPr>
-            </w:pPr>
-            <w:ins w:id="9153" w:author="Claude (AI) - proposed" w:date="2026-10-15T20:14:53Z">
+                <w:ins w:id="9154" w:author="Claude (AI) - proposed" w:date="2026-10-18T00:30:20Z"/>
+              </w:rPr>
+            </w:pPr>
+            <w:ins w:id="9153" w:author="Claude (AI) - proposed" w:date="2026-10-18T00:30:20Z">
               <w:r>
                 <w:rPr>
                   <w:rFonts w:ascii="Arial" w:cs="Arial" w:eastAsia="Arial" w:hAnsi="Arial"/>
@@ -17571,10 +17571,10 @@
               <w:spacing w:after="40" w:before="0"/>
               <w:jc w:val="left"/>
               <w:rPr>
-                <w:del w:id="9156" w:author="Claude (AI) - proposed" w:date="2026-10-15T20:14:53Z"/>
-              </w:rPr>
-            </w:pPr>
-            <w:del w:id="9155" w:author="Claude (AI) - proposed" w:date="2026-10-15T20:14:53Z">
+                <w:del w:id="9156" w:author="Claude (AI) - proposed" w:date="2026-10-18T00:30:20Z"/>
+              </w:rPr>
+            </w:pPr>
+            <w:del w:id="9155" w:author="Claude (AI) - proposed" w:date="2026-10-18T00:30:20Z">
               <w:r>
                 <w:rPr>
                   <w:rFonts w:ascii="Arial" w:cs="Arial" w:eastAsia="Arial" w:hAnsi="Arial"/>
@@ -17609,7 +17609,7 @@
         </w:rPr>
         <w:t xml:space="preserve">© 2026 SeaVuria and ARES. Aligned with KICD objectives. Developed by SeaVuria; technical implementation by ARES (with AI assistance from Claude). Licensed under </w:t>
       </w:r>
-      <w:hyperlink w:history="1" r:id="rIdwhouo3mnl2olimufg6cwg">
+      <w:hyperlink w:history="1" r:id="rIdwgvs4lavvvbnius46zgnu">
         <w:r>
           <w:rPr>
             <w:rFonts w:ascii="Arial" w:cs="Arial" w:eastAsia="Arial" w:hAnsi="Arial"/>
@@ -17630,7 +17630,7 @@
         </w:rPr>
         <w:t xml:space="preserve"> (</w:t>
       </w:r>
-      <w:hyperlink w:history="1" r:id="rId3o1khllylvahuoiqx5gew">
+      <w:hyperlink w:history="1" r:id="rIdpoie_9lpcm7jokmeog3di">
         <w:r>
           <w:rPr>
             <w:rFonts w:ascii="Arial" w:cs="Arial" w:eastAsia="Arial" w:hAnsi="Arial"/>
@@ -18219,7 +18219,7 @@
               </w:rPr>
               <w:t xml:space="preserve">In Lesson 4 learners </w:t>
             </w:r>
-            <w:del w:id="9157" w:author="Claude (AI) - proposed" w:date="2026-10-15T20:14:53Z">
+            <w:del w:id="9157" w:author="Claude (AI) - proposed" w:date="2026-10-18T00:30:20Z">
               <w:r>
                 <w:rPr>
                   <w:rFonts w:ascii="Arial" w:cs="Arial" w:eastAsia="Arial" w:hAnsi="Arial"/>
@@ -18234,7 +18234,7 @@
                 <w:delText xml:space="preserve">gathered evidence that anti-parallel forces can create opposing moments on a beam or tool</w:delText>
               </w:r>
             </w:del>
-            <w:ins w:id="9158" w:author="Claude (AI) - proposed" w:date="2026-10-15T20:14:53Z">
+            <w:ins w:id="9158" w:author="Claude (AI) - proposed" w:date="2026-10-18T00:30:20Z">
               <w:r>
                 <w:rPr>
                   <w:rFonts w:ascii="Arial" w:cs="Arial" w:eastAsia="Arial" w:hAnsi="Arial"/>
@@ -18425,7 +18425,7 @@
               </w:rPr>
               <w:t xml:space="preserve">Learners open by revisiting the jembe phenomenon — the teacher poses a specific numerical version: 'If the farmer grips the jembe 0.8 m from the pivot and pushes with 50 N, while friction at the blade applies 20 N just 0.1 m from the pivot on the other side, will the jembe rotate?' This hooks the lesson into familiar ground. Learners then work through three progressively complex problem sets (</w:t>
             </w:r>
-            <w:del w:id="9159" w:author="Claude (AI) - proposed" w:date="2026-10-15T20:14:53Z">
+            <w:del w:id="9159" w:author="Claude (AI) - proposed" w:date="2026-10-18T00:30:20Z">
               <w:r>
                 <w:rPr>
                   <w:rFonts w:ascii="Arial" w:cs="Arial" w:eastAsia="Arial" w:hAnsi="Arial"/>
@@ -18440,7 +18440,7 @@
                 <w:delText xml:space="preserve">Kenyan contexts:</w:delText>
               </w:r>
             </w:del>
-            <w:ins w:id="9160" w:author="Claude (AI) - proposed" w:date="2026-10-15T20:14:53Z">
+            <w:ins w:id="9160" w:author="Claude (AI) - proposed" w:date="2026-10-18T00:30:20Z">
               <w:r>
                 <w:rPr>
                   <w:rFonts w:ascii="Arial" w:cs="Arial" w:eastAsia="Arial" w:hAnsi="Arial"/>
@@ -18468,7 +18468,7 @@
               </w:rPr>
               <w:t xml:space="preserve"> ox-cart </w:t>
             </w:r>
-            <w:del w:id="9161" w:author="Claude (AI) - proposed" w:date="2026-10-15T20:14:53Z">
+            <w:del w:id="9161" w:author="Claude (AI) - proposed" w:date="2026-10-18T00:30:20Z">
               <w:r>
                 <w:rPr>
                   <w:rFonts w:ascii="Arial" w:cs="Arial" w:eastAsia="Arial" w:hAnsi="Arial"/>
@@ -18483,7 +18483,7 @@
                 <w:delText xml:space="preserve">axle</w:delText>
               </w:r>
             </w:del>
-            <w:ins w:id="9162" w:author="Claude (AI) - proposed" w:date="2026-10-15T20:14:53Z">
+            <w:ins w:id="9162" w:author="Claude (AI) - proposed" w:date="2026-10-18T00:30:20Z">
               <w:r>
                 <w:rPr>
                   <w:rFonts w:ascii="Arial" w:cs="Arial" w:eastAsia="Arial" w:hAnsi="Arial"/>
@@ -18511,7 +18511,7 @@
               </w:rPr>
               <w:t xml:space="preserve"> in the Rift Valley</w:t>
             </w:r>
-            <w:del w:id="9163" w:author="Claude (AI) - proposed" w:date="2026-10-15T20:14:53Z">
+            <w:del w:id="9163" w:author="Claude (AI) - proposed" w:date="2026-10-18T00:30:20Z">
               <w:r>
                 <w:rPr>
                   <w:rFonts w:ascii="Arial" w:cs="Arial" w:eastAsia="Arial" w:hAnsi="Arial"/>
@@ -18539,7 +18539,7 @@
               </w:rPr>
               <w:t xml:space="preserve">) in pairs using the Predict–Calculate–Check cycle, with teacher cold-calling </w:t>
             </w:r>
-            <w:del w:id="9164" w:author="Claude (AI) - proposed" w:date="2026-10-15T20:14:53Z">
+            <w:del w:id="9164" w:author="Claude (AI) - proposed" w:date="2026-10-18T00:30:20Z">
               <w:r>
                 <w:rPr>
                   <w:rFonts w:ascii="Arial" w:cs="Arial" w:eastAsia="Arial" w:hAnsi="Arial"/>
@@ -18554,7 +18554,7 @@
                 <w:delText xml:space="preserve">a minimum of</w:delText>
               </w:r>
             </w:del>
-            <w:ins w:id="9165" w:author="Claude (AI) - proposed" w:date="2026-10-15T20:14:53Z">
+            <w:ins w:id="9165" w:author="Claude (AI) - proposed" w:date="2026-10-18T00:30:20Z">
               <w:r>
                 <w:rPr>
                   <w:rFonts w:ascii="Arial" w:cs="Arial" w:eastAsia="Arial" w:hAnsi="Arial"/>
@@ -18582,7 +18582,7 @@
               </w:rPr>
               <w:t xml:space="preserve"> 4 learners per problem set and </w:t>
             </w:r>
-            <w:del w:id="9166" w:author="Claude (AI) - proposed" w:date="2026-10-15T20:14:53Z">
+            <w:del w:id="9166" w:author="Claude (AI) - proposed" w:date="2026-10-18T00:30:20Z">
               <w:r>
                 <w:rPr>
                   <w:rFonts w:ascii="Arial" w:cs="Arial" w:eastAsia="Arial" w:hAnsi="Arial"/>
@@ -18597,7 +18597,7 @@
                 <w:delText xml:space="preserve">enforcing a 30</w:delText>
               </w:r>
             </w:del>
-            <w:ins w:id="9167" w:author="Claude (AI) - proposed" w:date="2026-10-15T20:14:53Z">
+            <w:ins w:id="9167" w:author="Claude (AI) - proposed" w:date="2026-10-18T00:30:20Z">
               <w:r>
                 <w:rPr>
                   <w:rFonts w:ascii="Arial" w:cs="Arial" w:eastAsia="Arial" w:hAnsi="Arial"/>
@@ -18625,7 +18625,7 @@
               </w:rPr>
               <w:t xml:space="preserve">-second wait time</w:t>
             </w:r>
-            <w:ins w:id="9168" w:author="Claude (AI) - proposed" w:date="2026-10-15T20:14:53Z">
+            <w:ins w:id="9168" w:author="Claude (AI) - proposed" w:date="2026-10-18T00:30:20Z">
               <w:r>
                 <w:rPr>
                   <w:rFonts w:ascii="Arial" w:cs="Arial" w:eastAsia="Arial" w:hAnsi="Arial"/>
@@ -18958,7 +18958,7 @@
               <w:spacing w:after="10" w:before="0"/>
               <w:ind w:left="120"/>
             </w:pPr>
-            <w:hyperlink w:history="1" r:id="rId8tx1v5pdb2kve6-c2a9vb">
+            <w:hyperlink w:history="1" r:id="rId47lgmombmtmibdtejbyrv">
               <w:r>
                 <w:rPr>
                   <w:rFonts w:ascii="Arial" w:cs="Arial" w:eastAsia="Arial" w:hAnsi="Arial"/>
@@ -19035,7 +19035,7 @@
               <w:spacing w:after="10" w:before="0"/>
               <w:ind w:left="120"/>
             </w:pPr>
-            <w:hyperlink w:history="1" r:id="rIdyrjhwkasaddjtz5xttjlw">
+            <w:hyperlink w:history="1" r:id="rIdtpnt2g-li1mhyfqebsphh">
               <w:r>
                 <w:rPr>
                   <w:rFonts w:ascii="Arial" w:cs="Arial" w:eastAsia="Arial" w:hAnsi="Arial"/>
@@ -19095,7 +19095,7 @@
               </w:rPr>
               <w:t xml:space="preserve">Learners read the 'Jembe Number Puzzle' projected on screen or written on the board: 'Kamau grips a jembe 0.80 m from the blade pivot and pushes DOWN with 50 N. The soil resists the blade with </w:t>
             </w:r>
-            <w:del w:id="9169" w:author="Claude (AI) - proposed" w:date="2026-10-15T20:14:53Z">
+            <w:del w:id="9169" w:author="Claude (AI) - proposed" w:date="2026-10-18T00:30:20Z">
               <w:r>
                 <w:rPr>
                   <w:rFonts w:ascii="Arial" w:cs="Arial" w:eastAsia="Arial" w:hAnsi="Arial"/>
@@ -19110,7 +19110,7 @@
                 <w:delText xml:space="preserve">an upward</w:delText>
               </w:r>
             </w:del>
-            <w:ins w:id="9170" w:author="Claude (AI) - proposed" w:date="2026-10-15T20:14:53Z">
+            <w:ins w:id="9170" w:author="Claude (AI) - proposed" w:date="2026-10-18T00:30:20Z">
               <w:r>
                 <w:rPr>
                   <w:rFonts w:ascii="Arial" w:cs="Arial" w:eastAsia="Arial" w:hAnsi="Arial"/>
@@ -19138,7 +19138,7 @@
               </w:rPr>
               <w:t xml:space="preserve"> force of 20 N acting only 0.10 m from the same pivot</w:t>
             </w:r>
-            <w:ins w:id="9171" w:author="Claude (AI) - proposed" w:date="2026-10-15T20:14:53Z">
+            <w:ins w:id="9171" w:author="Claude (AI) - proposed" w:date="2026-10-18T00:30:20Z">
               <w:r>
                 <w:rPr>
                   <w:rFonts w:ascii="Arial" w:cs="Arial" w:eastAsia="Arial" w:hAnsi="Arial"/>
@@ -19199,7 +19199,7 @@
               </w:rPr>
               <w:t xml:space="preserve">Display the jembe diagram with labelled forces and distances. SAY EXACTLY: 'Before we calculate anything, I want you to THINK first. Look at the diagram. In your book, write: the direction you think the jembe will rotate, a rough guess at how big each turning effect is, and what you think will change if the grip moves closer to the blade. You have 2 minutes — silent, individual thinking.' Start a visible 2-minute timer. After time, cold-call 2 learners (not volunteers — use the class register, rows 1 and 3): 'Aisha, tell me your prediction for direction of rotation.' WAIT </w:t>
             </w:r>
-            <w:del w:id="9172" w:author="Claude (AI) - proposed" w:date="2026-10-15T20:14:53Z">
+            <w:del w:id="9172" w:author="Claude (AI) - proposed" w:date="2026-10-18T00:30:20Z">
               <w:r>
                 <w:rPr>
                   <w:rFonts w:ascii="Arial" w:cs="Arial" w:eastAsia="Arial" w:hAnsi="Arial"/>
@@ -19214,7 +19214,7 @@
                 <w:delText xml:space="preserve">30</w:delText>
               </w:r>
             </w:del>
-            <w:ins w:id="9173" w:author="Claude (AI) - proposed" w:date="2026-10-15T20:14:53Z">
+            <w:ins w:id="9173" w:author="Claude (AI) - proposed" w:date="2026-10-18T00:30:20Z">
               <w:r>
                 <w:rPr>
                   <w:rFonts w:ascii="Arial" w:cs="Arial" w:eastAsia="Arial" w:hAnsi="Arial"/>
@@ -19242,7 +19242,7 @@
               </w:rPr>
               <w:t xml:space="preserve"> seconds before prompting. 'Brian, give me your rough estimate — which moment do you think is bigger?' WAIT </w:t>
             </w:r>
-            <w:del w:id="9174" w:author="Claude (AI) - proposed" w:date="2026-10-15T20:14:53Z">
+            <w:del w:id="9174" w:author="Claude (AI) - proposed" w:date="2026-10-18T00:30:20Z">
               <w:r>
                 <w:rPr>
                   <w:rFonts w:ascii="Arial" w:cs="Arial" w:eastAsia="Arial" w:hAnsi="Arial"/>
@@ -19257,7 +19257,7 @@
                 <w:delText xml:space="preserve">30</w:delText>
               </w:r>
             </w:del>
-            <w:ins w:id="9175" w:author="Claude (AI) - proposed" w:date="2026-10-15T20:14:53Z">
+            <w:ins w:id="9175" w:author="Claude (AI) - proposed" w:date="2026-10-18T00:30:20Z">
               <w:r>
                 <w:rPr>
                   <w:rFonts w:ascii="Arial" w:cs="Arial" w:eastAsia="Arial" w:hAnsi="Arial"/>
@@ -19424,7 +19424,7 @@
               <w:spacing w:after="10" w:before="0"/>
               <w:ind w:left="120"/>
             </w:pPr>
-            <w:hyperlink w:history="1" r:id="rIdv6ihgdlwz7b0g5vnxrj1d">
+            <w:hyperlink w:history="1" r:id="rIdd9ji0g-2qlb97i2g_tzan">
               <w:r>
                 <w:rPr>
                   <w:rFonts w:ascii="Arial" w:cs="Arial" w:eastAsia="Arial" w:hAnsi="Arial"/>
@@ -19501,7 +19501,7 @@
               <w:spacing w:after="10" w:before="0"/>
               <w:ind w:left="120"/>
             </w:pPr>
-            <w:hyperlink w:history="1" r:id="rIdr0s9vvtyhw03ogpqerf50">
+            <w:hyperlink w:history="1" r:id="rIdye7llcizpb64-wv7xtb1g">
               <w:r>
                 <w:rPr>
                   <w:rFonts w:ascii="Arial" w:cs="Arial" w:eastAsia="Arial" w:hAnsi="Arial"/>
@@ -19561,7 +19561,7 @@
               </w:rPr>
               <w:t xml:space="preserve">Learners work in pairs through three graded problem sets, each set on a separate card or projected slide. All problems are drawn from Kenyan contexts and share the same structure: a diagram, given forces and distances, and three sub-questions — (i) calculate each moment with direction, (ii) find the net moment, (iii) state what physically happens to the object. PROBLEM SET A (Entry level — Jembe): Same numbers as the Predict phase so learners can immediately check their gut feeling. PROBLEM SET B (Intermediate — Matatu door): 'A conductor pushes </w:t>
             </w:r>
-            <w:del w:id="9176" w:author="Claude (AI) - proposed" w:date="2026-10-15T20:14:53Z">
+            <w:del w:id="9176" w:author="Claude (AI) - proposed" w:date="2026-10-18T00:30:20Z">
               <w:r>
                 <w:rPr>
                   <w:rFonts w:ascii="Arial" w:cs="Arial" w:eastAsia="Arial" w:hAnsi="Arial"/>
@@ -19576,7 +19576,7 @@
                 <w:delText xml:space="preserve">a matatu sliding door</w:delText>
               </w:r>
             </w:del>
-            <w:ins w:id="9177" w:author="Claude (AI) - proposed" w:date="2026-10-15T20:14:53Z">
+            <w:ins w:id="9177" w:author="Claude (AI) - proposed" w:date="2026-10-18T00:30:20Z">
               <w:r>
                 <w:rPr>
                   <w:rFonts w:ascii="Arial" w:cs="Arial" w:eastAsia="Arial" w:hAnsi="Arial"/>
@@ -19637,7 +19637,7 @@
               </w:rPr>
               <w:t xml:space="preserve">Distribute or project Problem Set A. SAY: 'Work in pairs. Both of you must write the full solution in your own book — no copying, peer-checking only. Use this structure for every problem: Step 1 — draw and label the pivot. Step 2 — calculate each moment with M = F × d. Step 3 — label each moment CW or ACW. Step 4 — find the net moment. Step 5 — state what happens physically.' Allow 4 minutes for Set A. COLD-CALL 4 learners (use row 4 and row 6 of register) to present Set A answers: 'Zawadi, read us Step 3 only — what direction is Kamau's moment?' WAIT </w:t>
             </w:r>
-            <w:del w:id="9178" w:author="Claude (AI) - proposed" w:date="2026-10-15T20:14:53Z">
+            <w:del w:id="9178" w:author="Claude (AI) - proposed" w:date="2026-10-18T00:30:20Z">
               <w:r>
                 <w:rPr>
                   <w:rFonts w:ascii="Arial" w:cs="Arial" w:eastAsia="Arial" w:hAnsi="Arial"/>
@@ -19652,7 +19652,7 @@
                 <w:delText xml:space="preserve">30</w:delText>
               </w:r>
             </w:del>
-            <w:ins w:id="9179" w:author="Claude (AI) - proposed" w:date="2026-10-15T20:14:53Z">
+            <w:ins w:id="9179" w:author="Claude (AI) - proposed" w:date="2026-10-18T00:30:20Z">
               <w:r>
                 <w:rPr>
                   <w:rFonts w:ascii="Arial" w:cs="Arial" w:eastAsia="Arial" w:hAnsi="Arial"/>
@@ -19680,7 +19680,7 @@
               </w:rPr>
               <w:t xml:space="preserve"> seconds. 'Otieno, do you agree with Zawadi? Why or why not?' WAIT </w:t>
             </w:r>
-            <w:del w:id="9180" w:author="Claude (AI) - proposed" w:date="2026-10-15T20:14:53Z">
+            <w:del w:id="9180" w:author="Claude (AI) - proposed" w:date="2026-10-18T00:30:20Z">
               <w:r>
                 <w:rPr>
                   <w:rFonts w:ascii="Arial" w:cs="Arial" w:eastAsia="Arial" w:hAnsi="Arial"/>
@@ -19695,7 +19695,7 @@
                 <w:delText xml:space="preserve">30</w:delText>
               </w:r>
             </w:del>
-            <w:ins w:id="9181" w:author="Claude (AI) - proposed" w:date="2026-10-15T20:14:53Z">
+            <w:ins w:id="9181" w:author="Claude (AI) - proposed" w:date="2026-10-18T00:30:20Z">
               <w:r>
                 <w:rPr>
                   <w:rFonts w:ascii="Arial" w:cs="Arial" w:eastAsia="Arial" w:hAnsi="Arial"/>
@@ -19723,7 +19723,7 @@
               </w:rPr>
               <w:t xml:space="preserve"> seconds. After Set A consensus, move to Set B (4 minutes) then Set C (5 minutes). For Set C cold-call 4 DIFFERENT learners. Total observe phase: approximately 15 minutes. Write the correct solutions on the board ONLY after cold-calling, not before.</w:t>
             </w:r>
-            <w:ins w:id="9182" w:author="Claude (AI) - proposed" w:date="2026-10-15T20:14:53Z">
+            <w:ins w:id="9182" w:author="Claude (AI) - proposed" w:date="2026-10-18T00:30:20Z">
               <w:r>
                 <w:rPr>
                   <w:rFonts w:ascii="Arial" w:cs="Arial" w:eastAsia="Arial" w:hAnsi="Arial"/>
@@ -19877,7 +19877,7 @@
               <w:spacing w:after="10" w:before="0"/>
               <w:ind w:left="120"/>
             </w:pPr>
-            <w:hyperlink w:history="1" r:id="rIdjpdlgtfmynjmvz7tnysni">
+            <w:hyperlink w:history="1" r:id="rIdbwxxl4dzzs4ggwogrdfcr">
               <w:r>
                 <w:rPr>
                   <w:rFonts w:ascii="Arial" w:cs="Arial" w:eastAsia="Arial" w:hAnsi="Arial"/>
@@ -19954,7 +19954,7 @@
               <w:spacing w:after="10" w:before="0"/>
               <w:ind w:left="120"/>
             </w:pPr>
-            <w:hyperlink w:history="1" r:id="rId20kywyg4xct9li7h4gqja">
+            <w:hyperlink w:history="1" r:id="rIdvxqzc8yh2jb4yhyzu7_3e">
               <w:r>
                 <w:rPr>
                   <w:rFonts w:ascii="Arial" w:cs="Arial" w:eastAsia="Arial" w:hAnsi="Arial"/>
@@ -20014,7 +20014,7 @@
               </w:rPr>
               <w:t xml:space="preserve">The teacher explicitly addresses the two most common misconceptions identified during Phase 2, using the board solutions as the anchor. Learners participate in a structured 'Error Autopsy': two deliberately wrong worked solutions are shown (one </w:t>
             </w:r>
-            <w:del w:id="9183" w:author="Claude (AI) - proposed" w:date="2026-10-15T20:14:53Z">
+            <w:del w:id="9183" w:author="Claude (AI) - proposed" w:date="2026-10-18T00:30:20Z">
               <w:r>
                 <w:rPr>
                   <w:rFonts w:ascii="Arial" w:cs="Arial" w:eastAsia="Arial" w:hAnsi="Arial"/>
@@ -20029,7 +20029,7 @@
                 <w:delText xml:space="preserve">with missing direction</w:delText>
               </w:r>
             </w:del>
-            <w:ins w:id="9184" w:author="Claude (AI) - proposed" w:date="2026-10-15T20:14:53Z">
+            <w:ins w:id="9184" w:author="Claude (AI) - proposed" w:date="2026-10-18T00:30:20Z">
               <w:r>
                 <w:rPr>
                   <w:rFonts w:ascii="Arial" w:cs="Arial" w:eastAsia="Arial" w:hAnsi="Arial"/>
@@ -20090,7 +20090,7 @@
               </w:rPr>
               <w:t xml:space="preserve">Show Error Autopsy Problem 1 (wrong solution: </w:t>
             </w:r>
-            <w:del w:id="9185" w:author="Claude (AI) - proposed" w:date="2026-10-15T20:14:53Z">
+            <w:del w:id="9185" w:author="Claude (AI) - proposed" w:date="2026-10-18T00:30:20Z">
               <w:r>
                 <w:rPr>
                   <w:rFonts w:ascii="Arial" w:cs="Arial" w:eastAsia="Arial" w:hAnsi="Arial"/>
@@ -20105,7 +20105,7 @@
                 <w:delText xml:space="preserve">student labelled both moments as 'clockwise' for a steering wheel turned by two hands</w:delText>
               </w:r>
             </w:del>
-            <w:ins w:id="9186" w:author="Claude (AI) - proposed" w:date="2026-10-15T20:14:53Z">
+            <w:ins w:id="9186" w:author="Claude (AI) - proposed" w:date="2026-10-18T00:30:20Z">
               <w:r>
                 <w:rPr>
                   <w:rFonts w:ascii="Arial" w:cs="Arial" w:eastAsia="Arial" w:hAnsi="Arial"/>
@@ -20133,7 +20133,7 @@
               </w:rPr>
               <w:t xml:space="preserve"> in opposite directions</w:t>
             </w:r>
-            <w:ins w:id="9187" w:author="Claude (AI) - proposed" w:date="2026-10-15T20:14:53Z">
+            <w:ins w:id="9187" w:author="Claude (AI) - proposed" w:date="2026-10-18T00:30:20Z">
               <w:r>
                 <w:rPr>
                   <w:rFonts w:ascii="Arial" w:cs="Arial" w:eastAsia="Arial" w:hAnsi="Arial"/>
@@ -20161,7 +20161,7 @@
               </w:rPr>
               <w:t xml:space="preserve">). SAY: 'Look at this solution. Something is wrong. You have 30 seconds to find the error — silent, individual.' WAIT 30 seconds. Cold-call: 'Fatuma, what is the error?' WAIT </w:t>
             </w:r>
-            <w:del w:id="9188" w:author="Claude (AI) - proposed" w:date="2026-10-15T20:14:53Z">
+            <w:del w:id="9188" w:author="Claude (AI) - proposed" w:date="2026-10-18T00:30:20Z">
               <w:r>
                 <w:rPr>
                   <w:rFonts w:ascii="Arial" w:cs="Arial" w:eastAsia="Arial" w:hAnsi="Arial"/>
@@ -20176,7 +20176,7 @@
                 <w:delText xml:space="preserve">30</w:delText>
               </w:r>
             </w:del>
-            <w:ins w:id="9189" w:author="Claude (AI) - proposed" w:date="2026-10-15T20:14:53Z">
+            <w:ins w:id="9189" w:author="Claude (AI) - proposed" w:date="2026-10-18T00:30:20Z">
               <w:r>
                 <w:rPr>
                   <w:rFonts w:ascii="Arial" w:cs="Arial" w:eastAsia="Arial" w:hAnsi="Arial"/>
@@ -20204,7 +20204,7 @@
               </w:rPr>
               <w:t xml:space="preserve"> seconds. 'Mwangi, can you explain WHY that error leads to a wrong answer?' WAIT </w:t>
             </w:r>
-            <w:del w:id="9190" w:author="Claude (AI) - proposed" w:date="2026-10-15T20:14:53Z">
+            <w:del w:id="9190" w:author="Claude (AI) - proposed" w:date="2026-10-18T00:30:20Z">
               <w:r>
                 <w:rPr>
                   <w:rFonts w:ascii="Arial" w:cs="Arial" w:eastAsia="Arial" w:hAnsi="Arial"/>
@@ -20219,7 +20219,7 @@
                 <w:delText xml:space="preserve">30</w:delText>
               </w:r>
             </w:del>
-            <w:ins w:id="9191" w:author="Claude (AI) - proposed" w:date="2026-10-15T20:14:53Z">
+            <w:ins w:id="9191" w:author="Claude (AI) - proposed" w:date="2026-10-18T00:30:20Z">
               <w:r>
                 <w:rPr>
                   <w:rFonts w:ascii="Arial" w:cs="Arial" w:eastAsia="Arial" w:hAnsi="Arial"/>
@@ -20247,7 +20247,7 @@
               </w:rPr>
               <w:t xml:space="preserve"> seconds. Repeat for Error Autopsy Problem 2 (wrong distance used — slant length of force arrow instead of perpendicular distance to pivot). After both autopsies, SAY: 'In your Concept Summary Box, write the rule in your own words. You have 3 minutes.' Cold-call 2 new learners to read their rules aloud. Then point to the PREDICTIONS on the board: 'Let's go back to what Aisha and Brian predicted. Aisha said [read prediction]. Was she right? Aisha, tell us — using your calculation.' WAIT </w:t>
             </w:r>
-            <w:del w:id="9192" w:author="Claude (AI) - proposed" w:date="2026-10-15T20:14:53Z">
+            <w:del w:id="9192" w:author="Claude (AI) - proposed" w:date="2026-10-18T00:30:20Z">
               <w:r>
                 <w:rPr>
                   <w:rFonts w:ascii="Arial" w:cs="Arial" w:eastAsia="Arial" w:hAnsi="Arial"/>
@@ -20262,7 +20262,7 @@
                 <w:delText xml:space="preserve">30 seconds.</w:delText>
               </w:r>
             </w:del>
-            <w:ins w:id="9193" w:author="Claude (AI) - proposed" w:date="2026-10-15T20:14:53Z">
+            <w:ins w:id="9193" w:author="Claude (AI) - proposed" w:date="2026-10-18T00:30:20Z">
               <w:r>
                 <w:rPr>
                   <w:rFonts w:ascii="Arial" w:cs="Arial" w:eastAsia="Arial" w:hAnsi="Arial"/>
@@ -20416,7 +20416,7 @@
               <w:spacing w:after="10" w:before="0"/>
               <w:ind w:left="120"/>
             </w:pPr>
-            <w:hyperlink w:history="1" r:id="rId8skjljusjc7tissb175rv">
+            <w:hyperlink w:history="1" r:id="rIdxxcco6cnkn9shdqzbxpn5">
               <w:r>
                 <w:rPr>
                   <w:rFonts w:ascii="Arial" w:cs="Arial" w:eastAsia="Arial" w:hAnsi="Arial"/>
@@ -20493,7 +20493,7 @@
               <w:spacing w:after="10" w:before="0"/>
               <w:ind w:left="120"/>
             </w:pPr>
-            <w:hyperlink w:history="1" r:id="rId3xs6nyylcrxvzugxxsk0m">
+            <w:hyperlink w:history="1" r:id="rIdvi5jgwnbhflfci2bnpioc">
               <w:r>
                 <w:rPr>
                   <w:rFonts w:ascii="Arial" w:cs="Arial" w:eastAsia="Arial" w:hAnsi="Arial"/>
@@ -20586,7 +20586,7 @@
               </w:rPr>
               <w:t xml:space="preserve">SAY: 'We have been asking: why does where you grip the jembe change how hard the work feels? We started with a feeling. In Lessons 1 to 4 we named it — moment. Today we can calculate it. Look at our DQB. In pairs, write one thing we NOW KNOW that goes in the middle column — it must include a number or a formula. You have 90 seconds.' After pairs write, cold-call 2 pairs to read their WHAT WE NOW KNOW contribution. Then SAY: 'Now write one thing you STILL WONDER — something today's calculations cannot yet answer.' Cold-call 2 learners to share their wonder questions and physically attach them to the DQB. SAY: 'These wonder questions will guide </w:t>
             </w:r>
-            <w:del w:id="9194" w:author="Claude (AI) - proposed" w:date="2026-10-15T20:14:53Z">
+            <w:del w:id="9194" w:author="Claude (AI) - proposed" w:date="2026-10-18T00:30:20Z">
               <w:r>
                 <w:rPr>
                   <w:rFonts w:ascii="Arial" w:cs="Arial" w:eastAsia="Arial" w:hAnsi="Arial"/>
@@ -20601,7 +20601,7 @@
                 <w:delText xml:space="preserve">Lessons 6 and 7</w:delText>
               </w:r>
             </w:del>
-            <w:ins w:id="9195" w:author="Claude (AI) - proposed" w:date="2026-10-15T20:14:53Z">
+            <w:ins w:id="9195" w:author="Claude (AI) - proposed" w:date="2026-10-18T00:30:20Z">
               <w:r>
                 <w:rPr>
                   <w:rFonts w:ascii="Arial" w:cs="Arial" w:eastAsia="Arial" w:hAnsi="Arial"/>
@@ -20629,7 +20629,7 @@
               </w:rPr>
               <w:t xml:space="preserve"> where we look at real applications — </w:t>
             </w:r>
-            <w:del w:id="9196" w:author="Claude (AI) - proposed" w:date="2026-10-15T20:14:53Z">
+            <w:del w:id="9196" w:author="Claude (AI) - proposed" w:date="2026-10-18T00:30:20Z">
               <w:r>
                 <w:rPr>
                   <w:rFonts w:ascii="Arial" w:cs="Arial" w:eastAsia="Arial" w:hAnsi="Arial"/>
@@ -20644,7 +20644,7 @@
                 <w:delText xml:space="preserve">bridges, wheelbarrows, and the steering on a Rift Valley bus</w:delText>
               </w:r>
             </w:del>
-            <w:ins w:id="9197" w:author="Claude (AI) - proposed" w:date="2026-10-15T20:14:53Z">
+            <w:ins w:id="9197" w:author="Claude (AI) - proposed" w:date="2026-10-18T00:30:20Z">
               <w:r>
                 <w:rPr>
                   <w:rFonts w:ascii="Arial" w:cs="Arial" w:eastAsia="Arial" w:hAnsi="Arial"/>
@@ -20811,7 +20811,7 @@
               <w:spacing w:after="10" w:before="0"/>
               <w:ind w:left="120"/>
             </w:pPr>
-            <w:hyperlink w:history="1" r:id="rIdcovyg9h7ghyujutdclcba">
+            <w:hyperlink w:history="1" r:id="rIdj-umus7nwhb1vhvcvismw">
               <w:r>
                 <w:rPr>
                   <w:rFonts w:ascii="Arial" w:cs="Arial" w:eastAsia="Arial" w:hAnsi="Arial"/>
@@ -20888,7 +20888,7 @@
               <w:spacing w:after="10" w:before="0"/>
               <w:ind w:left="120"/>
             </w:pPr>
-            <w:hyperlink w:history="1" r:id="rIdppfuct9hrtzhirq3htp3t">
+            <w:hyperlink w:history="1" r:id="rIdfr8z3ccz6ykb5tqsukr_a">
               <w:r>
                 <w:rPr>
                   <w:rFonts w:ascii="Arial" w:cs="Arial" w:eastAsia="Arial" w:hAnsi="Arial"/>
@@ -21162,7 +21162,7 @@
               </w:rPr>
               <w:t xml:space="preserve">1. COLD-CALL QUALITY: Did at least 4 different learners respond per problem set? Were the </w:t>
             </w:r>
-            <w:del w:id="9198" w:author="Claude (AI) - proposed" w:date="2026-10-15T20:14:53Z">
+            <w:del w:id="9198" w:author="Claude (AI) - proposed" w:date="2026-10-18T00:30:20Z">
               <w:r>
                 <w:rPr>
                   <w:rFonts w:ascii="Arial" w:cs="Arial" w:eastAsia="Arial" w:hAnsi="Arial"/>
@@ -21177,7 +21177,7 @@
                 <w:delText xml:space="preserve">30</w:delText>
               </w:r>
             </w:del>
-            <w:ins w:id="9199" w:author="Claude (AI) - proposed" w:date="2026-10-15T20:14:53Z">
+            <w:ins w:id="9199" w:author="Claude (AI) - proposed" w:date="2026-10-18T00:30:20Z">
               <w:r>
                 <w:rPr>
                   <w:rFonts w:ascii="Arial" w:cs="Arial" w:eastAsia="Arial" w:hAnsi="Arial"/>
@@ -21503,7 +21503,7 @@
               </w:rPr>
               <w:t xml:space="preserve">The turning effect (moment) of a force depends on BOTH the size of the force AND its perpendicular distance from the pivot. </w:t>
             </w:r>
-            <w:del w:id="9200" w:author="Claude (AI) - proposed" w:date="2026-10-15T20:14:53Z">
+            <w:del w:id="9200" w:author="Claude (AI) - proposed" w:date="2026-10-18T00:30:20Z">
               <w:r>
                 <w:rPr>
                   <w:rFonts w:ascii="Arial" w:cs="Arial" w:eastAsia="Arial" w:hAnsi="Arial"/>
@@ -21518,7 +21518,7 @@
                 <w:delText xml:space="preserve">For anti-parallel forces, the moments act in opposite directions; the net moment determines</w:delText>
               </w:r>
             </w:del>
-            <w:ins w:id="9201" w:author="Claude (AI) - proposed" w:date="2026-10-15T20:14:53Z">
+            <w:ins w:id="9201" w:author="Claude (AI) - proposed" w:date="2026-10-18T00:30:20Z">
               <w:r>
                 <w:rPr>
                   <w:rFonts w:ascii="Arial" w:cs="Arial" w:eastAsia="Arial" w:hAnsi="Arial"/>
@@ -21614,7 +21614,7 @@
               </w:rPr>
               <w:t xml:space="preserve">When two anti-parallel forces act on an object, each creates a moment about the pivot: M = F × d</w:t>
             </w:r>
-            <w:ins w:id="9202" w:author="Claude (AI) - proposed" w:date="2026-10-15T20:14:53Z">
+            <w:ins w:id="9202" w:author="Claude (AI) - proposed" w:date="2026-10-18T00:30:20Z">
               <w:r>
                 <w:rPr>
                   <w:rFonts w:ascii="Arial" w:cs="Arial" w:eastAsia="Arial" w:hAnsi="Arial"/>
@@ -21662,7 +21662,7 @@
         </w:rPr>
         <w:t xml:space="preserve">© 2026 SeaVuria and ARES. Aligned with KICD objectives. Developed by SeaVuria; technical implementation by ARES (with AI assistance from Claude). Licensed under </w:t>
       </w:r>
-      <w:hyperlink w:history="1" r:id="rIdsvqqx_gxdyndhk21rgxtn">
+      <w:hyperlink w:history="1" r:id="rIdeos8uogdzccupgtyk1znl">
         <w:r>
           <w:rPr>
             <w:rFonts w:ascii="Arial" w:cs="Arial" w:eastAsia="Arial" w:hAnsi="Arial"/>
@@ -21683,7 +21683,7 @@
         </w:rPr>
         <w:t xml:space="preserve"> (</w:t>
       </w:r>
-      <w:hyperlink w:history="1" r:id="rIdn1izwzirr0og2rzegvqfd">
+      <w:hyperlink w:history="1" r:id="rIdoriiyqafz2-piddzrdevm">
         <w:r>
           <w:rPr>
             <w:rFonts w:ascii="Arial" w:cs="Arial" w:eastAsia="Arial" w:hAnsi="Arial"/>
@@ -22435,7 +22435,7 @@
               </w:rPr>
               <w:t xml:space="preserve">Learners begin with a rapid Predict phase linking prior lessons to real-world objects. They then conduct a structured 25-minute walk-around of the school compound in groups of four, using an observation guide to find, sketch, photograph (where devices are available), and label at least five turning-effect examples — identifying pivot, effort, load, effort arm, and load arm, and estimating moments where possible. Back in class, groups mount a mini gallery display and present </w:t>
             </w:r>
-            <w:del w:id="9203" w:author="Claude (AI) - proposed" w:date="2026-10-15T20:14:53Z">
+            <w:del w:id="9203" w:author="Claude (AI) - proposed" w:date="2026-10-18T00:30:20Z">
               <w:r>
                 <w:rPr>
                   <w:rFonts w:ascii="Arial" w:cs="Arial" w:eastAsia="Arial" w:hAnsi="Arial"/>
@@ -22450,7 +22450,7 @@
                 <w:delText xml:space="preserve">their findings in a 2</w:delText>
               </w:r>
             </w:del>
-            <w:ins w:id="9204" w:author="Claude (AI) - proposed" w:date="2026-10-15T20:14:53Z">
+            <w:ins w:id="9204" w:author="Claude (AI) - proposed" w:date="2026-10-18T00:30:20Z">
               <w:r>
                 <w:rPr>
                   <w:rFonts w:ascii="Arial" w:cs="Arial" w:eastAsia="Arial" w:hAnsi="Arial"/>
@@ -22478,7 +22478,7 @@
               </w:rPr>
               <w:t xml:space="preserve">-minute structured talk</w:t>
             </w:r>
-            <w:ins w:id="9205" w:author="Claude (AI) - proposed" w:date="2026-10-15T20:14:53Z">
+            <w:ins w:id="9205" w:author="Claude (AI) - proposed" w:date="2026-10-18T00:30:20Z">
               <w:r>
                 <w:rPr>
                   <w:rFonts w:ascii="Arial" w:cs="Arial" w:eastAsia="Arial" w:hAnsi="Arial"/>
@@ -22811,7 +22811,7 @@
               <w:spacing w:after="10" w:before="0"/>
               <w:ind w:left="120"/>
             </w:pPr>
-            <w:hyperlink w:history="1" r:id="rIdfgo9qorec_ntnm3tn52qw">
+            <w:hyperlink w:history="1" r:id="rIdegxzi0hs0fx3cx1eai6cj">
               <w:r>
                 <w:rPr>
                   <w:rFonts w:ascii="Arial" w:cs="Arial" w:eastAsia="Arial" w:hAnsi="Arial"/>
@@ -22888,7 +22888,7 @@
               <w:spacing w:after="10" w:before="0"/>
               <w:ind w:left="120"/>
             </w:pPr>
-            <w:hyperlink w:history="1" r:id="rIdwp0veqykmjlyf6qcex2jc">
+            <w:hyperlink w:history="1" r:id="rIdxj6scgtxx7xwoiv95_jwz">
               <w:r>
                 <w:rPr>
                   <w:rFonts w:ascii="Arial" w:cs="Arial" w:eastAsia="Arial" w:hAnsi="Arial"/>
@@ -22981,7 +22981,7 @@
               </w:rPr>
               <w:t xml:space="preserve">T writes the prompt on the board before learners arrive. T says: 'Before we go outside, I want you to predict — no right or wrong answers yet — just use what you already know from our jembe lessons.' T allows 3 minutes of silent individual writing — T circulates and does NOT correct, only nods encouragingly. After group share, T cold-calls FIVE different spokespeople (one per group) to read one prediction each. T records exactly the words used by learners on the board. T then says: 'Hold onto these predictions — when we come back from the walk-around, we will check each one.' T distributes the Walk-Around Observation Guide and reads aloud the five column headings: Object name / Pivot location / Where effort is applied / Estimated effort arm length / Estimated moment. </w:t>
             </w:r>
-            <w:ins w:id="9206" w:author="Claude (AI) - proposed" w:date="2026-10-15T20:14:53Z">
+            <w:ins w:id="9206" w:author="Claude (AI) - proposed" w:date="2026-10-18T00:30:20Z">
               <w:r>
                 <w:rPr>
                   <w:rFonts w:ascii="Arial" w:cs="Arial" w:eastAsia="Arial" w:hAnsi="Arial"/>
@@ -23148,7 +23148,7 @@
               <w:spacing w:after="10" w:before="0"/>
               <w:ind w:left="120"/>
             </w:pPr>
-            <w:hyperlink w:history="1" r:id="rIdmin-g3nn6--vzx2gxw-mw">
+            <w:hyperlink w:history="1" r:id="rIddbr_pmsuadfjtymju_wgh">
               <w:r>
                 <w:rPr>
                   <w:rFonts w:ascii="Arial" w:cs="Arial" w:eastAsia="Arial" w:hAnsi="Arial"/>
@@ -23225,7 +23225,7 @@
               <w:spacing w:after="10" w:before="0"/>
               <w:ind w:left="120"/>
             </w:pPr>
-            <w:hyperlink w:history="1" r:id="rIdvmvbcrcclemzz9v_l7vyk">
+            <w:hyperlink w:history="1" r:id="rIdsxpie2nqnst4mt3sndr1h">
               <w:r>
                 <w:rPr>
                   <w:rFonts w:ascii="Arial" w:cs="Arial" w:eastAsia="Arial" w:hAnsi="Arial"/>
@@ -23318,7 +23318,7 @@
               </w:rPr>
               <w:t xml:space="preserve">T leads the class outdoors and stations them at the starting point. T says: 'Remember — the farmer in Kericho gripped the jembe far from the blade to make turning easier. As you walk, ask yourself: where is the pivot, and where does someone apply effort? The further the effort from the pivot, the ____?' (WAIT 10 seconds — accept learner call-outs: 'bigger the moment / easier the turning'). T assigns each group a starting zone to avoid crowding. </w:t>
             </w:r>
-            <w:ins w:id="9207" w:author="Claude (AI) - proposed" w:date="2026-10-15T20:14:53Z">
+            <w:ins w:id="9207" w:author="Claude (AI) - proposed" w:date="2026-10-18T00:30:20Z">
               <w:r>
                 <w:rPr>
                   <w:rFonts w:ascii="Arial" w:cs="Arial" w:eastAsia="Arial" w:hAnsi="Arial"/>
@@ -23346,7 +23346,7 @@
               </w:rPr>
               <w:t xml:space="preserve">T circulates between groups throughout the 25 minutes, spending </w:t>
             </w:r>
-            <w:del w:id="9208" w:author="Claude (AI) - proposed" w:date="2026-10-15T20:14:53Z">
+            <w:del w:id="9208" w:author="Claude (AI) - proposed" w:date="2026-10-18T00:30:20Z">
               <w:r>
                 <w:rPr>
                   <w:rFonts w:ascii="Arial" w:cs="Arial" w:eastAsia="Arial" w:hAnsi="Arial"/>
@@ -23361,7 +23361,7 @@
                 <w:delText xml:space="preserve">approximately 5</w:delText>
               </w:r>
             </w:del>
-            <w:ins w:id="9209" w:author="Claude (AI) - proposed" w:date="2026-10-15T20:14:53Z">
+            <w:ins w:id="9209" w:author="Claude (AI) - proposed" w:date="2026-10-18T00:30:20Z">
               <w:r>
                 <w:rPr>
                   <w:rFonts w:ascii="Arial" w:cs="Arial" w:eastAsia="Arial" w:hAnsi="Arial"/>
@@ -23389,7 +23389,7 @@
               </w:rPr>
               <w:t xml:space="preserve"> minutes per group </w:t>
             </w:r>
-            <w:del w:id="9210" w:author="Claude (AI) - proposed" w:date="2026-10-15T20:14:53Z">
+            <w:del w:id="9210" w:author="Claude (AI) - proposed" w:date="2026-10-18T00:30:20Z">
               <w:r>
                 <w:rPr>
                   <w:rFonts w:ascii="Arial" w:cs="Arial" w:eastAsia="Arial" w:hAnsi="Arial"/>
@@ -23404,7 +23404,7 @@
                 <w:delText xml:space="preserve">zone</w:delText>
               </w:r>
             </w:del>
-            <w:ins w:id="9211" w:author="Claude (AI) - proposed" w:date="2026-10-15T20:14:53Z">
+            <w:ins w:id="9211" w:author="Claude (AI) - proposed" w:date="2026-10-18T00:30:20Z">
               <w:r>
                 <w:rPr>
                   <w:rFonts w:ascii="Arial" w:cs="Arial" w:eastAsia="Arial" w:hAnsi="Arial"/>
@@ -23571,7 +23571,7 @@
               <w:spacing w:after="10" w:before="0"/>
               <w:ind w:left="120"/>
             </w:pPr>
-            <w:hyperlink w:history="1" r:id="rIdv9zn4iuzmmo8hmd9z5l2r">
+            <w:hyperlink w:history="1" r:id="rIdcj1w5frv6gqmbaikeoy59">
               <w:r>
                 <w:rPr>
                   <w:rFonts w:ascii="Arial" w:cs="Arial" w:eastAsia="Arial" w:hAnsi="Arial"/>
@@ -23648,7 +23648,7 @@
               <w:spacing w:after="10" w:before="0"/>
               <w:ind w:left="120"/>
             </w:pPr>
-            <w:hyperlink w:history="1" r:id="rIdqniooasskibawh54zo9sz">
+            <w:hyperlink w:history="1" r:id="rIdjd78lxyffs4heicnfed_v">
               <w:r>
                 <w:rPr>
                   <w:rFonts w:ascii="Arial" w:cs="Arial" w:eastAsia="Arial" w:hAnsi="Arial"/>
@@ -23708,7 +23708,7 @@
               </w:rPr>
               <w:t xml:space="preserve">Back in class, each group has 3 minutes to mount their TWO best sketches on the board or display area (tape provided). Groups then do a </w:t>
             </w:r>
-            <w:del w:id="9212" w:author="Claude (AI) - proposed" w:date="2026-10-15T20:14:53Z">
+            <w:del w:id="9212" w:author="Claude (AI) - proposed" w:date="2026-10-18T00:30:20Z">
               <w:r>
                 <w:rPr>
                   <w:rFonts w:ascii="Arial" w:cs="Arial" w:eastAsia="Arial" w:hAnsi="Arial"/>
@@ -23723,7 +23723,7 @@
                 <w:delText xml:space="preserve">2</w:delText>
               </w:r>
             </w:del>
-            <w:ins w:id="9213" w:author="Claude (AI) - proposed" w:date="2026-10-15T20:14:53Z">
+            <w:ins w:id="9213" w:author="Claude (AI) - proposed" w:date="2026-10-18T00:30:20Z">
               <w:r>
                 <w:rPr>
                   <w:rFonts w:ascii="Arial" w:cs="Arial" w:eastAsia="Arial" w:hAnsi="Arial"/>
@@ -23751,7 +23751,7 @@
               </w:rPr>
               <w:t xml:space="preserve">-minute structured stand-up presentation</w:t>
             </w:r>
-            <w:ins w:id="9214" w:author="Claude (AI) - proposed" w:date="2026-10-15T20:14:53Z">
+            <w:ins w:id="9214" w:author="Claude (AI) - proposed" w:date="2026-10-18T00:30:20Z">
               <w:r>
                 <w:rPr>
                   <w:rFonts w:ascii="Arial" w:cs="Arial" w:eastAsia="Arial" w:hAnsi="Arial"/>
@@ -23779,7 +23779,7 @@
               </w:rPr>
               <w:t xml:space="preserve">: Spokesperson 1 names the object and points to pivot, effort, and load. Spokesperson 2 states the estimated moment calculation aloud (e.g., 'The school gate hinge is the pivot. We pushed at 0.9 m from the hinge with about 15 N of force. Moment = 15 × 0.9 = 13.5 N·m.'). After all group presentations (approximately </w:t>
             </w:r>
-            <w:del w:id="9215" w:author="Claude (AI) - proposed" w:date="2026-10-15T20:14:53Z">
+            <w:del w:id="9215" w:author="Claude (AI) - proposed" w:date="2026-10-18T00:30:20Z">
               <w:r>
                 <w:rPr>
                   <w:rFonts w:ascii="Arial" w:cs="Arial" w:eastAsia="Arial" w:hAnsi="Arial"/>
@@ -23794,7 +23794,7 @@
                 <w:delText xml:space="preserve">15</w:delText>
               </w:r>
             </w:del>
-            <w:ins w:id="9216" w:author="Claude (AI) - proposed" w:date="2026-10-15T20:14:53Z">
+            <w:ins w:id="9216" w:author="Claude (AI) - proposed" w:date="2026-10-18T00:30:20Z">
               <w:r>
                 <w:rPr>
                   <w:rFonts w:ascii="Arial" w:cs="Arial" w:eastAsia="Arial" w:hAnsi="Arial"/>
@@ -23855,7 +23855,7 @@
               </w:rPr>
               <w:t xml:space="preserve">T manages gallery mounting — groups stick sketches at eye level. T times each presentation strictly at </w:t>
             </w:r>
-            <w:del w:id="9217" w:author="Claude (AI) - proposed" w:date="2026-10-15T20:14:53Z">
+            <w:del w:id="9217" w:author="Claude (AI) - proposed" w:date="2026-10-18T00:30:20Z">
               <w:r>
                 <w:rPr>
                   <w:rFonts w:ascii="Arial" w:cs="Arial" w:eastAsia="Arial" w:hAnsi="Arial"/>
@@ -23870,7 +23870,7 @@
                 <w:delText xml:space="preserve">2 minutes</w:delText>
               </w:r>
             </w:del>
-            <w:ins w:id="9218" w:author="Claude (AI) - proposed" w:date="2026-10-15T20:14:53Z">
+            <w:ins w:id="9218" w:author="Claude (AI) - proposed" w:date="2026-10-18T00:30:20Z">
               <w:r>
                 <w:rPr>
                   <w:rFonts w:ascii="Arial" w:cs="Arial" w:eastAsia="Arial" w:hAnsi="Arial"/>
@@ -23898,7 +23898,7 @@
               </w:rPr>
               <w:t xml:space="preserve"> using a visible timer. After </w:t>
             </w:r>
-            <w:del w:id="9219" w:author="Claude (AI) - proposed" w:date="2026-10-15T20:14:53Z">
+            <w:del w:id="9219" w:author="Claude (AI) - proposed" w:date="2026-10-18T00:30:20Z">
               <w:r>
                 <w:rPr>
                   <w:rFonts w:ascii="Arial" w:cs="Arial" w:eastAsia="Arial" w:hAnsi="Arial"/>
@@ -23913,7 +23913,7 @@
                 <w:delText xml:space="preserve">each</w:delText>
               </w:r>
             </w:del>
-            <w:ins w:id="9220" w:author="Claude (AI) - proposed" w:date="2026-10-15T20:14:53Z">
+            <w:ins w:id="9220" w:author="Claude (AI) - proposed" w:date="2026-10-18T00:30:20Z">
               <w:r>
                 <w:rPr>
                   <w:rFonts w:ascii="Arial" w:cs="Arial" w:eastAsia="Arial" w:hAnsi="Arial"/>
@@ -23941,7 +23941,7 @@
               </w:rPr>
               <w:t xml:space="preserve"> group, T asks ONE clarifying question</w:t>
             </w:r>
-            <w:del w:id="9221" w:author="Claude (AI) - proposed" w:date="2026-10-15T20:14:53Z">
+            <w:del w:id="9221" w:author="Claude (AI) - proposed" w:date="2026-10-18T00:30:20Z">
               <w:r>
                 <w:rPr>
                   <w:rFonts w:ascii="Arial" w:cs="Arial" w:eastAsia="Arial" w:hAnsi="Arial"/>
@@ -23969,7 +23969,7 @@
               </w:rPr>
               <w:t xml:space="preserve"> using cold-call, rotating through different group members</w:t>
             </w:r>
-            <w:ins w:id="9222" w:author="Claude (AI) - proposed" w:date="2026-10-15T20:14:53Z">
+            <w:ins w:id="9222" w:author="Claude (AI) - proposed" w:date="2026-10-18T00:30:20Z">
               <w:r>
                 <w:rPr>
                   <w:rFonts w:ascii="Arial" w:cs="Arial" w:eastAsia="Arial" w:hAnsi="Arial"/>
@@ -23997,7 +23997,7 @@
               </w:rPr>
               <w:t xml:space="preserve">: e.g., 'Wanjiru — your group says the tap handle pivot is the tap spindle. If you gripped the very tip of the handle instead of near the spindle, what would happen to the moment?' (WAIT 12 seconds.) T then asks a second learner from a DIFFERENT group: 'Kipkoech — do you agree with that reasoning? Why?' After all presentations, T introduces the video clips: 'We are now going to see three Kenyan examples — a crane in Mombasa, pliers in Kamukunji, and a boda-boda brake in Kisumu. As you watch, fill in the table in your book.' T pauses each clip at 1 minute to allow writing time, then plays to the end. After Clip C, T cold-calls FOUR learners (different genders and groups) to share their table entries. T writes key values on the board: 'Bicycle brake lever: pivot = brake pivot bolt; effort arm ≈ 12 cm; </w:t>
             </w:r>
-            <w:del w:id="9223" w:author="Claude (AI) - proposed" w:date="2026-10-15T20:14:53Z">
+            <w:del w:id="9223" w:author="Claude (AI) - proposed" w:date="2026-10-18T00:30:20Z">
               <w:r>
                 <w:rPr>
                   <w:rFonts w:ascii="Arial" w:cs="Arial" w:eastAsia="Arial" w:hAnsi="Arial"/>
@@ -24012,7 +24012,7 @@
                 <w:delText xml:space="preserve">braking force</w:delText>
               </w:r>
             </w:del>
-            <w:ins w:id="9224" w:author="Claude (AI) - proposed" w:date="2026-10-15T20:14:53Z">
+            <w:ins w:id="9224" w:author="Claude (AI) - proposed" w:date="2026-10-18T00:30:20Z">
               <w:r>
                 <w:rPr>
                   <w:rFonts w:ascii="Arial" w:cs="Arial" w:eastAsia="Arial" w:hAnsi="Arial"/>
@@ -24040,7 +24040,7 @@
               </w:rPr>
               <w:t xml:space="preserve"> arm ≈ 2 cm. </w:t>
             </w:r>
-            <w:del w:id="9225" w:author="Claude (AI) - proposed" w:date="2026-10-15T20:14:53Z">
+            <w:del w:id="9225" w:author="Claude (AI) - proposed" w:date="2026-10-18T00:30:20Z">
               <w:r>
                 <w:rPr>
                   <w:rFonts w:ascii="Arial" w:cs="Arial" w:eastAsia="Arial" w:hAnsi="Arial"/>
@@ -24055,7 +24055,7 @@
                 <w:delText xml:space="preserve">Moment ratio =</w:delText>
               </w:r>
             </w:del>
-            <w:ins w:id="9226" w:author="Claude (AI) - proposed" w:date="2026-10-15T20:14:53Z">
+            <w:ins w:id="9226" w:author="Claude (AI) - proposed" w:date="2026-10-18T00:30:20Z">
               <w:r>
                 <w:rPr>
                   <w:rFonts w:ascii="Arial" w:cs="Arial" w:eastAsia="Arial" w:hAnsi="Arial"/>
@@ -24083,7 +24083,7 @@
               </w:rPr>
               <w:t xml:space="preserve"> 6:1</w:t>
             </w:r>
-            <w:ins w:id="9227" w:author="Claude (AI) - proposed" w:date="2026-10-15T20:14:53Z">
+            <w:ins w:id="9227" w:author="Claude (AI) - proposed" w:date="2026-10-18T00:30:20Z">
               <w:r>
                 <w:rPr>
                   <w:rFonts w:ascii="Arial" w:cs="Arial" w:eastAsia="Arial" w:hAnsi="Arial"/>
@@ -24111,7 +24111,7 @@
               </w:rPr>
               <w:t xml:space="preserve"> — why does this matter for the boda-boda rider?'</w:t>
             </w:r>
-            <w:ins w:id="9228" w:author="Claude (AI) - proposed" w:date="2026-10-15T20:14:53Z">
+            <w:ins w:id="9228" w:author="Claude (AI) - proposed" w:date="2026-10-18T00:30:20Z">
               <w:r>
                 <w:rPr>
                   <w:rFonts w:ascii="Arial" w:cs="Arial" w:eastAsia="Arial" w:hAnsi="Arial"/>
@@ -24278,7 +24278,7 @@
               <w:spacing w:after="10" w:before="0"/>
               <w:ind w:left="120"/>
             </w:pPr>
-            <w:hyperlink w:history="1" r:id="rIdt0557d0qll-xjjwousj7z">
+            <w:hyperlink w:history="1" r:id="rIdxlwkulonupaqqr6omqc5s">
               <w:r>
                 <w:rPr>
                   <w:rFonts w:ascii="Arial" w:cs="Arial" w:eastAsia="Arial" w:hAnsi="Arial"/>
@@ -24355,7 +24355,7 @@
               <w:spacing w:after="10" w:before="0"/>
               <w:ind w:left="120"/>
             </w:pPr>
-            <w:hyperlink w:history="1" r:id="rIdkm_iubmri8l5syyc90m7o">
+            <w:hyperlink w:history="1" r:id="rIdaln4yufy2k0xxbc0avhlt">
               <w:r>
                 <w:rPr>
                   <w:rFonts w:ascii="Arial" w:cs="Arial" w:eastAsia="Arial" w:hAnsi="Arial"/>
@@ -24587,7 +24587,7 @@
               <w:spacing w:after="10" w:before="0"/>
               <w:ind w:left="120"/>
             </w:pPr>
-            <w:hyperlink w:history="1" r:id="rIdzmggv9uvvab1otqfhaemu">
+            <w:hyperlink w:history="1" r:id="rIdfpbvlhjynvnfhcuyhynic">
               <w:r>
                 <w:rPr>
                   <w:rFonts w:ascii="Arial" w:cs="Arial" w:eastAsia="Arial" w:hAnsi="Arial"/>
@@ -24664,7 +24664,7 @@
               <w:spacing w:after="10" w:before="0"/>
               <w:ind w:left="120"/>
             </w:pPr>
-            <w:hyperlink w:history="1" r:id="rId6yals_89lenhne8pwbjso">
+            <w:hyperlink w:history="1" r:id="rIdfcgh45edrpcpxvxwqsbcb">
               <w:r>
                 <w:rPr>
                   <w:rFonts w:ascii="Arial" w:cs="Arial" w:eastAsia="Arial" w:hAnsi="Arial"/>
@@ -24757,7 +24757,7 @@
               </w:rPr>
               <w:t xml:space="preserve">T says: 'Open your model pages. Your model started with a jembe in Kericho. Today you have shown that the same physics governs a school gate in this compound, a crane in Mombasa harbour, and a boda-boda brake in Kisumu. Add at least three of today's objects to your model — draw arrows connecting them to the jembe and label the arrow with the principle they share.' T circulates and checks that: (1) at least three objects are added, (2) each connection is labelled 'Moment = F × d', (3) a Rule Box is present. T cold-calls ONE learner to read their model update statement aloud. T closes the lesson: 'In our next lesson we will </w:t>
             </w:r>
-            <w:del w:id="9229" w:author="Claude (AI) - proposed" w:date="2026-10-15T20:14:53Z">
+            <w:del w:id="9229" w:author="Claude (AI) - proposed" w:date="2026-10-18T00:30:20Z">
               <w:r>
                 <w:rPr>
                   <w:rFonts w:ascii="Arial" w:cs="Arial" w:eastAsia="Arial" w:hAnsi="Arial"/>
@@ -24772,7 +24772,7 @@
                 <w:delText xml:space="preserve">look at anti-parallel forces — where two moments act on the same object in opposite directions, like a seesaw or a loaded wheelbarrow</w:delText>
               </w:r>
             </w:del>
-            <w:ins w:id="9230" w:author="Claude (AI) - proposed" w:date="2026-10-15T20:14:53Z">
+            <w:ins w:id="9230" w:author="Claude (AI) - proposed" w:date="2026-10-18T00:30:20Z">
               <w:r>
                 <w:rPr>
                   <w:rFonts w:ascii="Arial" w:cs="Arial" w:eastAsia="Arial" w:hAnsi="Arial"/>
@@ -24800,7 +24800,7 @@
               </w:rPr>
               <w:t xml:space="preserve">. Will the same rule </w:t>
             </w:r>
-            <w:del w:id="9231" w:author="Claude (AI) - proposed" w:date="2026-10-15T20:14:53Z">
+            <w:del w:id="9231" w:author="Claude (AI) - proposed" w:date="2026-10-18T00:30:20Z">
               <w:r>
                 <w:rPr>
                   <w:rFonts w:ascii="Arial" w:cs="Arial" w:eastAsia="Arial" w:hAnsi="Arial"/>
@@ -24815,7 +24815,7 @@
                 <w:delText xml:space="preserve">still hold</w:delText>
               </w:r>
             </w:del>
-            <w:ins w:id="9232" w:author="Claude (AI) - proposed" w:date="2026-10-15T20:14:53Z">
+            <w:ins w:id="9232" w:author="Claude (AI) - proposed" w:date="2026-10-18T00:30:20Z">
               <w:r>
                 <w:rPr>
                   <w:rFonts w:ascii="Arial" w:cs="Arial" w:eastAsia="Arial" w:hAnsi="Arial"/>
@@ -25084,7 +25084,7 @@
               </w:rPr>
               <w:t xml:space="preserve">4. DQB ENTRIES: Review the ORANGE sticky notes posted today. Do the new questions cluster around anti-parallel forces, equilibrium, or practical applications in farming? This will directly inform the emphasis of Lesson 7 (</w:t>
             </w:r>
-            <w:del w:id="9233" w:author="Claude (AI) - proposed" w:date="2026-10-15T20:14:53Z">
+            <w:del w:id="9233" w:author="Claude (AI) - proposed" w:date="2026-10-18T00:30:20Z">
               <w:r>
                 <w:rPr>
                   <w:rFonts w:ascii="Arial" w:cs="Arial" w:eastAsia="Arial" w:hAnsi="Arial"/>
@@ -25099,7 +25099,7 @@
                 <w:delText xml:space="preserve">anti-parallel forces and the principle of moments in balance</w:delText>
               </w:r>
             </w:del>
-            <w:ins w:id="9234" w:author="Claude (AI) - proposed" w:date="2026-10-15T20:14:53Z">
+            <w:ins w:id="9234" w:author="Claude (AI) - proposed" w:date="2026-10-18T00:30:20Z">
               <w:r>
                 <w:rPr>
                   <w:rFonts w:ascii="Arial" w:cs="Arial" w:eastAsia="Arial" w:hAnsi="Arial"/>
@@ -25453,7 +25453,7 @@
         </w:rPr>
         <w:t xml:space="preserve">© 2026 SeaVuria and ARES. Aligned with KICD objectives. Developed by SeaVuria; technical implementation by ARES (with AI assistance from Claude). Licensed under </w:t>
       </w:r>
-      <w:hyperlink w:history="1" r:id="rId8ilaoaabwpn31zay86eua">
+      <w:hyperlink w:history="1" r:id="rIdvo271qx4hrxfkgmcpmpap">
         <w:r>
           <w:rPr>
             <w:rFonts w:ascii="Arial" w:cs="Arial" w:eastAsia="Arial" w:hAnsi="Arial"/>
@@ -25474,7 +25474,7 @@
         </w:rPr>
         <w:t xml:space="preserve"> (</w:t>
       </w:r>
-      <w:hyperlink w:history="1" r:id="rId6yc38oiupp1vbxhxbnfjd">
+      <w:hyperlink w:history="1" r:id="rIdvw_qrmtswf6ehma-j2k-c">
         <w:r>
           <w:rPr>
             <w:rFonts w:ascii="Arial" w:cs="Arial" w:eastAsia="Arial" w:hAnsi="Arial"/>
@@ -26226,7 +26226,7 @@
               </w:rPr>
               <w:t xml:space="preserve">Learners open by revisiting their Lesson 1 jembe sketches and the Driving Question Board to recall original questions and naive ideas. In the Predict phase they individually predict which of their Lesson 1 questions they can now fully answer and which still feel uncertain — surfacing metacognitive awareness. In the Observe phase groups compare Lesson 1 models side by side with findings from all previous lessons, identifying gaps and errors. In the Explain phase learners construct revised, fully labelled scientific diagrams of the jembe system and use the moment equation to annotate calculated values. The DQB Update phase sees groups systematically post revised answers to every question on the board, colour-coding new understanding against original ideas. The Model Building phase closes the lesson with a whole-class sensemaking gallery and teacher-facilitated discussion unifying all phenomena under the single moment equation, directly answering the driving question.</w:t>
             </w:r>
-            <w:ins w:id="9235" w:author="Claude (AI) - proposed" w:date="2026-10-15T20:14:53Z">
+            <w:ins w:id="9235" w:author="Claude (AI) - proposed" w:date="2026-10-18T00:30:20Z">
               <w:r>
                 <w:rPr>
                   <w:rFonts w:ascii="Arial" w:cs="Arial" w:eastAsia="Arial" w:hAnsi="Arial"/>
@@ -26546,7 +26546,7 @@
               <w:spacing w:after="10" w:before="0"/>
               <w:ind w:left="120"/>
             </w:pPr>
-            <w:hyperlink w:history="1" r:id="rIdovqsmkbjgpgyfn8uk_gnj">
+            <w:hyperlink w:history="1" r:id="rId8xvjpoc_oz0e31nzgtne0">
               <w:r>
                 <w:rPr>
                   <w:rFonts w:ascii="Arial" w:cs="Arial" w:eastAsia="Arial" w:hAnsi="Arial"/>
@@ -26623,7 +26623,7 @@
               <w:spacing w:after="10" w:before="0"/>
               <w:ind w:left="120"/>
             </w:pPr>
-            <w:hyperlink w:history="1" r:id="rIdqg7lae4gj8evjabay44re">
+            <w:hyperlink w:history="1" r:id="rIdpnkm99ryccdf5cdmqe5gb">
               <w:r>
                 <w:rPr>
                   <w:rFonts w:ascii="Arial" w:cs="Arial" w:eastAsia="Arial" w:hAnsi="Arial"/>
@@ -26855,7 +26855,7 @@
               <w:spacing w:after="10" w:before="0"/>
               <w:ind w:left="120"/>
             </w:pPr>
-            <w:hyperlink w:history="1" r:id="rIduzhbjspqelkwb4xph2q9d">
+            <w:hyperlink w:history="1" r:id="rIduj_k2dolkghettmg77ezl">
               <w:r>
                 <w:rPr>
                   <w:rFonts w:ascii="Arial" w:cs="Arial" w:eastAsia="Arial" w:hAnsi="Arial"/>
@@ -26932,7 +26932,7 @@
               <w:spacing w:after="10" w:before="0"/>
               <w:ind w:left="120"/>
             </w:pPr>
-            <w:hyperlink w:history="1" r:id="rIdxrzux6jb9szqhbqedbume">
+            <w:hyperlink w:history="1" r:id="rId7hik6m_ol6nkmlyioswyd">
               <w:r>
                 <w:rPr>
                   <w:rFonts w:ascii="Arial" w:cs="Arial" w:eastAsia="Arial" w:hAnsi="Arial"/>
@@ -27164,7 +27164,7 @@
               <w:spacing w:after="10" w:before="0"/>
               <w:ind w:left="120"/>
             </w:pPr>
-            <w:hyperlink w:history="1" r:id="rId7-l4rmx6ju-fd7u3nltbr">
+            <w:hyperlink w:history="1" r:id="rIdohas1eu2h1cj2ypzpuu-g">
               <w:r>
                 <w:rPr>
                   <w:rFonts w:ascii="Arial" w:cs="Arial" w:eastAsia="Arial" w:hAnsi="Arial"/>
@@ -27241,7 +27241,7 @@
               <w:spacing w:after="10" w:before="0"/>
               <w:ind w:left="120"/>
             </w:pPr>
-            <w:hyperlink w:history="1" r:id="rIdz1f1yv79m75gv5dgonbfc">
+            <w:hyperlink w:history="1" r:id="rIdzznbvs0g1nq7l_hcorigj">
               <w:r>
                 <w:rPr>
                   <w:rFonts w:ascii="Arial" w:cs="Arial" w:eastAsia="Arial" w:hAnsi="Arial"/>
@@ -27301,7 +27301,7 @@
               </w:rPr>
               <w:t xml:space="preserve">Each learner now independently draws a revised jembe diagram (A4 blank paper or exercise book, large diagram). The diagram must include and label: the pivot point (blade tip in soil), the effort force arrow (hands on handle) with direction and estimated magnitude in Newtons, the perpendicular distance from pivot to effort (effort arm in metres), the load force arrow (</w:t>
             </w:r>
-            <w:del w:id="9236" w:author="Claude (AI) - proposed" w:date="2026-10-15T20:14:53Z">
+            <w:del w:id="9236" w:author="Claude (AI) - proposed" w:date="2026-10-18T00:30:20Z">
               <w:r>
                 <w:rPr>
                   <w:rFonts w:ascii="Arial" w:cs="Arial" w:eastAsia="Arial" w:hAnsi="Arial"/>
@@ -27316,7 +27316,7 @@
                 <w:delText xml:space="preserve">weight of soil resisting</w:delText>
               </w:r>
             </w:del>
-            <w:ins w:id="9237" w:author="Claude (AI) - proposed" w:date="2026-10-15T20:14:53Z">
+            <w:ins w:id="9237" w:author="Claude (AI) - proposed" w:date="2026-10-18T00:30:20Z">
               <w:r>
                 <w:rPr>
                   <w:rFonts w:ascii="Arial" w:cs="Arial" w:eastAsia="Arial" w:hAnsi="Arial"/>
@@ -27344,7 +27344,7 @@
               </w:rPr>
               <w:t xml:space="preserve"> blade) with direction, the perpendicular distance from pivot to load (load arm in metres), the calculated moment of the effort (M = F x d), and the calculated moment of the load (M = F x d). Learners use realistic </w:t>
             </w:r>
-            <w:del w:id="9238" w:author="Claude (AI) - proposed" w:date="2026-10-15T20:14:53Z">
+            <w:del w:id="9238" w:author="Claude (AI) - proposed" w:date="2026-10-18T00:30:20Z">
               <w:r>
                 <w:rPr>
                   <w:rFonts w:ascii="Arial" w:cs="Arial" w:eastAsia="Arial" w:hAnsi="Arial"/>
@@ -27359,7 +27359,7 @@
                 <w:delText xml:space="preserve">Kenyan farm values</w:delText>
               </w:r>
             </w:del>
-            <w:ins w:id="9239" w:author="Claude (AI) - proposed" w:date="2026-10-15T20:14:53Z">
+            <w:ins w:id="9239" w:author="Claude (AI) - proposed" w:date="2026-10-18T00:30:20Z">
               <w:r>
                 <w:rPr>
                   <w:rFonts w:ascii="Arial" w:cs="Arial" w:eastAsia="Arial" w:hAnsi="Arial"/>
@@ -27387,7 +27387,7 @@
               </w:rPr>
               <w:t xml:space="preserve">: effort force approximately 80 N, effort arm </w:t>
             </w:r>
-            <w:del w:id="9240" w:author="Claude (AI) - proposed" w:date="2026-10-15T20:14:53Z">
+            <w:del w:id="9240" w:author="Claude (AI) - proposed" w:date="2026-10-18T00:30:20Z">
               <w:r>
                 <w:rPr>
                   <w:rFonts w:ascii="Arial" w:cs="Arial" w:eastAsia="Arial" w:hAnsi="Arial"/>
@@ -27402,7 +27402,7 @@
                 <w:delText xml:space="preserve">1.2 m for</w:delText>
               </w:r>
             </w:del>
-            <w:ins w:id="9241" w:author="Claude (AI) - proposed" w:date="2026-10-15T20:14:53Z">
+            <w:ins w:id="9241" w:author="Claude (AI) - proposed" w:date="2026-10-18T00:30:20Z">
               <w:r>
                 <w:rPr>
                   <w:rFonts w:ascii="Arial" w:cs="Arial" w:eastAsia="Arial" w:hAnsi="Arial"/>
@@ -27430,7 +27430,7 @@
               </w:rPr>
               <w:t xml:space="preserve"> long handle versus 0.3 m for </w:t>
             </w:r>
-            <w:ins w:id="9242" w:author="Claude (AI) - proposed" w:date="2026-10-15T20:14:53Z">
+            <w:ins w:id="9242" w:author="Claude (AI) - proposed" w:date="2026-10-18T00:30:20Z">
               <w:r>
                 <w:rPr>
                   <w:rFonts w:ascii="Arial" w:cs="Arial" w:eastAsia="Arial" w:hAnsi="Arial"/>
@@ -27458,7 +27458,7 @@
               </w:rPr>
               <w:t xml:space="preserve">short handle, </w:t>
             </w:r>
-            <w:del w:id="9243" w:author="Claude (AI) - proposed" w:date="2026-10-15T20:14:53Z">
+            <w:del w:id="9243" w:author="Claude (AI) - proposed" w:date="2026-10-18T00:30:20Z">
               <w:r>
                 <w:rPr>
                   <w:rFonts w:ascii="Arial" w:cs="Arial" w:eastAsia="Arial" w:hAnsi="Arial"/>
@@ -27473,7 +27473,7 @@
                 <w:delText xml:space="preserve">load force 40 N, load arm</w:delText>
               </w:r>
             </w:del>
-            <w:ins w:id="9244" w:author="Claude (AI) - proposed" w:date="2026-10-15T20:14:53Z">
+            <w:ins w:id="9244" w:author="Claude (AI) - proposed" w:date="2026-10-18T00:30:20Z">
               <w:r>
                 <w:rPr>
                   <w:rFonts w:ascii="Arial" w:cs="Arial" w:eastAsia="Arial" w:hAnsi="Arial"/>
@@ -27501,7 +27501,7 @@
               </w:rPr>
               <w:t xml:space="preserve"> 0.1 m</w:t>
             </w:r>
-            <w:ins w:id="9245" w:author="Claude (AI) - proposed" w:date="2026-10-15T20:14:53Z">
+            <w:ins w:id="9245" w:author="Claude (AI) - proposed" w:date="2026-10-18T00:30:20Z">
               <w:r>
                 <w:rPr>
                   <w:rFonts w:ascii="Arial" w:cs="Arial" w:eastAsia="Arial" w:hAnsi="Arial"/>
@@ -27529,7 +27529,7 @@
               </w:rPr>
               <w:t xml:space="preserve">. They calculate both moments and write a conclusion: For the long-handled jembe, effort moment = 80 x </w:t>
             </w:r>
-            <w:del w:id="9246" w:author="Claude (AI) - proposed" w:date="2026-10-15T20:14:53Z">
+            <w:del w:id="9246" w:author="Claude (AI) - proposed" w:date="2026-10-18T00:30:20Z">
               <w:r>
                 <w:rPr>
                   <w:rFonts w:ascii="Arial" w:cs="Arial" w:eastAsia="Arial" w:hAnsi="Arial"/>
@@ -27544,7 +27544,7 @@
                 <w:delText xml:space="preserve">1.2 = 96</w:delText>
               </w:r>
             </w:del>
-            <w:ins w:id="9247" w:author="Claude (AI) - proposed" w:date="2026-10-15T20:14:53Z">
+            <w:ins w:id="9247" w:author="Claude (AI) - proposed" w:date="2026-10-18T00:30:20Z">
               <w:r>
                 <w:rPr>
                   <w:rFonts w:ascii="Arial" w:cs="Arial" w:eastAsia="Arial" w:hAnsi="Arial"/>
@@ -27572,7 +27572,7 @@
               </w:rPr>
               <w:t xml:space="preserve"> Nm. Load moment = </w:t>
             </w:r>
-            <w:del w:id="9248" w:author="Claude (AI) - proposed" w:date="2026-10-15T20:14:53Z">
+            <w:del w:id="9248" w:author="Claude (AI) - proposed" w:date="2026-10-18T00:30:20Z">
               <w:r>
                 <w:rPr>
                   <w:rFonts w:ascii="Arial" w:cs="Arial" w:eastAsia="Arial" w:hAnsi="Arial"/>
@@ -27587,7 +27587,7 @@
                 <w:delText xml:space="preserve">40</w:delText>
               </w:r>
             </w:del>
-            <w:ins w:id="9249" w:author="Claude (AI) - proposed" w:date="2026-10-15T20:14:53Z">
+            <w:ins w:id="9249" w:author="Claude (AI) - proposed" w:date="2026-10-18T00:30:20Z">
               <w:r>
                 <w:rPr>
                   <w:rFonts w:ascii="Arial" w:cs="Arial" w:eastAsia="Arial" w:hAnsi="Arial"/>
@@ -27615,7 +27615,7 @@
               </w:rPr>
               <w:t xml:space="preserve"> x 0.1 = </w:t>
             </w:r>
-            <w:del w:id="9250" w:author="Claude (AI) - proposed" w:date="2026-10-15T20:14:53Z">
+            <w:del w:id="9250" w:author="Claude (AI) - proposed" w:date="2026-10-18T00:30:20Z">
               <w:r>
                 <w:rPr>
                   <w:rFonts w:ascii="Arial" w:cs="Arial" w:eastAsia="Arial" w:hAnsi="Arial"/>
@@ -27630,7 +27630,7 @@
                 <w:delText xml:space="preserve">4</w:delText>
               </w:r>
             </w:del>
-            <w:ins w:id="9251" w:author="Claude (AI) - proposed" w:date="2026-10-15T20:14:53Z">
+            <w:ins w:id="9251" w:author="Claude (AI) - proposed" w:date="2026-10-18T00:30:20Z">
               <w:r>
                 <w:rPr>
                   <w:rFonts w:ascii="Arial" w:cs="Arial" w:eastAsia="Arial" w:hAnsi="Arial"/>
@@ -27658,7 +27658,7 @@
               </w:rPr>
               <w:t xml:space="preserve"> Nm. The effort moment</w:t>
             </w:r>
-            <w:del w:id="9252" w:author="Claude (AI) - proposed" w:date="2026-10-15T20:14:53Z">
+            <w:del w:id="9252" w:author="Claude (AI) - proposed" w:date="2026-10-18T00:30:20Z">
               <w:r>
                 <w:rPr>
                   <w:rFonts w:ascii="Arial" w:cs="Arial" w:eastAsia="Arial" w:hAnsi="Arial"/>
@@ -27686,7 +27686,7 @@
               </w:rPr>
               <w:t xml:space="preserve"> exceeds the load moment, so the blade</w:t>
             </w:r>
-            <w:del w:id="9253" w:author="Claude (AI) - proposed" w:date="2026-10-15T20:14:53Z">
+            <w:del w:id="9253" w:author="Claude (AI) - proposed" w:date="2026-10-18T00:30:20Z">
               <w:r>
                 <w:rPr>
                   <w:rFonts w:ascii="Arial" w:cs="Arial" w:eastAsia="Arial" w:hAnsi="Arial"/>
@@ -27714,7 +27714,7 @@
               </w:rPr>
               <w:t xml:space="preserve"> rotates into the soil. For the short-handled jembe, effort moment = 80 x 0.3 = 24 Nm — </w:t>
             </w:r>
-            <w:del w:id="9254" w:author="Claude (AI) - proposed" w:date="2026-10-15T20:14:53Z">
+            <w:del w:id="9254" w:author="Claude (AI) - proposed" w:date="2026-10-18T00:30:20Z">
               <w:r>
                 <w:rPr>
                   <w:rFonts w:ascii="Arial" w:cs="Arial" w:eastAsia="Arial" w:hAnsi="Arial"/>
@@ -27742,7 +27742,7 @@
               </w:rPr>
               <w:t xml:space="preserve">less than the load moment</w:t>
             </w:r>
-            <w:del w:id="9255" w:author="Claude (AI) - proposed" w:date="2026-10-15T20:14:53Z">
+            <w:del w:id="9255" w:author="Claude (AI) - proposed" w:date="2026-10-18T00:30:20Z">
               <w:r>
                 <w:rPr>
                   <w:rFonts w:ascii="Arial" w:cs="Arial" w:eastAsia="Arial" w:hAnsi="Arial"/>
@@ -27757,7 +27757,7 @@
                 <w:delText xml:space="preserve">, making digging much harder</w:delText>
               </w:r>
             </w:del>
-            <w:ins w:id="9256" w:author="Claude (AI) - proposed" w:date="2026-10-15T20:14:53Z">
+            <w:ins w:id="9256" w:author="Claude (AI) - proposed" w:date="2026-10-18T00:30:20Z">
               <w:r>
                 <w:rPr>
                   <w:rFonts w:ascii="Arial" w:cs="Arial" w:eastAsia="Arial" w:hAnsi="Arial"/>
@@ -27818,7 +27818,7 @@
               </w:rPr>
               <w:t xml:space="preserve">Before learners begin drawing say: Your diagram must tell the full scientific story of the jembe puzzle. A scientist who has never heard of our phenomenon should be able to look at your diagram and understand exactly why handle length matters. You have </w:t>
             </w:r>
-            <w:del w:id="9257" w:author="Claude (AI) - proposed" w:date="2026-10-15T20:14:53Z">
+            <w:del w:id="9257" w:author="Claude (AI) - proposed" w:date="2026-10-18T00:30:20Z">
               <w:r>
                 <w:rPr>
                   <w:rFonts w:ascii="Arial" w:cs="Arial" w:eastAsia="Arial" w:hAnsi="Arial"/>
@@ -27833,7 +27833,7 @@
                 <w:delText xml:space="preserve">8</w:delText>
               </w:r>
             </w:del>
-            <w:ins w:id="9258" w:author="Claude (AI) - proposed" w:date="2026-10-15T20:14:53Z">
+            <w:ins w:id="9258" w:author="Claude (AI) - proposed" w:date="2026-10-18T00:30:20Z">
               <w:r>
                 <w:rPr>
                   <w:rFonts w:ascii="Arial" w:cs="Arial" w:eastAsia="Arial" w:hAnsi="Arial"/>
@@ -28000,7 +28000,7 @@
               <w:spacing w:after="10" w:before="0"/>
               <w:ind w:left="120"/>
             </w:pPr>
-            <w:hyperlink w:history="1" r:id="rIdhg_ix3mt_r6ug-lcqjk-q">
+            <w:hyperlink w:history="1" r:id="rIdxdlndgxj0sfo_fyfnw3at">
               <w:r>
                 <w:rPr>
                   <w:rFonts w:ascii="Arial" w:cs="Arial" w:eastAsia="Arial" w:hAnsi="Arial"/>
@@ -28077,7 +28077,7 @@
               <w:spacing w:after="10" w:before="0"/>
               <w:ind w:left="120"/>
             </w:pPr>
-            <w:hyperlink w:history="1" r:id="rIdt7qiwv4dxol0_wrubsufe">
+            <w:hyperlink w:history="1" r:id="rIdykb5f_y-91rdqxra3nb-8">
               <w:r>
                 <w:rPr>
                   <w:rFonts w:ascii="Arial" w:cs="Arial" w:eastAsia="Arial" w:hAnsi="Arial"/>
@@ -28309,7 +28309,7 @@
               <w:spacing w:after="10" w:before="0"/>
               <w:ind w:left="120"/>
             </w:pPr>
-            <w:hyperlink w:history="1" r:id="rIdb_hrnw8ccvtoao2h1ila-">
+            <w:hyperlink w:history="1" r:id="rIdf4jnchs_2ypm4izjqug18">
               <w:r>
                 <w:rPr>
                   <w:rFonts w:ascii="Arial" w:cs="Arial" w:eastAsia="Arial" w:hAnsi="Arial"/>
@@ -28386,7 +28386,7 @@
               <w:spacing w:after="10" w:before="0"/>
               <w:ind w:left="120"/>
             </w:pPr>
-            <w:hyperlink w:history="1" r:id="rId7jwmw-ixq__viuowqojcd">
+            <w:hyperlink w:history="1" r:id="rIdds2swbv3e7e__j7mrum07">
               <w:r>
                 <w:rPr>
                   <w:rFonts w:ascii="Arial" w:cs="Arial" w:eastAsia="Arial" w:hAnsi="Arial"/>
@@ -28446,7 +28446,7 @@
               </w:rPr>
               <w:t xml:space="preserve">Groups now combine individual revised jembe diagrams into a single group consensus model on A3 paper or a mini whiteboard. The group model must show: the jembe system with all labels; a second panel showing one supporting phenomenon chosen by the group from Lessons </w:t>
             </w:r>
-            <w:del w:id="9259" w:author="Claude (AI) - proposed" w:date="2026-10-15T20:14:53Z">
+            <w:del w:id="9259" w:author="Claude (AI) - proposed" w:date="2026-10-18T00:30:20Z">
               <w:r>
                 <w:rPr>
                   <w:rFonts w:ascii="Arial" w:cs="Arial" w:eastAsia="Arial" w:hAnsi="Arial"/>
@@ -28461,7 +28461,7 @@
                 <w:delText xml:space="preserve">4 or 6 (door handle, seesaw</w:delText>
               </w:r>
             </w:del>
-            <w:ins w:id="9260" w:author="Claude (AI) - proposed" w:date="2026-10-15T20:14:53Z">
+            <w:ins w:id="9260" w:author="Claude (AI) - proposed" w:date="2026-10-18T00:30:20Z">
               <w:r>
                 <w:rPr>
                   <w:rFonts w:ascii="Arial" w:cs="Arial" w:eastAsia="Arial" w:hAnsi="Arial"/>
@@ -28489,7 +28489,7 @@
               </w:rPr>
               <w:t xml:space="preserve">, wheelbarrow, crane, pliers, or bicycle brake) with the same labels; and a connecting statement at the bottom explaining in two to three sentences how both panels illustrate the same principle. Groups display models on desks for a </w:t>
             </w:r>
-            <w:del w:id="9261" w:author="Claude (AI) - proposed" w:date="2026-10-15T20:14:53Z">
+            <w:del w:id="9261" w:author="Claude (AI) - proposed" w:date="2026-10-18T00:30:20Z">
               <w:r>
                 <w:rPr>
                   <w:rFonts w:ascii="Arial" w:cs="Arial" w:eastAsia="Arial" w:hAnsi="Arial"/>
@@ -28504,7 +28504,7 @@
                 <w:delText xml:space="preserve">3</w:delText>
               </w:r>
             </w:del>
-            <w:ins w:id="9262" w:author="Claude (AI) - proposed" w:date="2026-10-15T20:14:53Z">
+            <w:ins w:id="9262" w:author="Claude (AI) - proposed" w:date="2026-10-18T00:30:20Z">
               <w:r>
                 <w:rPr>
                   <w:rFonts w:ascii="Arial" w:cs="Arial" w:eastAsia="Arial" w:hAnsi="Arial"/>
@@ -28532,7 +28532,7 @@
               </w:rPr>
               <w:t xml:space="preserve">-minute standing gallery walk. Each group leaves one member as a guide at their model to answer questions from peers passing by. After the gallery walk, teacher facilitates a </w:t>
             </w:r>
-            <w:del w:id="9263" w:author="Claude (AI) - proposed" w:date="2026-10-15T20:14:53Z">
+            <w:del w:id="9263" w:author="Claude (AI) - proposed" w:date="2026-10-18T00:30:20Z">
               <w:r>
                 <w:rPr>
                   <w:rFonts w:ascii="Arial" w:cs="Arial" w:eastAsia="Arial" w:hAnsi="Arial"/>
@@ -28547,7 +28547,7 @@
                 <w:delText xml:space="preserve">4</w:delText>
               </w:r>
             </w:del>
-            <w:ins w:id="9264" w:author="Claude (AI) - proposed" w:date="2026-10-15T20:14:53Z">
+            <w:ins w:id="9264" w:author="Claude (AI) - proposed" w:date="2026-10-18T00:30:20Z">
               <w:r>
                 <w:rPr>
                   <w:rFonts w:ascii="Arial" w:cs="Arial" w:eastAsia="Arial" w:hAnsi="Arial"/>
@@ -28608,7 +28608,7 @@
               </w:rPr>
               <w:t xml:space="preserve">During group model building (approximately </w:t>
             </w:r>
-            <w:del w:id="9265" w:author="Claude (AI) - proposed" w:date="2026-10-15T20:14:53Z">
+            <w:del w:id="9265" w:author="Claude (AI) - proposed" w:date="2026-10-18T00:30:20Z">
               <w:r>
                 <w:rPr>
                   <w:rFonts w:ascii="Arial" w:cs="Arial" w:eastAsia="Arial" w:hAnsi="Arial"/>
@@ -28623,7 +28623,7 @@
                 <w:delText xml:space="preserve">5</w:delText>
               </w:r>
             </w:del>
-            <w:ins w:id="9266" w:author="Claude (AI) - proposed" w:date="2026-10-15T20:14:53Z">
+            <w:ins w:id="9266" w:author="Claude (AI) - proposed" w:date="2026-10-18T00:30:20Z">
               <w:r>
                 <w:rPr>
                   <w:rFonts w:ascii="Arial" w:cs="Arial" w:eastAsia="Arial" w:hAnsi="Arial"/>
@@ -28651,7 +28651,7 @@
               </w:rPr>
               <w:t xml:space="preserve"> minutes) circulate and ask each group: Which supporting phenomenon did you choose and why? Push groups that chose the easiest example (seesaw) to articulate the moment calculation explicitly, not just the concept. For groups that chose the wheelbarrow or crane, affirm the complexity and ask: What is the pivot in this system? How did the engineer use a long effort arm here?</w:t>
             </w:r>
-            <w:ins w:id="9267" w:author="Claude (AI) - proposed" w:date="2026-10-15T20:14:53Z">
+            <w:ins w:id="9267" w:author="Claude (AI) - proposed" w:date="2026-10-18T00:30:20Z">
               <w:r>
                 <w:rPr>
                   <w:rFonts w:ascii="Arial" w:cs="Arial" w:eastAsia="Arial" w:hAnsi="Arial"/>
@@ -29106,7 +29106,7 @@
               </w:rPr>
               <w:t xml:space="preserve">Learners explained why the farmer in Kericho finds the long-handled jembe easier by constructing a fully labelled scientific diagram showing that the effort moment of </w:t>
             </w:r>
-            <w:del w:id="9268" w:author="Claude (AI) - proposed" w:date="2026-10-15T20:14:53Z">
+            <w:del w:id="9268" w:author="Claude (AI) - proposed" w:date="2026-10-18T00:30:20Z">
               <w:r>
                 <w:rPr>
                   <w:rFonts w:ascii="Arial" w:cs="Arial" w:eastAsia="Arial" w:hAnsi="Arial"/>
@@ -29121,7 +29121,7 @@
                 <w:delText xml:space="preserve">96 Nm far</w:delText>
               </w:r>
             </w:del>
-            <w:ins w:id="9269" w:author="Claude (AI) - proposed" w:date="2026-10-15T20:14:53Z">
+            <w:ins w:id="9269" w:author="Claude (AI) - proposed" w:date="2026-10-18T00:30:20Z">
               <w:r>
                 <w:rPr>
                   <w:rFonts w:ascii="Arial" w:cs="Arial" w:eastAsia="Arial" w:hAnsi="Arial"/>
@@ -29149,7 +29149,7 @@
               </w:rPr>
               <w:t xml:space="preserve"> exceeds the load moment of </w:t>
             </w:r>
-            <w:del w:id="9270" w:author="Claude (AI) - proposed" w:date="2026-10-15T20:14:53Z">
+            <w:del w:id="9270" w:author="Claude (AI) - proposed" w:date="2026-10-18T00:30:20Z">
               <w:r>
                 <w:rPr>
                   <w:rFonts w:ascii="Arial" w:cs="Arial" w:eastAsia="Arial" w:hAnsi="Arial"/>
@@ -29164,7 +29164,7 @@
                 <w:delText xml:space="preserve">4 Nm</w:delText>
               </w:r>
             </w:del>
-            <w:ins w:id="9271" w:author="Claude (AI) - proposed" w:date="2026-10-15T20:14:53Z">
+            <w:ins w:id="9271" w:author="Claude (AI) - proposed" w:date="2026-10-18T00:30:20Z">
               <w:r>
                 <w:rPr>
                   <w:rFonts w:ascii="Arial" w:cs="Arial" w:eastAsia="Arial" w:hAnsi="Arial"/>
@@ -29212,7 +29212,7 @@
         </w:rPr>
         <w:t xml:space="preserve">© 2026 SeaVuria and ARES. Aligned with KICD objectives. Developed by SeaVuria; technical implementation by ARES (with AI assistance from Claude). Licensed under </w:t>
       </w:r>
-      <w:hyperlink w:history="1" r:id="rIdw4ktxarqk_ie69lyflojo">
+      <w:hyperlink w:history="1" r:id="rIdp6u8tae3duq1w3m1utki5">
         <w:r>
           <w:rPr>
             <w:rFonts w:ascii="Arial" w:cs="Arial" w:eastAsia="Arial" w:hAnsi="Arial"/>
@@ -29233,7 +29233,7 @@
         </w:rPr>
         <w:t xml:space="preserve"> (</w:t>
       </w:r>
-      <w:hyperlink w:history="1" r:id="rIdteprekss-hsjioukx-6d3">
+      <w:hyperlink w:history="1" r:id="rIddh-jljj1q4eu54dvovdyn">
         <w:r>
           <w:rPr>
             <w:rFonts w:ascii="Arial" w:cs="Arial" w:eastAsia="Arial" w:hAnsi="Arial"/>
@@ -29985,7 +29985,7 @@
               </w:rPr>
               <w:t xml:space="preserve">Lesson 8 is the culminating lesson of Sub-Strand 3.1. It has three interlocking components delivered across the double period: (1) an individual written assessment on unseen numerical problems involving moments and anti-parallel forces, set in the context of a fisherman at Lake Victoria using a boat oar as a lever; (2) an individual oral/practical assessment in which each learner balances a metre rule with given masses and verbally explains the result using the Principle of Moments; and (3) a whole-class Final Explanation sequence in which learners compare their Lesson 1 jembe model with their final model, complete the Driving Question Board, and write a personal reflection journal entry. The lesson is anchored throughout in the original Jembe Handle Puzzle: every assessment item and discussion prompt returns to the question of why handle length changes how hard digging feels, and what this means for tool design in Kenya and beyond.</w:t>
             </w:r>
-            <w:ins w:id="9272" w:author="Claude (AI) - proposed" w:date="2026-10-15T20:14:53Z">
+            <w:ins w:id="9272" w:author="Claude (AI) - proposed" w:date="2026-10-18T00:30:20Z">
               <w:r>
                 <w:rPr>
                   <w:rFonts w:ascii="Arial" w:cs="Arial" w:eastAsia="Arial" w:hAnsi="Arial"/>
@@ -30305,7 +30305,7 @@
               <w:spacing w:after="10" w:before="0"/>
               <w:ind w:left="120"/>
             </w:pPr>
-            <w:hyperlink w:history="1" r:id="rIde9jkgll3n0ny-9xqwtwru">
+            <w:hyperlink w:history="1" r:id="rIdty4ulqd2ffvtjj9uqa1u3">
               <w:r>
                 <w:rPr>
                   <w:rFonts w:ascii="Arial" w:cs="Arial" w:eastAsia="Arial" w:hAnsi="Arial"/>
@@ -30382,7 +30382,7 @@
               <w:spacing w:after="10" w:before="0"/>
               <w:ind w:left="120"/>
             </w:pPr>
-            <w:hyperlink w:history="1" r:id="rIdrgvonyz5omzhs79o2xbr0">
+            <w:hyperlink w:history="1" r:id="rId2o7nglj-izpmbywhbcfr6">
               <w:r>
                 <w:rPr>
                   <w:rFonts w:ascii="Arial" w:cs="Arial" w:eastAsia="Arial" w:hAnsi="Arial"/>
@@ -30614,7 +30614,7 @@
               <w:spacing w:after="10" w:before="0"/>
               <w:ind w:left="120"/>
             </w:pPr>
-            <w:hyperlink w:history="1" r:id="rId88audu4-ozpkhefrhgplf">
+            <w:hyperlink w:history="1" r:id="rIdnli9dbyezegmf9bavmnlr">
               <w:r>
                 <w:rPr>
                   <w:rFonts w:ascii="Arial" w:cs="Arial" w:eastAsia="Arial" w:hAnsi="Arial"/>
@@ -30691,7 +30691,7 @@
               <w:spacing w:after="10" w:before="0"/>
               <w:ind w:left="120"/>
             </w:pPr>
-            <w:hyperlink w:history="1" r:id="rIdnf-stexmpqpb4sxczvcp_">
+            <w:hyperlink w:history="1" r:id="rIdaylwq1coyzjcuygxpva7o">
               <w:r>
                 <w:rPr>
                   <w:rFonts w:ascii="Arial" w:cs="Arial" w:eastAsia="Arial" w:hAnsi="Arial"/>
@@ -30751,7 +30751,7 @@
               </w:rPr>
               <w:t xml:space="preserve">Learners complete an individual, closed-book written assessment (25 minutes). The paper contains four items set in Kenyan contexts: ITEM 1 (6 marks) — Ochieng, a fisherman at Lake Victoria, uses a 2.4 m wooden oar as a lever to </w:t>
             </w:r>
-            <w:del w:id="9273" w:author="Claude (AI) - proposed" w:date="2026-10-15T20:14:53Z">
+            <w:del w:id="9273" w:author="Claude (AI) - proposed" w:date="2026-10-18T00:30:20Z">
               <w:r>
                 <w:rPr>
                   <w:rFonts w:ascii="Arial" w:cs="Arial" w:eastAsia="Arial" w:hAnsi="Arial"/>
@@ -30766,7 +30766,7 @@
                 <w:delText xml:space="preserve">push his boat away from a dock. He applies a force of 80 N at one end; the water acts as a pivot at a point</w:delText>
               </w:r>
             </w:del>
-            <w:ins w:id="9274" w:author="Claude (AI) - proposed" w:date="2026-10-15T20:14:53Z">
+            <w:ins w:id="9274" w:author="Claude (AI) - proposed" w:date="2026-10-18T00:30:20Z">
               <w:r>
                 <w:rPr>
                   <w:rFonts w:ascii="Arial" w:cs="Arial" w:eastAsia="Arial" w:hAnsi="Arial"/>
@@ -30794,7 +30794,7 @@
               </w:rPr>
               <w:t xml:space="preserve"> 0.4 m from the blade end</w:t>
             </w:r>
-            <w:ins w:id="9275" w:author="Claude (AI) - proposed" w:date="2026-10-15T20:14:53Z">
+            <w:ins w:id="9275" w:author="Claude (AI) - proposed" w:date="2026-10-18T00:30:20Z">
               <w:r>
                 <w:rPr>
                   <w:rFonts w:ascii="Arial" w:cs="Arial" w:eastAsia="Arial" w:hAnsi="Arial"/>
@@ -30822,7 +30822,7 @@
               </w:rPr>
               <w:t xml:space="preserve">. (a) Identify the effort, load, and pivot. (b) Calculate the moment of Ochieng's effort about the pivot. (c) </w:t>
             </w:r>
-            <w:del w:id="9276" w:author="Claude (AI) - proposed" w:date="2026-10-15T20:14:53Z">
+            <w:del w:id="9276" w:author="Claude (AI) - proposed" w:date="2026-10-18T00:30:20Z">
               <w:r>
                 <w:rPr>
                   <w:rFonts w:ascii="Arial" w:cs="Arial" w:eastAsia="Arial" w:hAnsi="Arial"/>
@@ -30837,7 +30837,7 @@
                 <w:delText xml:space="preserve">If the water resistance is 480 N, is</w:delText>
               </w:r>
             </w:del>
-            <w:ins w:id="9277" w:author="Claude (AI) - proposed" w:date="2026-10-15T20:14:53Z">
+            <w:ins w:id="9277" w:author="Claude (AI) - proposed" w:date="2026-10-18T00:30:20Z">
               <w:r>
                 <w:rPr>
                   <w:rFonts w:ascii="Arial" w:cs="Arial" w:eastAsia="Arial" w:hAnsi="Arial"/>
@@ -30898,7 +30898,7 @@
               </w:rPr>
               <w:t xml:space="preserve">Distribute the assessment paper face-down. Say: 'This is individual, silent work. You have 25 minutes. Read each question fully before writing. Show all working — answers without working earn zero marks for calculation items. You may use a ruler and calculator.' Flip papers over together on your signal. Set a visible 25-minute timer. CIRCULATE continuously — do not stand at the front. Walk every row every 5 minutes. If a learner is stuck on Item 1 for more than 8 minutes, quietly place a prompt card on their desk that reads: 'Moment = Force × perpendicular distance from pivot.' (This is a scaffold, not an answer.) At 20 minutes, give a '5 minutes remaining' warning. At 25 minutes: 'Pens down. Turn your paper face-down.' Collect all papers promptly. </w:t>
             </w:r>
-            <w:ins w:id="9278" w:author="Claude (AI) - proposed" w:date="2026-10-15T20:14:53Z">
+            <w:ins w:id="9278" w:author="Claude (AI) - proposed" w:date="2026-10-18T00:30:20Z">
               <w:r>
                 <w:rPr>
                   <w:rFonts w:ascii="Arial" w:cs="Arial" w:eastAsia="Arial" w:hAnsi="Arial"/>
@@ -31065,7 +31065,7 @@
               <w:spacing w:after="10" w:before="0"/>
               <w:ind w:left="120"/>
             </w:pPr>
-            <w:hyperlink w:history="1" r:id="rId8v87pcbp1cc5dghz0am5u">
+            <w:hyperlink w:history="1" r:id="rIdaf5nfpsozjfqfttmxi4rg">
               <w:r>
                 <w:rPr>
                   <w:rFonts w:ascii="Arial" w:cs="Arial" w:eastAsia="Arial" w:hAnsi="Arial"/>
@@ -31142,7 +31142,7 @@
               <w:spacing w:after="10" w:before="0"/>
               <w:ind w:left="120"/>
             </w:pPr>
-            <w:hyperlink w:history="1" r:id="rId1kp3_rsh-bxx5ygovar-a">
+            <w:hyperlink w:history="1" r:id="rIdidpo8dnpm4h_s3-4apwwg">
               <w:r>
                 <w:rPr>
                   <w:rFonts w:ascii="Arial" w:cs="Arial" w:eastAsia="Arial" w:hAnsi="Arial"/>
@@ -31202,7 +31202,7 @@
               </w:rPr>
               <w:t xml:space="preserve">PART A — PRACTICAL ASSESSMENT (15 minutes, </w:t>
             </w:r>
-            <w:del w:id="9279" w:author="Claude (AI) - proposed" w:date="2026-10-15T20:14:53Z">
+            <w:del w:id="9279" w:author="Claude (AI) - proposed" w:date="2026-10-18T00:30:20Z">
               <w:r>
                 <w:rPr>
                   <w:rFonts w:ascii="Arial" w:cs="Arial" w:eastAsia="Arial" w:hAnsi="Arial"/>
@@ -31217,7 +31217,7 @@
                 <w:delText xml:space="preserve">staggered): While most of the class completes a structured peer-review task (see below), the teacher calls learners one at a time to the demonstration bench. Each learner is given</w:delText>
               </w:r>
             </w:del>
-            <w:ins w:id="9280" w:author="Claude (AI) - proposed" w:date="2026-10-15T20:14:53Z">
+            <w:ins w:id="9280" w:author="Claude (AI) - proposed" w:date="2026-10-18T00:30:20Z">
               <w:r>
                 <w:rPr>
                   <w:rFonts w:ascii="Arial" w:cs="Arial" w:eastAsia="Arial" w:hAnsi="Arial"/>
@@ -31245,7 +31245,7 @@
               </w:rPr>
               <w:t xml:space="preserve"> a metre rule balanced on a pencil pivot at the 50 cm mark, two known masses (e.g., a 100 g stone tied with string at a known position), and a third unknown mass. The </w:t>
             </w:r>
-            <w:del w:id="9281" w:author="Claude (AI) - proposed" w:date="2026-10-15T20:14:53Z">
+            <w:del w:id="9281" w:author="Claude (AI) - proposed" w:date="2026-10-18T00:30:20Z">
               <w:r>
                 <w:rPr>
                   <w:rFonts w:ascii="Arial" w:cs="Arial" w:eastAsia="Arial" w:hAnsi="Arial"/>
@@ -31260,7 +31260,7 @@
                 <w:delText xml:space="preserve">learner</w:delText>
               </w:r>
             </w:del>
-            <w:ins w:id="9282" w:author="Claude (AI) - proposed" w:date="2026-10-15T20:14:53Z">
+            <w:ins w:id="9282" w:author="Claude (AI) - proposed" w:date="2026-10-18T00:30:20Z">
               <w:r>
                 <w:rPr>
                   <w:rFonts w:ascii="Arial" w:cs="Arial" w:eastAsia="Arial" w:hAnsi="Arial"/>
@@ -31288,7 +31288,7 @@
               </w:rPr>
               <w:t xml:space="preserve"> must: (i) hang the two known masses at specified positions, (ii) find the position to hang the third mass to achieve balance, and (iii) </w:t>
             </w:r>
-            <w:del w:id="9283" w:author="Claude (AI) - proposed" w:date="2026-10-15T20:14:53Z">
+            <w:del w:id="9283" w:author="Claude (AI) - proposed" w:date="2026-10-18T00:30:20Z">
               <w:r>
                 <w:rPr>
                   <w:rFonts w:ascii="Arial" w:cs="Arial" w:eastAsia="Arial" w:hAnsi="Arial"/>
@@ -31316,7 +31316,7 @@
               </w:rPr>
               <w:t xml:space="preserve">explain what they did using the Principle of Moments ('The sum of clockwise moments equals the sum of anti-clockwise moments'). </w:t>
             </w:r>
-            <w:del w:id="9284" w:author="Claude (AI) - proposed" w:date="2026-10-15T20:14:53Z">
+            <w:del w:id="9284" w:author="Claude (AI) - proposed" w:date="2026-10-18T00:30:20Z">
               <w:r>
                 <w:rPr>
                   <w:rFonts w:ascii="Arial" w:cs="Arial" w:eastAsia="Arial" w:hAnsi="Arial"/>
@@ -31331,7 +31331,7 @@
                 <w:delText xml:space="preserve">Teacher awards marks</w:delText>
               </w:r>
             </w:del>
-            <w:ins w:id="9285" w:author="Claude (AI) - proposed" w:date="2026-10-15T20:14:53Z">
+            <w:ins w:id="9285" w:author="Claude (AI) - proposed" w:date="2026-10-18T00:30:20Z">
               <w:r>
                 <w:rPr>
                   <w:rFonts w:ascii="Arial" w:cs="Arial" w:eastAsia="Arial" w:hAnsi="Arial"/>
@@ -31359,7 +31359,7 @@
               </w:rPr>
               <w:t xml:space="preserve"> for correct placement AND for </w:t>
             </w:r>
-            <w:ins w:id="9286" w:author="Claude (AI) - proposed" w:date="2026-10-15T20:14:53Z">
+            <w:ins w:id="9286" w:author="Claude (AI) - proposed" w:date="2026-10-18T00:30:20Z">
               <w:r>
                 <w:rPr>
                   <w:rFonts w:ascii="Arial" w:cs="Arial" w:eastAsia="Arial" w:hAnsi="Arial"/>
@@ -31387,7 +31387,7 @@
               </w:rPr>
               <w:t xml:space="preserve">verbal explanation. </w:t>
             </w:r>
-            <w:del w:id="9287" w:author="Claude (AI) - proposed" w:date="2026-10-15T20:14:53Z">
+            <w:del w:id="9287" w:author="Claude (AI) - proposed" w:date="2026-10-18T00:30:20Z">
               <w:r>
                 <w:rPr>
                   <w:rFonts w:ascii="Arial" w:cs="Arial" w:eastAsia="Arial" w:hAnsi="Arial"/>
@@ -31402,7 +31402,7 @@
                 <w:delText xml:space="preserve">While waiting</w:delText>
               </w:r>
             </w:del>
-            <w:ins w:id="9288" w:author="Claude (AI) - proposed" w:date="2026-10-15T20:14:53Z">
+            <w:ins w:id="9288" w:author="Claude (AI) - proposed" w:date="2026-10-18T00:30:20Z">
               <w:r>
                 <w:rPr>
                   <w:rFonts w:ascii="Arial" w:cs="Arial" w:eastAsia="Arial" w:hAnsi="Arial"/>
@@ -31463,7 +31463,7 @@
               </w:rPr>
               <w:t xml:space="preserve">PRACTICAL SETUP: Before the lesson, prepare 8 practical stations (metre rule + pencil + masses) </w:t>
             </w:r>
-            <w:del w:id="9289" w:author="Claude (AI) - proposed" w:date="2026-10-15T20:14:53Z">
+            <w:del w:id="9289" w:author="Claude (AI) - proposed" w:date="2026-10-18T00:30:20Z">
               <w:r>
                 <w:rPr>
                   <w:rFonts w:ascii="Arial" w:cs="Arial" w:eastAsia="Arial" w:hAnsi="Arial"/>
@@ -31478,7 +31478,7 @@
                 <w:delText xml:space="preserve">so that multiple learners can be assessed in rotation if the class is large (adjust timing for class size; for 40 learners, run two simultaneous assessment stations). At</w:delText>
               </w:r>
             </w:del>
-            <w:ins w:id="9290" w:author="Claude (AI) - proposed" w:date="2026-10-15T20:14:53Z">
+            <w:ins w:id="9290" w:author="Claude (AI) - proposed" w:date="2026-10-18T00:30:20Z">
               <w:r>
                 <w:rPr>
                   <w:rFonts w:ascii="Arial" w:cs="Arial" w:eastAsia="Arial" w:hAnsi="Arial"/>
@@ -31506,7 +31506,7 @@
               </w:rPr>
               <w:t xml:space="preserve"> each station, ask exactly these three questions</w:t>
             </w:r>
-            <w:ins w:id="9291" w:author="Claude (AI) - proposed" w:date="2026-10-15T20:14:53Z">
+            <w:ins w:id="9291" w:author="Claude (AI) - proposed" w:date="2026-10-18T00:30:20Z">
               <w:r>
                 <w:rPr>
                   <w:rFonts w:ascii="Arial" w:cs="Arial" w:eastAsia="Arial" w:hAnsi="Arial"/>
@@ -31673,7 +31673,7 @@
               <w:spacing w:after="10" w:before="0"/>
               <w:ind w:left="120"/>
             </w:pPr>
-            <w:hyperlink w:history="1" r:id="rId4bb36sv2pgyer_zmnfota">
+            <w:hyperlink w:history="1" r:id="rIdykr-a8kpuduysdjgqdadl">
               <w:r>
                 <w:rPr>
                   <w:rFonts w:ascii="Arial" w:cs="Arial" w:eastAsia="Arial" w:hAnsi="Arial"/>
@@ -31750,7 +31750,7 @@
               <w:spacing w:after="10" w:before="0"/>
               <w:ind w:left="120"/>
             </w:pPr>
-            <w:hyperlink w:history="1" r:id="rIdbv6_xjjoxf-1dtylqy22k">
+            <w:hyperlink w:history="1" r:id="rIdqzqbwf3hsaamm-veky-ql">
               <w:r>
                 <w:rPr>
                   <w:rFonts w:ascii="Arial" w:cs="Arial" w:eastAsia="Arial" w:hAnsi="Arial"/>
@@ -31810,7 +31810,7 @@
               </w:rPr>
               <w:t xml:space="preserve">The Driving Question Board (maintained since Lesson 1) is brought to the front of the class. Learners review all sticky notes added across Lessons 1–7 — questions, partial answers, and connections to the phenomenon. Working in their home groups (same groups from Lesson 1), learners spend 5 minutes doing three things: (a) move any remaining unanswered question notes to a 'Now Answered' column and write the answer on the back; (b) add one new note to a 'Connections to Real Life' column naming a specific place, tool, or activity in their own community where the turning effect of force operates; (c) add one 'Remaining Wonder' note — a question about moments or rotational physics that this sub-strand did not fully address and that they would like to explore further. </w:t>
             </w:r>
-            <w:del w:id="9292" w:author="Claude (AI) - proposed" w:date="2026-10-15T20:14:53Z">
+            <w:del w:id="9292" w:author="Claude (AI) - proposed" w:date="2026-10-18T00:30:20Z">
               <w:r>
                 <w:rPr>
                   <w:rFonts w:ascii="Arial" w:cs="Arial" w:eastAsia="Arial" w:hAnsi="Arial"/>
@@ -31825,7 +31825,7 @@
                 <w:delText xml:space="preserve">Groups</w:delText>
               </w:r>
             </w:del>
-            <w:ins w:id="9293" w:author="Claude (AI) - proposed" w:date="2026-10-15T20:14:53Z">
+            <w:ins w:id="9293" w:author="Claude (AI) - proposed" w:date="2026-10-18T00:30:20Z">
               <w:r>
                 <w:rPr>
                   <w:rFonts w:ascii="Arial" w:cs="Arial" w:eastAsia="Arial" w:hAnsi="Arial"/>
@@ -31853,7 +31853,7 @@
               </w:rPr>
               <w:t xml:space="preserve"> share their 'Connections to Real Life' notes aloud (30 seconds </w:t>
             </w:r>
-            <w:del w:id="9294" w:author="Claude (AI) - proposed" w:date="2026-10-15T20:14:53Z">
+            <w:del w:id="9294" w:author="Claude (AI) - proposed" w:date="2026-10-18T00:30:20Z">
               <w:r>
                 <w:rPr>
                   <w:rFonts w:ascii="Arial" w:cs="Arial" w:eastAsia="Arial" w:hAnsi="Arial"/>
@@ -31868,7 +31868,7 @@
                 <w:delText xml:space="preserve">per group, teacher calls on all groups)</w:delText>
               </w:r>
             </w:del>
-            <w:ins w:id="9295" w:author="Claude (AI) - proposed" w:date="2026-10-15T20:14:53Z">
+            <w:ins w:id="9295" w:author="Claude (AI) - proposed" w:date="2026-10-18T00:30:20Z">
               <w:r>
                 <w:rPr>
                   <w:rFonts w:ascii="Arial" w:cs="Arial" w:eastAsia="Arial" w:hAnsi="Arial"/>
@@ -31929,7 +31929,7 @@
               </w:rPr>
               <w:t xml:space="preserve">Retrieve the DQB from its display location. Lay it flat or prop it where all learners can see. Say: 'Look at every question your class asked since Lesson 1. Your job in the next 5 minutes — in your original groups — is: first, answer every question that is still unanswered and move it to the answered column; second, write one real-life connection from your community; third, write one thing you are still curious about.' Set a 5-minute timer. Circulate — if a group is stuck on an 'unanswered' question, quietly read the question to them and ask: 'Did the written assessment today cover this?' After 5 minutes, call groups back. </w:t>
             </w:r>
-            <w:del w:id="9296" w:author="Claude (AI) - proposed" w:date="2026-10-15T20:14:53Z">
+            <w:del w:id="9296" w:author="Claude (AI) - proposed" w:date="2026-10-18T00:30:20Z">
               <w:r>
                 <w:rPr>
                   <w:rFonts w:ascii="Arial" w:cs="Arial" w:eastAsia="Arial" w:hAnsi="Arial"/>
@@ -31944,7 +31944,7 @@
                 <w:delText xml:space="preserve">Go around all</w:delText>
               </w:r>
             </w:del>
-            <w:ins w:id="9297" w:author="Claude (AI) - proposed" w:date="2026-10-15T20:14:53Z">
+            <w:ins w:id="9297" w:author="Claude (AI) - proposed" w:date="2026-10-18T00:30:20Z">
               <w:r>
                 <w:rPr>
                   <w:rFonts w:ascii="Arial" w:cs="Arial" w:eastAsia="Arial" w:hAnsi="Arial"/>
@@ -31972,7 +31972,7 @@
               </w:rPr>
               <w:t xml:space="preserve"> groups for 'Connections to Real Life'</w:t>
             </w:r>
-            <w:ins w:id="9298" w:author="Claude (AI) - proposed" w:date="2026-10-15T20:14:53Z">
+            <w:ins w:id="9298" w:author="Claude (AI) - proposed" w:date="2026-10-18T00:30:20Z">
               <w:r>
                 <w:rPr>
                   <w:rFonts w:ascii="Arial" w:cs="Arial" w:eastAsia="Arial" w:hAnsi="Arial"/>
@@ -32139,7 +32139,7 @@
               <w:spacing w:after="10" w:before="0"/>
               <w:ind w:left="120"/>
             </w:pPr>
-            <w:hyperlink w:history="1" r:id="rIdkdvglh29_7-dt-dcoqerg">
+            <w:hyperlink w:history="1" r:id="rIdqgshk4w0kohfmw1dn4pjh">
               <w:r>
                 <w:rPr>
                   <w:rFonts w:ascii="Arial" w:cs="Arial" w:eastAsia="Arial" w:hAnsi="Arial"/>
@@ -32216,7 +32216,7 @@
               <w:spacing w:after="10" w:before="0"/>
               <w:ind w:left="120"/>
             </w:pPr>
-            <w:hyperlink w:history="1" r:id="rIde3fmhi4oyjrgqmcclqo56">
+            <w:hyperlink w:history="1" r:id="rId58-20voq8qqpdv8kho6ov">
               <w:r>
                 <w:rPr>
                   <w:rFonts w:ascii="Arial" w:cs="Arial" w:eastAsia="Arial" w:hAnsi="Arial"/>
@@ -32996,7 +32996,7 @@
         </w:rPr>
         <w:t xml:space="preserve">© 2026 SeaVuria and ARES. Aligned with KICD objectives. Developed by SeaVuria; technical implementation by ARES (with AI assistance from Claude). Licensed under </w:t>
       </w:r>
-      <w:hyperlink w:history="1" r:id="rIdbtboajbbugb85bdyfsiij">
+      <w:hyperlink w:history="1" r:id="rIdyvgeddsl7zs7_dzwv5h6b">
         <w:r>
           <w:rPr>
             <w:rFonts w:ascii="Arial" w:cs="Arial" w:eastAsia="Arial" w:hAnsi="Arial"/>
@@ -33017,7 +33017,7 @@
         </w:rPr>
         <w:t xml:space="preserve"> (</w:t>
       </w:r>
-      <w:hyperlink w:history="1" r:id="rId9uxctuckrw2ak4uni4f-3">
+      <w:hyperlink w:history="1" r:id="rIdp_mzw7tlmzzygz_upregn">
         <w:r>
           <w:rPr>
             <w:rFonts w:ascii="Arial" w:cs="Arial" w:eastAsia="Arial" w:hAnsi="Arial"/>
